--- a/черновик практика.docx
+++ b/черновик практика.docx
@@ -4,6 +4,11 @@
   <w:body>
     <w:p>
       <w:pPr>
+        <w:rPr>
+          <w:rFonts w:cs="Times New Roman"/>
+          <w:sz w:val="28"/>
+          <w:szCs w:val="28"/>
+        </w:rPr>
         <w:sectPr>
           <w:headerReference w:type="default" r:id="rId8"/>
           <w:pgSz w:w="11906" w:h="16838"/>
@@ -15,7 +20,10 @@
       </w:pPr>
       <w:r>
         <w:rPr>
+          <w:rFonts w:cs="Times New Roman"/>
           <w:noProof/>
+          <w:sz w:val="28"/>
+          <w:szCs w:val="28"/>
         </w:rPr>
         <w:drawing>
           <wp:inline distT="0" distB="0" distL="0" distR="0" wp14:anchorId="145E331B" wp14:editId="7AC287DF">
@@ -67,220 +75,1485 @@
         </w:drawing>
       </w:r>
     </w:p>
+    <w:sdt>
+      <w:sdtPr>
+        <w:rPr>
+          <w:rFonts w:cs="Times New Roman"/>
+          <w:sz w:val="28"/>
+          <w:szCs w:val="28"/>
+        </w:rPr>
+        <w:id w:val="-910384854"/>
+        <w:docPartObj>
+          <w:docPartGallery w:val="Table of Contents"/>
+          <w:docPartUnique/>
+        </w:docPartObj>
+      </w:sdtPr>
+      <w:sdtEndPr>
+        <w:rPr>
+          <w:b/>
+          <w:bCs/>
+        </w:rPr>
+      </w:sdtEndPr>
+      <w:sdtContent>
+        <w:p>
+          <w:pPr>
+            <w:jc w:val="center"/>
+            <w:rPr>
+              <w:rFonts w:cs="Times New Roman"/>
+              <w:b/>
+              <w:bCs/>
+              <w:sz w:val="28"/>
+              <w:szCs w:val="28"/>
+            </w:rPr>
+          </w:pPr>
+          <w:r>
+            <w:rPr>
+              <w:rFonts w:cs="Times New Roman"/>
+              <w:b/>
+              <w:bCs/>
+              <w:sz w:val="28"/>
+              <w:szCs w:val="28"/>
+            </w:rPr>
+            <w:t>Содержание</w:t>
+          </w:r>
+        </w:p>
+        <w:p>
+          <w:pPr>
+            <w:pStyle w:val="11"/>
+            <w:tabs>
+              <w:tab w:val="right" w:leader="dot" w:pos="9345"/>
+            </w:tabs>
+            <w:rPr>
+              <w:rFonts w:asciiTheme="minorHAnsi" w:eastAsiaTheme="minorEastAsia" w:hAnsiTheme="minorHAnsi"/>
+              <w:noProof/>
+              <w:lang w:eastAsia="ru-RU"/>
+            </w:rPr>
+          </w:pPr>
+          <w:r>
+            <w:rPr>
+              <w:rFonts w:cs="Times New Roman"/>
+              <w:sz w:val="28"/>
+              <w:szCs w:val="28"/>
+            </w:rPr>
+            <w:fldChar w:fldCharType="begin"/>
+          </w:r>
+          <w:r>
+            <w:rPr>
+              <w:rFonts w:cs="Times New Roman"/>
+              <w:sz w:val="28"/>
+              <w:szCs w:val="28"/>
+            </w:rPr>
+            <w:instrText xml:space="preserve"> TOC \o "1-7" \h \z \u </w:instrText>
+          </w:r>
+          <w:r>
+            <w:rPr>
+              <w:rFonts w:cs="Times New Roman"/>
+              <w:sz w:val="28"/>
+              <w:szCs w:val="28"/>
+            </w:rPr>
+            <w:fldChar w:fldCharType="separate"/>
+          </w:r>
+          <w:hyperlink w:anchor="_Toc229593188" w:history="1">
+            <w:r>
+              <w:rPr>
+                <w:rStyle w:val="af0"/>
+                <w:rFonts w:cs="Times New Roman"/>
+                <w:noProof/>
+              </w:rPr>
+              <w:t>Введение к практике: Оценка позы человека (</w:t>
+            </w:r>
+            <w:r>
+              <w:rPr>
+                <w:rStyle w:val="af0"/>
+                <w:rFonts w:cs="Times New Roman"/>
+                <w:noProof/>
+                <w:lang w:val="en-US"/>
+              </w:rPr>
+              <w:t>Pose</w:t>
+            </w:r>
+            <w:r>
+              <w:rPr>
+                <w:rStyle w:val="af0"/>
+                <w:rFonts w:cs="Times New Roman"/>
+                <w:noProof/>
+              </w:rPr>
+              <w:t xml:space="preserve"> </w:t>
+            </w:r>
+            <w:r>
+              <w:rPr>
+                <w:rStyle w:val="af0"/>
+                <w:rFonts w:cs="Times New Roman"/>
+                <w:noProof/>
+                <w:lang w:val="en-US"/>
+              </w:rPr>
+              <w:t>Estimation</w:t>
+            </w:r>
+            <w:r>
+              <w:rPr>
+                <w:rStyle w:val="af0"/>
+                <w:rFonts w:cs="Times New Roman"/>
+                <w:noProof/>
+              </w:rPr>
+              <w:t>)</w:t>
+            </w:r>
+            <w:r>
+              <w:rPr>
+                <w:noProof/>
+                <w:webHidden/>
+              </w:rPr>
+              <w:tab/>
+            </w:r>
+            <w:r>
+              <w:rPr>
+                <w:noProof/>
+                <w:webHidden/>
+              </w:rPr>
+              <w:fldChar w:fldCharType="begin"/>
+            </w:r>
+            <w:r>
+              <w:rPr>
+                <w:noProof/>
+                <w:webHidden/>
+              </w:rPr>
+              <w:instrText xml:space="preserve"> PAGEREF _Toc229593188 \h </w:instrText>
+            </w:r>
+            <w:r>
+              <w:rPr>
+                <w:noProof/>
+                <w:webHidden/>
+              </w:rPr>
+            </w:r>
+            <w:r>
+              <w:rPr>
+                <w:noProof/>
+                <w:webHidden/>
+              </w:rPr>
+              <w:fldChar w:fldCharType="separate"/>
+            </w:r>
+            <w:r>
+              <w:rPr>
+                <w:noProof/>
+                <w:webHidden/>
+              </w:rPr>
+              <w:t>3</w:t>
+            </w:r>
+            <w:r>
+              <w:rPr>
+                <w:noProof/>
+                <w:webHidden/>
+              </w:rPr>
+              <w:fldChar w:fldCharType="end"/>
+            </w:r>
+          </w:hyperlink>
+        </w:p>
+        <w:p>
+          <w:pPr>
+            <w:pStyle w:val="23"/>
+            <w:tabs>
+              <w:tab w:val="right" w:leader="dot" w:pos="9345"/>
+            </w:tabs>
+            <w:rPr>
+              <w:rFonts w:asciiTheme="minorHAnsi" w:eastAsiaTheme="minorEastAsia" w:hAnsiTheme="minorHAnsi"/>
+              <w:noProof/>
+              <w:lang w:eastAsia="ru-RU"/>
+            </w:rPr>
+          </w:pPr>
+          <w:hyperlink w:anchor="_Toc229593189" w:history="1">
+            <w:r>
+              <w:rPr>
+                <w:rStyle w:val="af0"/>
+                <w:rFonts w:cs="Times New Roman"/>
+                <w:b/>
+                <w:bCs/>
+                <w:noProof/>
+              </w:rPr>
+              <w:t>1. АНАЛИЗ ЗАДАНИЯ ЭКСПЛУАТАЦИОННОЙ ПРАКТИКЕ</w:t>
+            </w:r>
+            <w:r>
+              <w:rPr>
+                <w:noProof/>
+                <w:webHidden/>
+              </w:rPr>
+              <w:tab/>
+            </w:r>
+            <w:r>
+              <w:rPr>
+                <w:noProof/>
+                <w:webHidden/>
+              </w:rPr>
+              <w:fldChar w:fldCharType="begin"/>
+            </w:r>
+            <w:r>
+              <w:rPr>
+                <w:noProof/>
+                <w:webHidden/>
+              </w:rPr>
+              <w:instrText xml:space="preserve"> PAGEREF _Toc229593189 \h </w:instrText>
+            </w:r>
+            <w:r>
+              <w:rPr>
+                <w:noProof/>
+                <w:webHidden/>
+              </w:rPr>
+            </w:r>
+            <w:r>
+              <w:rPr>
+                <w:noProof/>
+                <w:webHidden/>
+              </w:rPr>
+              <w:fldChar w:fldCharType="separate"/>
+            </w:r>
+            <w:r>
+              <w:rPr>
+                <w:noProof/>
+                <w:webHidden/>
+              </w:rPr>
+              <w:t>6</w:t>
+            </w:r>
+            <w:r>
+              <w:rPr>
+                <w:noProof/>
+                <w:webHidden/>
+              </w:rPr>
+              <w:fldChar w:fldCharType="end"/>
+            </w:r>
+          </w:hyperlink>
+        </w:p>
+        <w:p>
+          <w:pPr>
+            <w:pStyle w:val="23"/>
+            <w:tabs>
+              <w:tab w:val="right" w:leader="dot" w:pos="9345"/>
+            </w:tabs>
+            <w:rPr>
+              <w:rFonts w:asciiTheme="minorHAnsi" w:eastAsiaTheme="minorEastAsia" w:hAnsiTheme="minorHAnsi"/>
+              <w:noProof/>
+              <w:lang w:eastAsia="ru-RU"/>
+            </w:rPr>
+          </w:pPr>
+          <w:hyperlink w:anchor="_Toc229593190" w:history="1">
+            <w:r>
+              <w:rPr>
+                <w:rStyle w:val="af0"/>
+                <w:rFonts w:cs="Times New Roman"/>
+                <w:b/>
+                <w:bCs/>
+                <w:noProof/>
+              </w:rPr>
+              <w:t>1.1: Выбор и обоснования необходимых библиотек</w:t>
+            </w:r>
+            <w:r>
+              <w:rPr>
+                <w:noProof/>
+                <w:webHidden/>
+              </w:rPr>
+              <w:tab/>
+            </w:r>
+            <w:r>
+              <w:rPr>
+                <w:noProof/>
+                <w:webHidden/>
+              </w:rPr>
+              <w:fldChar w:fldCharType="begin"/>
+            </w:r>
+            <w:r>
+              <w:rPr>
+                <w:noProof/>
+                <w:webHidden/>
+              </w:rPr>
+              <w:instrText xml:space="preserve"> PAGEREF _Toc229593190 \h </w:instrText>
+            </w:r>
+            <w:r>
+              <w:rPr>
+                <w:noProof/>
+                <w:webHidden/>
+              </w:rPr>
+            </w:r>
+            <w:r>
+              <w:rPr>
+                <w:noProof/>
+                <w:webHidden/>
+              </w:rPr>
+              <w:fldChar w:fldCharType="separate"/>
+            </w:r>
+            <w:r>
+              <w:rPr>
+                <w:noProof/>
+                <w:webHidden/>
+              </w:rPr>
+              <w:t>6</w:t>
+            </w:r>
+            <w:r>
+              <w:rPr>
+                <w:noProof/>
+                <w:webHidden/>
+              </w:rPr>
+              <w:fldChar w:fldCharType="end"/>
+            </w:r>
+          </w:hyperlink>
+        </w:p>
+        <w:p>
+          <w:pPr>
+            <w:pStyle w:val="23"/>
+            <w:tabs>
+              <w:tab w:val="right" w:leader="dot" w:pos="9345"/>
+            </w:tabs>
+            <w:rPr>
+              <w:rFonts w:asciiTheme="minorHAnsi" w:eastAsiaTheme="minorEastAsia" w:hAnsiTheme="minorHAnsi"/>
+              <w:noProof/>
+              <w:lang w:eastAsia="ru-RU"/>
+            </w:rPr>
+          </w:pPr>
+          <w:hyperlink w:anchor="_Toc229593191" w:history="1">
+            <w:r>
+              <w:rPr>
+                <w:rStyle w:val="af0"/>
+                <w:rFonts w:cs="Times New Roman"/>
+                <w:b/>
+                <w:bCs/>
+                <w:noProof/>
+              </w:rPr>
+              <w:t>1.2 Поэтапная декомпозиция задания</w:t>
+            </w:r>
+            <w:r>
+              <w:rPr>
+                <w:noProof/>
+                <w:webHidden/>
+              </w:rPr>
+              <w:tab/>
+            </w:r>
+            <w:r>
+              <w:rPr>
+                <w:noProof/>
+                <w:webHidden/>
+              </w:rPr>
+              <w:fldChar w:fldCharType="begin"/>
+            </w:r>
+            <w:r>
+              <w:rPr>
+                <w:noProof/>
+                <w:webHidden/>
+              </w:rPr>
+              <w:instrText xml:space="preserve"> PAGEREF _Toc229593191 \h </w:instrText>
+            </w:r>
+            <w:r>
+              <w:rPr>
+                <w:noProof/>
+                <w:webHidden/>
+              </w:rPr>
+            </w:r>
+            <w:r>
+              <w:rPr>
+                <w:noProof/>
+                <w:webHidden/>
+              </w:rPr>
+              <w:fldChar w:fldCharType="separate"/>
+            </w:r>
+            <w:r>
+              <w:rPr>
+                <w:noProof/>
+                <w:webHidden/>
+              </w:rPr>
+              <w:t>6</w:t>
+            </w:r>
+            <w:r>
+              <w:rPr>
+                <w:noProof/>
+                <w:webHidden/>
+              </w:rPr>
+              <w:fldChar w:fldCharType="end"/>
+            </w:r>
+          </w:hyperlink>
+        </w:p>
+        <w:p>
+          <w:pPr>
+            <w:pStyle w:val="23"/>
+            <w:tabs>
+              <w:tab w:val="right" w:leader="dot" w:pos="9345"/>
+            </w:tabs>
+            <w:rPr>
+              <w:rFonts w:asciiTheme="minorHAnsi" w:eastAsiaTheme="minorEastAsia" w:hAnsiTheme="minorHAnsi"/>
+              <w:noProof/>
+              <w:lang w:eastAsia="ru-RU"/>
+            </w:rPr>
+          </w:pPr>
+          <w:hyperlink w:anchor="_Toc229593192" w:history="1">
+            <w:r>
+              <w:rPr>
+                <w:rStyle w:val="af0"/>
+                <w:rFonts w:cs="Times New Roman"/>
+                <w:b/>
+                <w:bCs/>
+                <w:noProof/>
+              </w:rPr>
+              <w:t xml:space="preserve">1.3 Анализ </w:t>
+            </w:r>
+            <w:r>
+              <w:rPr>
+                <w:rStyle w:val="af0"/>
+                <w:rFonts w:cs="Times New Roman"/>
+                <w:b/>
+                <w:bCs/>
+                <w:noProof/>
+                <w:lang w:val="en-US"/>
+              </w:rPr>
+              <w:t>data</w:t>
+            </w:r>
+            <w:r>
+              <w:rPr>
+                <w:rStyle w:val="af0"/>
+                <w:rFonts w:cs="Times New Roman"/>
+                <w:b/>
+                <w:bCs/>
+                <w:noProof/>
+              </w:rPr>
+              <w:t>_</w:t>
+            </w:r>
+            <w:r>
+              <w:rPr>
+                <w:rStyle w:val="af0"/>
+                <w:rFonts w:cs="Times New Roman"/>
+                <w:b/>
+                <w:bCs/>
+                <w:noProof/>
+                <w:lang w:val="en-US"/>
+              </w:rPr>
+              <w:t>set</w:t>
+            </w:r>
+            <w:r>
+              <w:rPr>
+                <w:noProof/>
+                <w:webHidden/>
+              </w:rPr>
+              <w:tab/>
+            </w:r>
+            <w:r>
+              <w:rPr>
+                <w:noProof/>
+                <w:webHidden/>
+              </w:rPr>
+              <w:fldChar w:fldCharType="begin"/>
+            </w:r>
+            <w:r>
+              <w:rPr>
+                <w:noProof/>
+                <w:webHidden/>
+              </w:rPr>
+              <w:instrText xml:space="preserve"> PAGEREF _Toc229593192 \h </w:instrText>
+            </w:r>
+            <w:r>
+              <w:rPr>
+                <w:noProof/>
+                <w:webHidden/>
+              </w:rPr>
+            </w:r>
+            <w:r>
+              <w:rPr>
+                <w:noProof/>
+                <w:webHidden/>
+              </w:rPr>
+              <w:fldChar w:fldCharType="separate"/>
+            </w:r>
+            <w:r>
+              <w:rPr>
+                <w:noProof/>
+                <w:webHidden/>
+              </w:rPr>
+              <w:t>7</w:t>
+            </w:r>
+            <w:r>
+              <w:rPr>
+                <w:noProof/>
+                <w:webHidden/>
+              </w:rPr>
+              <w:fldChar w:fldCharType="end"/>
+            </w:r>
+          </w:hyperlink>
+        </w:p>
+        <w:p>
+          <w:pPr>
+            <w:pStyle w:val="31"/>
+            <w:tabs>
+              <w:tab w:val="right" w:leader="dot" w:pos="9345"/>
+            </w:tabs>
+            <w:rPr>
+              <w:rFonts w:asciiTheme="minorHAnsi" w:eastAsiaTheme="minorEastAsia" w:hAnsiTheme="minorHAnsi"/>
+              <w:noProof/>
+              <w:lang w:eastAsia="ru-RU"/>
+            </w:rPr>
+          </w:pPr>
+          <w:hyperlink w:anchor="_Toc229593193" w:history="1">
+            <w:r>
+              <w:rPr>
+                <w:rStyle w:val="af0"/>
+                <w:rFonts w:cs="Times New Roman"/>
+                <w:b/>
+                <w:bCs/>
+                <w:noProof/>
+              </w:rPr>
+              <w:t>Глава 2. Установка и настройка программного обеспечения</w:t>
+            </w:r>
+            <w:r>
+              <w:rPr>
+                <w:noProof/>
+                <w:webHidden/>
+              </w:rPr>
+              <w:tab/>
+            </w:r>
+            <w:r>
+              <w:rPr>
+                <w:noProof/>
+                <w:webHidden/>
+              </w:rPr>
+              <w:fldChar w:fldCharType="begin"/>
+            </w:r>
+            <w:r>
+              <w:rPr>
+                <w:noProof/>
+                <w:webHidden/>
+              </w:rPr>
+              <w:instrText xml:space="preserve"> PAGEREF _Toc229593193 \h </w:instrText>
+            </w:r>
+            <w:r>
+              <w:rPr>
+                <w:noProof/>
+                <w:webHidden/>
+              </w:rPr>
+            </w:r>
+            <w:r>
+              <w:rPr>
+                <w:noProof/>
+                <w:webHidden/>
+              </w:rPr>
+              <w:fldChar w:fldCharType="separate"/>
+            </w:r>
+            <w:r>
+              <w:rPr>
+                <w:noProof/>
+                <w:webHidden/>
+              </w:rPr>
+              <w:t>8</w:t>
+            </w:r>
+            <w:r>
+              <w:rPr>
+                <w:noProof/>
+                <w:webHidden/>
+              </w:rPr>
+              <w:fldChar w:fldCharType="end"/>
+            </w:r>
+          </w:hyperlink>
+        </w:p>
+        <w:p>
+          <w:pPr>
+            <w:pStyle w:val="31"/>
+            <w:tabs>
+              <w:tab w:val="right" w:leader="dot" w:pos="9345"/>
+            </w:tabs>
+            <w:rPr>
+              <w:rFonts w:asciiTheme="minorHAnsi" w:eastAsiaTheme="minorEastAsia" w:hAnsiTheme="minorHAnsi"/>
+              <w:noProof/>
+              <w:lang w:eastAsia="ru-RU"/>
+            </w:rPr>
+          </w:pPr>
+          <w:hyperlink w:anchor="_Toc229593194" w:history="1">
+            <w:r>
+              <w:rPr>
+                <w:rStyle w:val="af0"/>
+                <w:rFonts w:cs="Times New Roman"/>
+                <w:b/>
+                <w:bCs/>
+                <w:noProof/>
+              </w:rPr>
+              <w:t>2.1 Установка библиотек и создание среды</w:t>
+            </w:r>
+            <w:r>
+              <w:rPr>
+                <w:noProof/>
+                <w:webHidden/>
+              </w:rPr>
+              <w:tab/>
+            </w:r>
+            <w:r>
+              <w:rPr>
+                <w:noProof/>
+                <w:webHidden/>
+              </w:rPr>
+              <w:fldChar w:fldCharType="begin"/>
+            </w:r>
+            <w:r>
+              <w:rPr>
+                <w:noProof/>
+                <w:webHidden/>
+              </w:rPr>
+              <w:instrText xml:space="preserve"> PAGEREF _Toc229593194 \h </w:instrText>
+            </w:r>
+            <w:r>
+              <w:rPr>
+                <w:noProof/>
+                <w:webHidden/>
+              </w:rPr>
+            </w:r>
+            <w:r>
+              <w:rPr>
+                <w:noProof/>
+                <w:webHidden/>
+              </w:rPr>
+              <w:fldChar w:fldCharType="separate"/>
+            </w:r>
+            <w:r>
+              <w:rPr>
+                <w:noProof/>
+                <w:webHidden/>
+              </w:rPr>
+              <w:t>8</w:t>
+            </w:r>
+            <w:r>
+              <w:rPr>
+                <w:noProof/>
+                <w:webHidden/>
+              </w:rPr>
+              <w:fldChar w:fldCharType="end"/>
+            </w:r>
+          </w:hyperlink>
+        </w:p>
+        <w:p>
+          <w:pPr>
+            <w:pStyle w:val="31"/>
+            <w:tabs>
+              <w:tab w:val="right" w:leader="dot" w:pos="9345"/>
+            </w:tabs>
+            <w:rPr>
+              <w:rFonts w:asciiTheme="minorHAnsi" w:eastAsiaTheme="minorEastAsia" w:hAnsiTheme="minorHAnsi"/>
+              <w:noProof/>
+              <w:lang w:eastAsia="ru-RU"/>
+            </w:rPr>
+          </w:pPr>
+          <w:hyperlink w:anchor="_Toc229593195" w:history="1">
+            <w:r>
+              <w:rPr>
+                <w:rStyle w:val="af0"/>
+                <w:rFonts w:cs="Times New Roman"/>
+                <w:b/>
+                <w:bCs/>
+                <w:noProof/>
+              </w:rPr>
+              <w:t>2.2 Инициализация модели детекции позы</w:t>
+            </w:r>
+            <w:r>
+              <w:rPr>
+                <w:noProof/>
+                <w:webHidden/>
+              </w:rPr>
+              <w:tab/>
+            </w:r>
+            <w:r>
+              <w:rPr>
+                <w:noProof/>
+                <w:webHidden/>
+              </w:rPr>
+              <w:fldChar w:fldCharType="begin"/>
+            </w:r>
+            <w:r>
+              <w:rPr>
+                <w:noProof/>
+                <w:webHidden/>
+              </w:rPr>
+              <w:instrText xml:space="preserve"> PAGEREF _Toc229593195 \h </w:instrText>
+            </w:r>
+            <w:r>
+              <w:rPr>
+                <w:noProof/>
+                <w:webHidden/>
+              </w:rPr>
+            </w:r>
+            <w:r>
+              <w:rPr>
+                <w:noProof/>
+                <w:webHidden/>
+              </w:rPr>
+              <w:fldChar w:fldCharType="separate"/>
+            </w:r>
+            <w:r>
+              <w:rPr>
+                <w:noProof/>
+                <w:webHidden/>
+              </w:rPr>
+              <w:t>8</w:t>
+            </w:r>
+            <w:r>
+              <w:rPr>
+                <w:noProof/>
+                <w:webHidden/>
+              </w:rPr>
+              <w:fldChar w:fldCharType="end"/>
+            </w:r>
+          </w:hyperlink>
+        </w:p>
+        <w:p>
+          <w:pPr>
+            <w:pStyle w:val="31"/>
+            <w:tabs>
+              <w:tab w:val="right" w:leader="dot" w:pos="9345"/>
+            </w:tabs>
+            <w:rPr>
+              <w:rFonts w:asciiTheme="minorHAnsi" w:eastAsiaTheme="minorEastAsia" w:hAnsiTheme="minorHAnsi"/>
+              <w:noProof/>
+              <w:lang w:eastAsia="ru-RU"/>
+            </w:rPr>
+          </w:pPr>
+          <w:hyperlink w:anchor="_Toc229593196" w:history="1">
+            <w:r>
+              <w:rPr>
+                <w:rStyle w:val="af0"/>
+                <w:rFonts w:cs="Times New Roman"/>
+                <w:b/>
+                <w:bCs/>
+                <w:noProof/>
+              </w:rPr>
+              <w:t>2.3. Детектирование позы на статичных изображениях</w:t>
+            </w:r>
+            <w:r>
+              <w:rPr>
+                <w:noProof/>
+                <w:webHidden/>
+              </w:rPr>
+              <w:tab/>
+            </w:r>
+            <w:r>
+              <w:rPr>
+                <w:noProof/>
+                <w:webHidden/>
+              </w:rPr>
+              <w:fldChar w:fldCharType="begin"/>
+            </w:r>
+            <w:r>
+              <w:rPr>
+                <w:noProof/>
+                <w:webHidden/>
+              </w:rPr>
+              <w:instrText xml:space="preserve"> PAGEREF _Toc229593196 \h </w:instrText>
+            </w:r>
+            <w:r>
+              <w:rPr>
+                <w:noProof/>
+                <w:webHidden/>
+              </w:rPr>
+            </w:r>
+            <w:r>
+              <w:rPr>
+                <w:noProof/>
+                <w:webHidden/>
+              </w:rPr>
+              <w:fldChar w:fldCharType="separate"/>
+            </w:r>
+            <w:r>
+              <w:rPr>
+                <w:noProof/>
+                <w:webHidden/>
+              </w:rPr>
+              <w:t>8</w:t>
+            </w:r>
+            <w:r>
+              <w:rPr>
+                <w:noProof/>
+                <w:webHidden/>
+              </w:rPr>
+              <w:fldChar w:fldCharType="end"/>
+            </w:r>
+          </w:hyperlink>
+        </w:p>
+        <w:p>
+          <w:pPr>
+            <w:pStyle w:val="41"/>
+            <w:tabs>
+              <w:tab w:val="right" w:leader="dot" w:pos="9345"/>
+            </w:tabs>
+            <w:rPr>
+              <w:rFonts w:asciiTheme="minorHAnsi" w:eastAsiaTheme="minorEastAsia" w:hAnsiTheme="minorHAnsi"/>
+              <w:noProof/>
+              <w:lang w:eastAsia="ru-RU"/>
+            </w:rPr>
+          </w:pPr>
+          <w:hyperlink w:anchor="_Toc229593197" w:history="1">
+            <w:r>
+              <w:rPr>
+                <w:rStyle w:val="af0"/>
+                <w:rFonts w:cs="Times New Roman"/>
+                <w:b/>
+                <w:bCs/>
+                <w:noProof/>
+              </w:rPr>
+              <w:t>Глава 3. Обработка видеопотока в реальном времени</w:t>
+            </w:r>
+            <w:r>
+              <w:rPr>
+                <w:noProof/>
+                <w:webHidden/>
+              </w:rPr>
+              <w:tab/>
+            </w:r>
+            <w:r>
+              <w:rPr>
+                <w:noProof/>
+                <w:webHidden/>
+              </w:rPr>
+              <w:fldChar w:fldCharType="begin"/>
+            </w:r>
+            <w:r>
+              <w:rPr>
+                <w:noProof/>
+                <w:webHidden/>
+              </w:rPr>
+              <w:instrText xml:space="preserve"> PAGEREF _Toc229593197 \h </w:instrText>
+            </w:r>
+            <w:r>
+              <w:rPr>
+                <w:noProof/>
+                <w:webHidden/>
+              </w:rPr>
+            </w:r>
+            <w:r>
+              <w:rPr>
+                <w:noProof/>
+                <w:webHidden/>
+              </w:rPr>
+              <w:fldChar w:fldCharType="separate"/>
+            </w:r>
+            <w:r>
+              <w:rPr>
+                <w:noProof/>
+                <w:webHidden/>
+              </w:rPr>
+              <w:t>9</w:t>
+            </w:r>
+            <w:r>
+              <w:rPr>
+                <w:noProof/>
+                <w:webHidden/>
+              </w:rPr>
+              <w:fldChar w:fldCharType="end"/>
+            </w:r>
+          </w:hyperlink>
+        </w:p>
+        <w:p>
+          <w:pPr>
+            <w:pStyle w:val="41"/>
+            <w:tabs>
+              <w:tab w:val="right" w:leader="dot" w:pos="9345"/>
+            </w:tabs>
+            <w:rPr>
+              <w:rFonts w:asciiTheme="minorHAnsi" w:eastAsiaTheme="minorEastAsia" w:hAnsiTheme="minorHAnsi"/>
+              <w:noProof/>
+              <w:lang w:eastAsia="ru-RU"/>
+            </w:rPr>
+          </w:pPr>
+          <w:hyperlink w:anchor="_Toc229593198" w:history="1">
+            <w:r>
+              <w:rPr>
+                <w:rStyle w:val="af0"/>
+                <w:rFonts w:cs="Times New Roman"/>
+                <w:b/>
+                <w:bCs/>
+                <w:noProof/>
+              </w:rPr>
+              <w:t>3.1 Подключение и обработка кадров с веб-камеры</w:t>
+            </w:r>
+            <w:r>
+              <w:rPr>
+                <w:noProof/>
+                <w:webHidden/>
+              </w:rPr>
+              <w:tab/>
+            </w:r>
+            <w:r>
+              <w:rPr>
+                <w:noProof/>
+                <w:webHidden/>
+              </w:rPr>
+              <w:fldChar w:fldCharType="begin"/>
+            </w:r>
+            <w:r>
+              <w:rPr>
+                <w:noProof/>
+                <w:webHidden/>
+              </w:rPr>
+              <w:instrText xml:space="preserve"> PAGEREF _Toc229593198 \h </w:instrText>
+            </w:r>
+            <w:r>
+              <w:rPr>
+                <w:noProof/>
+                <w:webHidden/>
+              </w:rPr>
+            </w:r>
+            <w:r>
+              <w:rPr>
+                <w:noProof/>
+                <w:webHidden/>
+              </w:rPr>
+              <w:fldChar w:fldCharType="separate"/>
+            </w:r>
+            <w:r>
+              <w:rPr>
+                <w:noProof/>
+                <w:webHidden/>
+              </w:rPr>
+              <w:t>9</w:t>
+            </w:r>
+            <w:r>
+              <w:rPr>
+                <w:noProof/>
+                <w:webHidden/>
+              </w:rPr>
+              <w:fldChar w:fldCharType="end"/>
+            </w:r>
+          </w:hyperlink>
+        </w:p>
+        <w:p>
+          <w:pPr>
+            <w:pStyle w:val="41"/>
+            <w:tabs>
+              <w:tab w:val="right" w:leader="dot" w:pos="9345"/>
+            </w:tabs>
+            <w:rPr>
+              <w:rFonts w:asciiTheme="minorHAnsi" w:eastAsiaTheme="minorEastAsia" w:hAnsiTheme="minorHAnsi"/>
+              <w:noProof/>
+              <w:lang w:eastAsia="ru-RU"/>
+            </w:rPr>
+          </w:pPr>
+          <w:hyperlink w:anchor="_Toc229593199" w:history="1">
+            <w:r>
+              <w:rPr>
+                <w:rStyle w:val="af0"/>
+                <w:rFonts w:cs="Times New Roman"/>
+                <w:b/>
+                <w:bCs/>
+                <w:noProof/>
+              </w:rPr>
+              <w:t>3.2 Визуализация скелета в реальном времени</w:t>
+            </w:r>
+            <w:r>
+              <w:rPr>
+                <w:noProof/>
+                <w:webHidden/>
+              </w:rPr>
+              <w:tab/>
+            </w:r>
+            <w:r>
+              <w:rPr>
+                <w:noProof/>
+                <w:webHidden/>
+              </w:rPr>
+              <w:fldChar w:fldCharType="begin"/>
+            </w:r>
+            <w:r>
+              <w:rPr>
+                <w:noProof/>
+                <w:webHidden/>
+              </w:rPr>
+              <w:instrText xml:space="preserve"> PAGEREF _Toc229593199 \h </w:instrText>
+            </w:r>
+            <w:r>
+              <w:rPr>
+                <w:noProof/>
+                <w:webHidden/>
+              </w:rPr>
+            </w:r>
+            <w:r>
+              <w:rPr>
+                <w:noProof/>
+                <w:webHidden/>
+              </w:rPr>
+              <w:fldChar w:fldCharType="separate"/>
+            </w:r>
+            <w:r>
+              <w:rPr>
+                <w:noProof/>
+                <w:webHidden/>
+              </w:rPr>
+              <w:t>9</w:t>
+            </w:r>
+            <w:r>
+              <w:rPr>
+                <w:noProof/>
+                <w:webHidden/>
+              </w:rPr>
+              <w:fldChar w:fldCharType="end"/>
+            </w:r>
+          </w:hyperlink>
+        </w:p>
+        <w:p>
+          <w:pPr>
+            <w:pStyle w:val="51"/>
+            <w:tabs>
+              <w:tab w:val="right" w:leader="dot" w:pos="9345"/>
+            </w:tabs>
+            <w:rPr>
+              <w:rFonts w:asciiTheme="minorHAnsi" w:eastAsiaTheme="minorEastAsia" w:hAnsiTheme="minorHAnsi"/>
+              <w:noProof/>
+              <w:lang w:eastAsia="ru-RU"/>
+            </w:rPr>
+          </w:pPr>
+          <w:hyperlink w:anchor="_Toc229593200" w:history="1">
+            <w:r>
+              <w:rPr>
+                <w:rStyle w:val="af0"/>
+                <w:rFonts w:cs="Times New Roman"/>
+                <w:b/>
+                <w:bCs/>
+                <w:noProof/>
+              </w:rPr>
+              <w:t>Глава 4. Математическая обработка координат</w:t>
+            </w:r>
+            <w:r>
+              <w:rPr>
+                <w:noProof/>
+                <w:webHidden/>
+              </w:rPr>
+              <w:tab/>
+            </w:r>
+            <w:r>
+              <w:rPr>
+                <w:noProof/>
+                <w:webHidden/>
+              </w:rPr>
+              <w:fldChar w:fldCharType="begin"/>
+            </w:r>
+            <w:r>
+              <w:rPr>
+                <w:noProof/>
+                <w:webHidden/>
+              </w:rPr>
+              <w:instrText xml:space="preserve"> PAGEREF _Toc229593200 \h </w:instrText>
+            </w:r>
+            <w:r>
+              <w:rPr>
+                <w:noProof/>
+                <w:webHidden/>
+              </w:rPr>
+            </w:r>
+            <w:r>
+              <w:rPr>
+                <w:noProof/>
+                <w:webHidden/>
+              </w:rPr>
+              <w:fldChar w:fldCharType="separate"/>
+            </w:r>
+            <w:r>
+              <w:rPr>
+                <w:noProof/>
+                <w:webHidden/>
+              </w:rPr>
+              <w:t>11</w:t>
+            </w:r>
+            <w:r>
+              <w:rPr>
+                <w:noProof/>
+                <w:webHidden/>
+              </w:rPr>
+              <w:fldChar w:fldCharType="end"/>
+            </w:r>
+          </w:hyperlink>
+        </w:p>
+        <w:p>
+          <w:pPr>
+            <w:pStyle w:val="51"/>
+            <w:tabs>
+              <w:tab w:val="right" w:leader="dot" w:pos="9345"/>
+            </w:tabs>
+            <w:rPr>
+              <w:rFonts w:asciiTheme="minorHAnsi" w:eastAsiaTheme="minorEastAsia" w:hAnsiTheme="minorHAnsi"/>
+              <w:noProof/>
+              <w:lang w:eastAsia="ru-RU"/>
+            </w:rPr>
+          </w:pPr>
+          <w:hyperlink w:anchor="_Toc229593201" w:history="1">
+            <w:r>
+              <w:rPr>
+                <w:rStyle w:val="af0"/>
+                <w:rFonts w:cs="Times New Roman"/>
+                <w:b/>
+                <w:bCs/>
+                <w:noProof/>
+              </w:rPr>
+              <w:t>4.1 Вычисление углов в суставах</w:t>
+            </w:r>
+            <w:r>
+              <w:rPr>
+                <w:noProof/>
+                <w:webHidden/>
+              </w:rPr>
+              <w:tab/>
+            </w:r>
+            <w:r>
+              <w:rPr>
+                <w:noProof/>
+                <w:webHidden/>
+              </w:rPr>
+              <w:fldChar w:fldCharType="begin"/>
+            </w:r>
+            <w:r>
+              <w:rPr>
+                <w:noProof/>
+                <w:webHidden/>
+              </w:rPr>
+              <w:instrText xml:space="preserve"> PAGEREF _Toc229593201 \h </w:instrText>
+            </w:r>
+            <w:r>
+              <w:rPr>
+                <w:noProof/>
+                <w:webHidden/>
+              </w:rPr>
+            </w:r>
+            <w:r>
+              <w:rPr>
+                <w:noProof/>
+                <w:webHidden/>
+              </w:rPr>
+              <w:fldChar w:fldCharType="separate"/>
+            </w:r>
+            <w:r>
+              <w:rPr>
+                <w:noProof/>
+                <w:webHidden/>
+              </w:rPr>
+              <w:t>11</w:t>
+            </w:r>
+            <w:r>
+              <w:rPr>
+                <w:noProof/>
+                <w:webHidden/>
+              </w:rPr>
+              <w:fldChar w:fldCharType="end"/>
+            </w:r>
+          </w:hyperlink>
+        </w:p>
+        <w:p>
+          <w:pPr>
+            <w:pStyle w:val="51"/>
+            <w:tabs>
+              <w:tab w:val="right" w:leader="dot" w:pos="9345"/>
+            </w:tabs>
+            <w:rPr>
+              <w:rFonts w:asciiTheme="minorHAnsi" w:eastAsiaTheme="minorEastAsia" w:hAnsiTheme="minorHAnsi"/>
+              <w:noProof/>
+              <w:lang w:eastAsia="ru-RU"/>
+            </w:rPr>
+          </w:pPr>
+          <w:hyperlink w:anchor="_Toc229593202" w:history="1">
+            <w:r>
+              <w:rPr>
+                <w:rStyle w:val="af0"/>
+                <w:rFonts w:cs="Times New Roman"/>
+                <w:b/>
+                <w:bCs/>
+                <w:noProof/>
+              </w:rPr>
+              <w:t>4.2 Расчёт биомеханических параметров</w:t>
+            </w:r>
+            <w:r>
+              <w:rPr>
+                <w:noProof/>
+                <w:webHidden/>
+              </w:rPr>
+              <w:tab/>
+            </w:r>
+            <w:r>
+              <w:rPr>
+                <w:noProof/>
+                <w:webHidden/>
+              </w:rPr>
+              <w:fldChar w:fldCharType="begin"/>
+            </w:r>
+            <w:r>
+              <w:rPr>
+                <w:noProof/>
+                <w:webHidden/>
+              </w:rPr>
+              <w:instrText xml:space="preserve"> PAGEREF _Toc229593202 \h </w:instrText>
+            </w:r>
+            <w:r>
+              <w:rPr>
+                <w:noProof/>
+                <w:webHidden/>
+              </w:rPr>
+            </w:r>
+            <w:r>
+              <w:rPr>
+                <w:noProof/>
+                <w:webHidden/>
+              </w:rPr>
+              <w:fldChar w:fldCharType="separate"/>
+            </w:r>
+            <w:r>
+              <w:rPr>
+                <w:noProof/>
+                <w:webHidden/>
+              </w:rPr>
+              <w:t>11</w:t>
+            </w:r>
+            <w:r>
+              <w:rPr>
+                <w:noProof/>
+                <w:webHidden/>
+              </w:rPr>
+              <w:fldChar w:fldCharType="end"/>
+            </w:r>
+          </w:hyperlink>
+        </w:p>
+        <w:p>
+          <w:pPr>
+            <w:pStyle w:val="51"/>
+            <w:tabs>
+              <w:tab w:val="right" w:leader="dot" w:pos="9345"/>
+            </w:tabs>
+            <w:rPr>
+              <w:rFonts w:asciiTheme="minorHAnsi" w:eastAsiaTheme="minorEastAsia" w:hAnsiTheme="minorHAnsi"/>
+              <w:noProof/>
+              <w:lang w:eastAsia="ru-RU"/>
+            </w:rPr>
+          </w:pPr>
+          <w:hyperlink w:anchor="_Toc229593203" w:history="1">
+            <w:r>
+              <w:rPr>
+                <w:rStyle w:val="af0"/>
+                <w:rFonts w:cs="Times New Roman"/>
+                <w:b/>
+                <w:bCs/>
+                <w:noProof/>
+              </w:rPr>
+              <w:t>4.3Анализ временных рядов и запись координат</w:t>
+            </w:r>
+            <w:r>
+              <w:rPr>
+                <w:noProof/>
+                <w:webHidden/>
+              </w:rPr>
+              <w:tab/>
+            </w:r>
+            <w:r>
+              <w:rPr>
+                <w:noProof/>
+                <w:webHidden/>
+              </w:rPr>
+              <w:fldChar w:fldCharType="begin"/>
+            </w:r>
+            <w:r>
+              <w:rPr>
+                <w:noProof/>
+                <w:webHidden/>
+              </w:rPr>
+              <w:instrText xml:space="preserve"> PAGEREF _Toc229593203 \h </w:instrText>
+            </w:r>
+            <w:r>
+              <w:rPr>
+                <w:noProof/>
+                <w:webHidden/>
+              </w:rPr>
+            </w:r>
+            <w:r>
+              <w:rPr>
+                <w:noProof/>
+                <w:webHidden/>
+              </w:rPr>
+              <w:fldChar w:fldCharType="separate"/>
+            </w:r>
+            <w:r>
+              <w:rPr>
+                <w:noProof/>
+                <w:webHidden/>
+              </w:rPr>
+              <w:t>12</w:t>
+            </w:r>
+            <w:r>
+              <w:rPr>
+                <w:noProof/>
+                <w:webHidden/>
+              </w:rPr>
+              <w:fldChar w:fldCharType="end"/>
+            </w:r>
+          </w:hyperlink>
+        </w:p>
+        <w:p>
+          <w:pPr>
+            <w:pStyle w:val="61"/>
+            <w:tabs>
+              <w:tab w:val="right" w:leader="dot" w:pos="9345"/>
+            </w:tabs>
+            <w:rPr>
+              <w:rFonts w:asciiTheme="minorHAnsi" w:eastAsiaTheme="minorEastAsia" w:hAnsiTheme="minorHAnsi"/>
+              <w:noProof/>
+              <w:lang w:eastAsia="ru-RU"/>
+            </w:rPr>
+          </w:pPr>
+          <w:hyperlink w:anchor="_Toc229593204" w:history="1">
+            <w:r>
+              <w:rPr>
+                <w:rStyle w:val="af0"/>
+                <w:rFonts w:cs="Times New Roman"/>
+                <w:b/>
+                <w:bCs/>
+                <w:noProof/>
+              </w:rPr>
+              <w:t>Вывод по эксплуатационной практике</w:t>
+            </w:r>
+            <w:r>
+              <w:rPr>
+                <w:noProof/>
+                <w:webHidden/>
+              </w:rPr>
+              <w:tab/>
+            </w:r>
+            <w:r>
+              <w:rPr>
+                <w:noProof/>
+                <w:webHidden/>
+              </w:rPr>
+              <w:fldChar w:fldCharType="begin"/>
+            </w:r>
+            <w:r>
+              <w:rPr>
+                <w:noProof/>
+                <w:webHidden/>
+              </w:rPr>
+              <w:instrText xml:space="preserve"> PAGEREF _Toc229593204 \h </w:instrText>
+            </w:r>
+            <w:r>
+              <w:rPr>
+                <w:noProof/>
+                <w:webHidden/>
+              </w:rPr>
+            </w:r>
+            <w:r>
+              <w:rPr>
+                <w:noProof/>
+                <w:webHidden/>
+              </w:rPr>
+              <w:fldChar w:fldCharType="separate"/>
+            </w:r>
+            <w:r>
+              <w:rPr>
+                <w:noProof/>
+                <w:webHidden/>
+              </w:rPr>
+              <w:t>13</w:t>
+            </w:r>
+            <w:r>
+              <w:rPr>
+                <w:noProof/>
+                <w:webHidden/>
+              </w:rPr>
+              <w:fldChar w:fldCharType="end"/>
+            </w:r>
+          </w:hyperlink>
+        </w:p>
+        <w:p>
+          <w:pPr>
+            <w:pStyle w:val="71"/>
+            <w:tabs>
+              <w:tab w:val="right" w:leader="dot" w:pos="9345"/>
+            </w:tabs>
+            <w:rPr>
+              <w:rFonts w:asciiTheme="minorHAnsi" w:eastAsiaTheme="minorEastAsia" w:hAnsiTheme="minorHAnsi"/>
+              <w:noProof/>
+              <w:lang w:eastAsia="ru-RU"/>
+            </w:rPr>
+          </w:pPr>
+          <w:hyperlink w:anchor="_Toc229593205" w:history="1">
+            <w:r>
+              <w:rPr>
+                <w:rStyle w:val="af0"/>
+                <w:rFonts w:cs="Times New Roman"/>
+                <w:b/>
+                <w:bCs/>
+                <w:noProof/>
+              </w:rPr>
+              <w:t>СПИСОК ЛИТЕРАТУРЫ</w:t>
+            </w:r>
+            <w:r>
+              <w:rPr>
+                <w:noProof/>
+                <w:webHidden/>
+              </w:rPr>
+              <w:tab/>
+            </w:r>
+            <w:r>
+              <w:rPr>
+                <w:noProof/>
+                <w:webHidden/>
+              </w:rPr>
+              <w:fldChar w:fldCharType="begin"/>
+            </w:r>
+            <w:r>
+              <w:rPr>
+                <w:noProof/>
+                <w:webHidden/>
+              </w:rPr>
+              <w:instrText xml:space="preserve"> PAGEREF _Toc229593205 \h </w:instrText>
+            </w:r>
+            <w:r>
+              <w:rPr>
+                <w:noProof/>
+                <w:webHidden/>
+              </w:rPr>
+            </w:r>
+            <w:r>
+              <w:rPr>
+                <w:noProof/>
+                <w:webHidden/>
+              </w:rPr>
+              <w:fldChar w:fldCharType="separate"/>
+            </w:r>
+            <w:r>
+              <w:rPr>
+                <w:noProof/>
+                <w:webHidden/>
+              </w:rPr>
+              <w:t>14</w:t>
+            </w:r>
+            <w:r>
+              <w:rPr>
+                <w:noProof/>
+                <w:webHidden/>
+              </w:rPr>
+              <w:fldChar w:fldCharType="end"/>
+            </w:r>
+          </w:hyperlink>
+        </w:p>
+        <w:p>
+          <w:pPr>
+            <w:rPr>
+              <w:rFonts w:cs="Times New Roman"/>
+              <w:sz w:val="28"/>
+              <w:szCs w:val="28"/>
+            </w:rPr>
+          </w:pPr>
+          <w:r>
+            <w:rPr>
+              <w:rFonts w:cs="Times New Roman"/>
+              <w:sz w:val="28"/>
+              <w:szCs w:val="28"/>
+            </w:rPr>
+            <w:fldChar w:fldCharType="end"/>
+          </w:r>
+        </w:p>
+      </w:sdtContent>
+    </w:sdt>
     <w:p>
-      <w:r>
-        <w:lastRenderedPageBreak/>
-        <w:t>Содержание</w:t>
-      </w:r>
+      <w:pPr>
+        <w:rPr>
+          <w:rFonts w:cs="Times New Roman"/>
+          <w:sz w:val="28"/>
+          <w:szCs w:val="28"/>
+        </w:rPr>
+      </w:pPr>
     </w:p>
     <w:p>
       <w:pPr>
         <w:rPr>
-          <w:b/>
-          <w:bCs/>
-        </w:rPr>
-      </w:pPr>
-      <w:r>
-        <w:rPr>
-          <w:b/>
-          <w:bCs/>
-        </w:rPr>
-        <w:t>Глава 1. Анализ задания по эксплуатационной практике</w:t>
-      </w:r>
-    </w:p>
-    <w:p>
-      <w:r>
-        <w:t xml:space="preserve">1.1 </w:t>
-      </w:r>
-      <w:r>
-        <w:t>Выбор и обоснования необходимых библиотек</w:t>
-      </w:r>
-    </w:p>
-    <w:p>
-      <w:r>
-        <w:t xml:space="preserve">1.2 </w:t>
-      </w:r>
-      <w:r>
-        <w:t>Поэтапная декомпозиция задания</w:t>
-      </w:r>
-    </w:p>
-    <w:p>
-      <w:r>
-        <w:t xml:space="preserve">1.3 Анализ </w:t>
-      </w:r>
-      <w:r>
-        <w:rPr>
-          <w:lang w:val="en-US"/>
-        </w:rPr>
-        <w:t>data_set</w:t>
-      </w:r>
-    </w:p>
-    <w:p>
-      <w:pPr>
-        <w:rPr>
-          <w:b/>
-          <w:bCs/>
-        </w:rPr>
-      </w:pPr>
-      <w:r>
-        <w:rPr>
-          <w:b/>
-          <w:bCs/>
-        </w:rPr>
-        <w:t>Глава 2. Установка и настройка программного обеспечения</w:t>
-      </w:r>
-    </w:p>
-    <w:p>
-      <w:r>
-        <w:t>2.1 Установка библиотек и создание среды</w:t>
-      </w:r>
-    </w:p>
-    <w:p>
-      <w:r>
-        <w:t>2.2 Инициализация модели детекции позы</w:t>
-      </w:r>
-    </w:p>
-    <w:p>
-      <w:bookmarkStart w:id="0" w:name="_Hlk229514884"/>
-      <w:r>
-        <w:t>2.</w:t>
-      </w:r>
-      <w:r>
-        <w:t>3. Детектирование позы на статичных изображениях</w:t>
-      </w:r>
-    </w:p>
-    <w:bookmarkEnd w:id="0"/>
-    <w:p>
-      <w:pPr>
-        <w:rPr>
-          <w:b/>
-          <w:bCs/>
-        </w:rPr>
-      </w:pPr>
-      <w:r>
-        <w:rPr>
-          <w:b/>
-          <w:bCs/>
-        </w:rPr>
-        <w:t xml:space="preserve">Глава </w:t>
-      </w:r>
-      <w:r>
-        <w:rPr>
-          <w:b/>
-          <w:bCs/>
-        </w:rPr>
-        <w:t>3</w:t>
-      </w:r>
-      <w:r>
-        <w:rPr>
-          <w:b/>
-          <w:bCs/>
-        </w:rPr>
-        <w:t>. Обработка видеопотока в реальном времени</w:t>
-      </w:r>
-    </w:p>
-    <w:p>
-      <w:r>
-        <w:t>3</w:t>
-      </w:r>
-      <w:r>
-        <w:t>.1 Подключение и обработка кадров с веб-камеры</w:t>
-      </w:r>
-    </w:p>
-    <w:p>
-      <w:r>
-        <w:t>3</w:t>
-      </w:r>
-      <w:r>
-        <w:t>.2 Визуализация скелета в реальном времени</w:t>
-      </w:r>
-    </w:p>
-    <w:p>
-      <w:pPr>
-        <w:rPr>
-          <w:b/>
-          <w:bCs/>
-        </w:rPr>
-      </w:pPr>
-      <w:r>
-        <w:rPr>
-          <w:b/>
-          <w:bCs/>
-        </w:rPr>
-        <w:t xml:space="preserve">Глава </w:t>
-      </w:r>
-      <w:r>
-        <w:rPr>
-          <w:b/>
-          <w:bCs/>
-        </w:rPr>
-        <w:t>4</w:t>
-      </w:r>
-      <w:r>
-        <w:rPr>
-          <w:b/>
-          <w:bCs/>
-        </w:rPr>
-        <w:t>. Математическая обработка координат</w:t>
-      </w:r>
-    </w:p>
-    <w:p>
-      <w:r>
-        <w:t>4</w:t>
-      </w:r>
-      <w:r>
-        <w:t>.1 Вычисление углов в суставах</w:t>
-      </w:r>
-    </w:p>
-    <w:p>
-      <w:r>
-        <w:t>4</w:t>
-      </w:r>
-      <w:r>
-        <w:t>.2 Расчёт биомеханических параметров</w:t>
-      </w:r>
-    </w:p>
-    <w:p/>
-    <w:p>
-      <w:pPr>
-        <w:rPr>
-          <w:b/>
-          <w:bCs/>
-        </w:rPr>
-      </w:pPr>
-      <w:r>
-        <w:rPr>
-          <w:b/>
-          <w:bCs/>
-        </w:rPr>
-        <w:t xml:space="preserve">Глава </w:t>
-      </w:r>
-      <w:r>
-        <w:rPr>
-          <w:b/>
-          <w:bCs/>
-        </w:rPr>
-        <w:t>5</w:t>
-      </w:r>
-      <w:r>
-        <w:rPr>
-          <w:b/>
-          <w:bCs/>
-        </w:rPr>
-        <w:t>. Анализ временных рядов и запись координат</w:t>
-      </w:r>
-    </w:p>
-    <w:p>
-      <w:r>
-        <w:t>5</w:t>
-      </w:r>
-      <w:r>
-        <w:t>.1 Сбор и сохранение координат</w:t>
-      </w:r>
-    </w:p>
-    <w:p/>
-    <w:p>
-      <w:pPr>
+          <w:rFonts w:cs="Times New Roman"/>
+          <w:sz w:val="28"/>
+          <w:szCs w:val="28"/>
+        </w:rPr>
         <w:sectPr>
           <w:pgSz w:w="11906" w:h="16838"/>
           <w:pgMar w:top="1134" w:right="850" w:bottom="1134" w:left="1701" w:header="708" w:footer="708" w:gutter="0"/>
@@ -291,56 +1564,104 @@
       </w:pPr>
     </w:p>
     <w:p>
-      <w:r>
+      <w:pPr>
+        <w:pStyle w:val="1"/>
+        <w:rPr>
+          <w:rFonts w:ascii="Times New Roman" w:hAnsi="Times New Roman" w:cs="Times New Roman"/>
+          <w:color w:val="auto"/>
+          <w:sz w:val="28"/>
+          <w:szCs w:val="28"/>
+        </w:rPr>
+      </w:pPr>
+      <w:bookmarkStart w:id="0" w:name="_Toc229592921"/>
+      <w:bookmarkStart w:id="1" w:name="_Toc229593188"/>
+      <w:r>
+        <w:rPr>
+          <w:rFonts w:ascii="Times New Roman" w:hAnsi="Times New Roman" w:cs="Times New Roman"/>
+          <w:color w:val="auto"/>
+          <w:sz w:val="28"/>
+          <w:szCs w:val="28"/>
+        </w:rPr>
         <w:lastRenderedPageBreak/>
         <w:t>Введение</w:t>
       </w:r>
       <w:r>
-        <w:t xml:space="preserve"> к практике: Оценка позы человека</w:t>
-      </w:r>
-      <w:r>
+        <w:rPr>
+          <w:rFonts w:ascii="Times New Roman" w:hAnsi="Times New Roman" w:cs="Times New Roman"/>
+          <w:color w:val="auto"/>
+          <w:sz w:val="28"/>
+          <w:szCs w:val="28"/>
+        </w:rPr>
+        <w:t xml:space="preserve"> к практике: Оценка позы человека (</w:t>
+      </w:r>
+      <w:r>
+        <w:rPr>
+          <w:rFonts w:ascii="Times New Roman" w:hAnsi="Times New Roman" w:cs="Times New Roman"/>
+          <w:color w:val="auto"/>
+          <w:sz w:val="28"/>
+          <w:szCs w:val="28"/>
+          <w:lang w:val="en-US"/>
+        </w:rPr>
+        <w:t>Pose</w:t>
+      </w:r>
+      <w:r>
+        <w:rPr>
+          <w:rFonts w:ascii="Times New Roman" w:hAnsi="Times New Roman" w:cs="Times New Roman"/>
+          <w:color w:val="auto"/>
+          <w:sz w:val="28"/>
+          <w:szCs w:val="28"/>
+        </w:rPr>
         <w:t xml:space="preserve"> </w:t>
       </w:r>
       <w:r>
-        <w:t>(</w:t>
-      </w:r>
-      <w:r>
-        <w:rPr>
+        <w:rPr>
+          <w:rFonts w:ascii="Times New Roman" w:hAnsi="Times New Roman" w:cs="Times New Roman"/>
+          <w:color w:val="auto"/>
+          <w:sz w:val="28"/>
+          <w:szCs w:val="28"/>
           <w:lang w:val="en-US"/>
         </w:rPr>
-        <w:t>Pose</w:t>
-      </w:r>
-      <w:r>
-        <w:t xml:space="preserve"> </w:t>
-      </w:r>
-      <w:r>
-        <w:rPr>
-          <w:lang w:val="en-US"/>
-        </w:rPr>
         <w:t>Estimation</w:t>
       </w:r>
       <w:r>
+        <w:rPr>
+          <w:rFonts w:ascii="Times New Roman" w:hAnsi="Times New Roman" w:cs="Times New Roman"/>
+          <w:color w:val="auto"/>
+          <w:sz w:val="28"/>
+          <w:szCs w:val="28"/>
+        </w:rPr>
         <w:t>)</w:t>
       </w:r>
+      <w:bookmarkEnd w:id="0"/>
+      <w:bookmarkEnd w:id="1"/>
     </w:p>
     <w:p>
       <w:pPr>
         <w:rPr>
+          <w:rFonts w:cs="Times New Roman"/>
           <w:b/>
           <w:bCs/>
-        </w:rPr>
-      </w:pPr>
-      <w:r>
-        <w:rPr>
+          <w:sz w:val="28"/>
+          <w:szCs w:val="28"/>
+        </w:rPr>
+      </w:pPr>
+      <w:r>
+        <w:rPr>
+          <w:rFonts w:cs="Times New Roman"/>
           <w:b/>
           <w:bCs/>
+          <w:sz w:val="28"/>
+          <w:szCs w:val="28"/>
         </w:rPr>
         <w:t>Зачем это нужно:</w:t>
       </w:r>
       <w:r>
         <w:rPr>
+          <w:rFonts w:cs="Times New Roman"/>
           <w:b/>
           <w:bCs/>
+          <w:sz w:val="28"/>
+          <w:szCs w:val="28"/>
         </w:rPr>
         <w:t xml:space="preserve"> анализ движений</w:t>
       </w:r>
@@ -348,88 +1669,206 @@
     <w:p>
       <w:pPr>
         <w:jc w:val="both"/>
-      </w:pPr>
-      <w:r>
+        <w:rPr>
+          <w:rFonts w:cs="Times New Roman"/>
+          <w:sz w:val="28"/>
+          <w:szCs w:val="28"/>
+        </w:rPr>
+      </w:pPr>
+      <w:r>
+        <w:rPr>
+          <w:rFonts w:cs="Times New Roman"/>
+          <w:sz w:val="28"/>
+          <w:szCs w:val="28"/>
+        </w:rPr>
         <w:t xml:space="preserve">Оценка позы – это именно та задача, которую выполняет машина, то есть используется компьютерное зрение. </w:t>
       </w:r>
       <w:r>
+        <w:rPr>
+          <w:rFonts w:cs="Times New Roman"/>
+          <w:sz w:val="28"/>
+          <w:szCs w:val="28"/>
+        </w:rPr>
         <w:t>С помощью новых открытий в области искусственного интеллекта и благодаря компьютерному зрению, стало возможно анализировать иллюстрации</w:t>
       </w:r>
       <w:r>
+        <w:rPr>
+          <w:rFonts w:cs="Times New Roman"/>
+          <w:sz w:val="28"/>
+          <w:szCs w:val="28"/>
+        </w:rPr>
         <w:t xml:space="preserve"> (изображения и видео).</w:t>
       </w:r>
       <w:r>
+        <w:rPr>
+          <w:rFonts w:cs="Times New Roman"/>
+          <w:sz w:val="28"/>
+          <w:szCs w:val="28"/>
+        </w:rPr>
         <w:t xml:space="preserve"> </w:t>
       </w:r>
       <w:r>
+        <w:rPr>
+          <w:rFonts w:cs="Times New Roman"/>
+          <w:sz w:val="28"/>
+          <w:szCs w:val="28"/>
+        </w:rPr>
         <w:t>Благодаря этому, машина может определять положение и ориентацию человека или же объекта</w:t>
       </w:r>
       <w:r>
+        <w:rPr>
+          <w:rFonts w:cs="Times New Roman"/>
+          <w:sz w:val="28"/>
+          <w:szCs w:val="28"/>
+        </w:rPr>
         <w:t xml:space="preserve">. Для того чтобы оценить позу чего-либо, машина определяет ключевые точки, чтобы понять положение объекта, будь то человек или </w:t>
       </w:r>
       <w:r>
+        <w:rPr>
+          <w:rFonts w:cs="Times New Roman"/>
+          <w:sz w:val="28"/>
+          <w:szCs w:val="28"/>
+        </w:rPr>
         <w:t xml:space="preserve">либо </w:t>
       </w:r>
       <w:r>
+        <w:rPr>
+          <w:rFonts w:cs="Times New Roman"/>
+          <w:sz w:val="28"/>
+          <w:szCs w:val="28"/>
+        </w:rPr>
         <w:t>предмет.</w:t>
       </w:r>
       <w:r>
+        <w:rPr>
+          <w:rFonts w:cs="Times New Roman"/>
+          <w:sz w:val="28"/>
+          <w:szCs w:val="28"/>
+        </w:rPr>
         <w:t xml:space="preserve"> Также необходимо разобрать что такое компьютерное зрение. Компьютерное зрение – это сфера в искусственном интеллекте, </w:t>
       </w:r>
       <w:r>
+        <w:rPr>
+          <w:rFonts w:cs="Times New Roman"/>
+          <w:sz w:val="28"/>
+          <w:szCs w:val="28"/>
+        </w:rPr>
         <w:t>которая использует машинное обучение и нейронные сети, с целью научить компьютеры понимать визуальные данные изображений.</w:t>
       </w:r>
     </w:p>
     <w:p>
       <w:pPr>
         <w:jc w:val="both"/>
-      </w:pPr>
-      <w:r>
-        <w:t xml:space="preserve">Модель машинного обучения – это программа, которая учится находить закономерности в данных или же на основе этих сведений делать прогнозы или принимать какие-либо решения. В данном случае мы будем использовать модель </w:t>
-      </w:r>
-      <w:r>
-        <w:t>pose_landmarker_heav</w:t>
-      </w:r>
-      <w:r>
-        <w:rPr>
+        <w:rPr>
+          <w:rFonts w:cs="Times New Roman"/>
+          <w:sz w:val="28"/>
+          <w:szCs w:val="28"/>
+        </w:rPr>
+      </w:pPr>
+      <w:r>
+        <w:rPr>
+          <w:rFonts w:cs="Times New Roman"/>
+          <w:sz w:val="28"/>
+          <w:szCs w:val="28"/>
+        </w:rPr>
+        <w:t>Модель машинного обучения – это программа, которая учится находить закономерности в данных или же на основе этих сведений делать прогнозы или принимать какие-либо решения. В данном случае мы будем использовать модель pose_landmarker_heav</w:t>
+      </w:r>
+      <w:r>
+        <w:rPr>
+          <w:rFonts w:cs="Times New Roman"/>
+          <w:sz w:val="28"/>
+          <w:szCs w:val="28"/>
           <w:lang w:val="en-US"/>
         </w:rPr>
         <w:t>y</w:t>
       </w:r>
       <w:r>
+        <w:rPr>
+          <w:rFonts w:cs="Times New Roman"/>
+          <w:sz w:val="28"/>
+          <w:szCs w:val="28"/>
+        </w:rPr>
         <w:t xml:space="preserve">, так как это самая точная модель из библиотеки </w:t>
       </w:r>
       <w:r>
         <w:rPr>
+          <w:rFonts w:cs="Times New Roman"/>
+          <w:sz w:val="28"/>
+          <w:szCs w:val="28"/>
           <w:lang w:val="en-US"/>
         </w:rPr>
         <w:t>MediaPipe</w:t>
       </w:r>
       <w:r>
+        <w:rPr>
+          <w:rFonts w:cs="Times New Roman"/>
+          <w:sz w:val="28"/>
+          <w:szCs w:val="28"/>
+        </w:rPr>
         <w:t xml:space="preserve">. </w:t>
       </w:r>
       <w:r>
+        <w:rPr>
+          <w:rFonts w:cs="Times New Roman"/>
+          <w:sz w:val="28"/>
+          <w:szCs w:val="28"/>
+        </w:rPr>
         <w:t xml:space="preserve">Данная модель имеет 33 ключевых точек (от носа до пальцев ног), это достаточно огромное количество, ведь обычно, в других моделях, 17 точек. Также модель возвращает нормализованные </w:t>
       </w:r>
       <w:r>
+        <w:rPr>
+          <w:rFonts w:cs="Times New Roman"/>
+          <w:sz w:val="28"/>
+          <w:szCs w:val="28"/>
+        </w:rPr>
         <w:t>и трехмерные координаты.</w:t>
       </w:r>
       <w:r>
+        <w:rPr>
+          <w:rFonts w:cs="Times New Roman"/>
+          <w:sz w:val="28"/>
+          <w:szCs w:val="28"/>
+        </w:rPr>
         <w:t xml:space="preserve"> </w:t>
       </w:r>
       <w:r>
+        <w:rPr>
+          <w:rFonts w:cs="Times New Roman"/>
+          <w:sz w:val="28"/>
+          <w:szCs w:val="28"/>
+        </w:rPr>
         <w:t>Н</w:t>
       </w:r>
       <w:r>
+        <w:rPr>
+          <w:rFonts w:cs="Times New Roman"/>
+          <w:sz w:val="28"/>
+          <w:szCs w:val="28"/>
+        </w:rPr>
         <w:t>ормализованные координаты – это координаты, представленные в долях, то есть данная модель предоставляет диапазон от 0 до 1</w:t>
       </w:r>
       <w:r>
+        <w:rPr>
+          <w:rFonts w:cs="Times New Roman"/>
+          <w:sz w:val="28"/>
+          <w:szCs w:val="28"/>
+        </w:rPr>
         <w:t>(например, 0.5 – половина или 50% точка находится на изображении), а не в пикселях, и</w:t>
       </w:r>
       <w:r>
+        <w:rPr>
+          <w:rFonts w:cs="Times New Roman"/>
+          <w:sz w:val="28"/>
+          <w:szCs w:val="28"/>
+        </w:rPr>
         <w:t xml:space="preserve"> с учетом параметров изображения</w:t>
       </w:r>
       <w:r>
+        <w:rPr>
+          <w:rFonts w:cs="Times New Roman"/>
+          <w:sz w:val="28"/>
+          <w:szCs w:val="28"/>
+        </w:rPr>
         <w:t xml:space="preserve">. </w:t>
       </w:r>
     </w:p>
@@ -437,281 +1876,1020 @@
       <w:pPr>
         <w:jc w:val="both"/>
         <w:rPr>
+          <w:rFonts w:cs="Times New Roman"/>
           <w:b/>
           <w:bCs/>
-        </w:rPr>
-      </w:pPr>
-      <w:r>
-        <w:rPr>
+          <w:sz w:val="28"/>
+          <w:szCs w:val="28"/>
+        </w:rPr>
+      </w:pPr>
+      <w:r>
+        <w:rPr>
+          <w:rFonts w:cs="Times New Roman"/>
+          <w:sz w:val="28"/>
+          <w:szCs w:val="28"/>
           <w:lang w:val="en-US"/>
         </w:rPr>
         <w:t>Recall</w:t>
       </w:r>
       <w:r>
-        <w:t xml:space="preserve"> </w:t>
-      </w:r>
-      <w:r>
-        <w:t>(</w:t>
-      </w:r>
-      <w:r>
-        <w:t>полнота</w:t>
-      </w:r>
-      <w:r>
-        <w:t>)</w:t>
-      </w:r>
-      <w:r>
-        <w:t>- это метрика, которая, какую долю реальных положительных случаев, но также недопустим пропуск положительных точек</w:t>
-      </w:r>
-      <w:r>
-        <w:t xml:space="preserve">. </w:t>
-      </w:r>
-      <w:r>
-        <w:t xml:space="preserve">Также </w:t>
-      </w:r>
-      <w:r>
-        <w:t>Precision (точность)</w:t>
-      </w:r>
-      <w:r>
-        <w:t xml:space="preserve"> важная метрика для решения данной задачи необходима, ведь она показывает какая доля объектов действительно является положительными.</w:t>
-      </w:r>
-      <w:r>
-        <w:t xml:space="preserve"> </w:t>
-      </w:r>
-      <w:r>
+        <w:rPr>
+          <w:rFonts w:cs="Times New Roman"/>
+          <w:sz w:val="28"/>
+          <w:szCs w:val="28"/>
+        </w:rPr>
+        <w:t xml:space="preserve"> (полнота)- это метрика, которая, какую долю реальных положительных случаев, но также недопустим пропуск положительных точек</w:t>
+      </w:r>
+      <w:r>
+        <w:rPr>
+          <w:rFonts w:cs="Times New Roman"/>
+          <w:sz w:val="28"/>
+          <w:szCs w:val="28"/>
+        </w:rPr>
+        <w:t xml:space="preserve">. Также Precision (точность) важная метрика для решения данной задачи необходима, ведь она показывает какая доля объектов действительно является положительными. </w:t>
+      </w:r>
+      <w:r>
+        <w:rPr>
+          <w:rFonts w:cs="Times New Roman"/>
+          <w:sz w:val="28"/>
+          <w:szCs w:val="28"/>
+        </w:rPr>
         <w:t xml:space="preserve">Метрика </w:t>
       </w:r>
-      <w:r>
+      <w:proofErr w:type="spellStart"/>
+      <w:r>
+        <w:rPr>
+          <w:rFonts w:cs="Times New Roman"/>
+          <w:sz w:val="28"/>
+          <w:szCs w:val="28"/>
+        </w:rPr>
         <w:t>Visibility</w:t>
       </w:r>
-      <w:r>
+      <w:proofErr w:type="spellEnd"/>
+      <w:r>
+        <w:rPr>
+          <w:rFonts w:cs="Times New Roman"/>
+          <w:sz w:val="28"/>
+          <w:szCs w:val="28"/>
+        </w:rPr>
         <w:t xml:space="preserve"> демонстрирует долю того, что точка видна в кадре, данная метрика необходима, так как нам важно знать</w:t>
       </w:r>
       <w:r>
+        <w:rPr>
+          <w:rFonts w:cs="Times New Roman"/>
+          <w:sz w:val="28"/>
+          <w:szCs w:val="28"/>
+        </w:rPr>
         <w:t xml:space="preserve"> не только вероятность обнаружения точки, но и её действительность на изображении. Метрика </w:t>
       </w:r>
-      <w:r>
+      <w:proofErr w:type="spellStart"/>
+      <w:r>
+        <w:rPr>
+          <w:rFonts w:cs="Times New Roman"/>
+          <w:sz w:val="28"/>
+          <w:szCs w:val="28"/>
+        </w:rPr>
         <w:t>min_tracking_confidenc</w:t>
       </w:r>
-      <w:r>
+      <w:proofErr w:type="spellEnd"/>
+      <w:r>
+        <w:rPr>
+          <w:rFonts w:cs="Times New Roman"/>
+          <w:sz w:val="28"/>
+          <w:szCs w:val="28"/>
+        </w:rPr>
         <w:t xml:space="preserve"> в данном коде будет использоваться как объектом отслеживания в компьютерном зрении, конечно, это повышает надежность, но, к сожалению, увеличивает задержку кадров. </w:t>
       </w:r>
     </w:p>
     <w:p>
-      <w:r>
+      <w:pPr>
+        <w:rPr>
+          <w:rFonts w:cs="Times New Roman"/>
+          <w:sz w:val="28"/>
+          <w:szCs w:val="28"/>
+        </w:rPr>
+      </w:pPr>
+      <w:r>
+        <w:rPr>
+          <w:rFonts w:cs="Times New Roman"/>
+          <w:sz w:val="28"/>
+          <w:szCs w:val="28"/>
+        </w:rPr>
         <w:t>ЗАДАЧА 1: Настройка среды и установка библиотек</w:t>
       </w:r>
     </w:p>
     <w:p>
-      <w:r>
+      <w:pPr>
+        <w:rPr>
+          <w:rFonts w:cs="Times New Roman"/>
+          <w:sz w:val="28"/>
+          <w:szCs w:val="28"/>
+        </w:rPr>
+      </w:pPr>
+      <w:r>
+        <w:rPr>
+          <w:rFonts w:cs="Times New Roman"/>
+          <w:sz w:val="28"/>
+          <w:szCs w:val="28"/>
+        </w:rPr>
+        <w:lastRenderedPageBreak/>
         <w:t>Подзадачи:</w:t>
       </w:r>
     </w:p>
     <w:p>
-      <w:r>
+      <w:pPr>
+        <w:rPr>
+          <w:rFonts w:cs="Times New Roman"/>
+          <w:sz w:val="28"/>
+          <w:szCs w:val="28"/>
+        </w:rPr>
+      </w:pPr>
+      <w:r>
+        <w:rPr>
+          <w:rFonts w:cs="Times New Roman"/>
+          <w:sz w:val="28"/>
+          <w:szCs w:val="28"/>
+        </w:rPr>
         <w:t xml:space="preserve">1.1 Установить MediaPipe </w:t>
       </w:r>
       <w:r>
+        <w:rPr>
+          <w:rFonts w:cs="Times New Roman"/>
+          <w:sz w:val="28"/>
+          <w:szCs w:val="28"/>
+        </w:rPr>
         <w:br/>
-        <w:t>1.2 Установить OpenCV, NumPy, Pandas, Matplotlib</w:t>
-      </w:r>
-      <w:r>
+        <w:t xml:space="preserve">1.2 Установить </w:t>
+      </w:r>
+      <w:proofErr w:type="spellStart"/>
+      <w:r>
+        <w:rPr>
+          <w:rFonts w:cs="Times New Roman"/>
+          <w:sz w:val="28"/>
+          <w:szCs w:val="28"/>
+        </w:rPr>
+        <w:t>OpenCV</w:t>
+      </w:r>
+      <w:proofErr w:type="spellEnd"/>
+      <w:r>
+        <w:rPr>
+          <w:rFonts w:cs="Times New Roman"/>
+          <w:sz w:val="28"/>
+          <w:szCs w:val="28"/>
+        </w:rPr>
+        <w:t xml:space="preserve">, </w:t>
+      </w:r>
+      <w:proofErr w:type="spellStart"/>
+      <w:r>
+        <w:rPr>
+          <w:rFonts w:cs="Times New Roman"/>
+          <w:sz w:val="28"/>
+          <w:szCs w:val="28"/>
+        </w:rPr>
+        <w:t>NumPy</w:t>
+      </w:r>
+      <w:proofErr w:type="spellEnd"/>
+      <w:r>
+        <w:rPr>
+          <w:rFonts w:cs="Times New Roman"/>
+          <w:sz w:val="28"/>
+          <w:szCs w:val="28"/>
+        </w:rPr>
+        <w:t xml:space="preserve">, </w:t>
+      </w:r>
+      <w:proofErr w:type="spellStart"/>
+      <w:r>
+        <w:rPr>
+          <w:rFonts w:cs="Times New Roman"/>
+          <w:sz w:val="28"/>
+          <w:szCs w:val="28"/>
+        </w:rPr>
+        <w:t>Pandas</w:t>
+      </w:r>
+      <w:proofErr w:type="spellEnd"/>
+      <w:r>
+        <w:rPr>
+          <w:rFonts w:cs="Times New Roman"/>
+          <w:sz w:val="28"/>
+          <w:szCs w:val="28"/>
+        </w:rPr>
+        <w:t xml:space="preserve">, </w:t>
+      </w:r>
+      <w:proofErr w:type="spellStart"/>
+      <w:r>
+        <w:rPr>
+          <w:rFonts w:cs="Times New Roman"/>
+          <w:sz w:val="28"/>
+          <w:szCs w:val="28"/>
+        </w:rPr>
+        <w:t>Matplotlib</w:t>
+      </w:r>
+      <w:proofErr w:type="spellEnd"/>
+      <w:r>
+        <w:rPr>
+          <w:rFonts w:cs="Times New Roman"/>
+          <w:sz w:val="28"/>
+          <w:szCs w:val="28"/>
+        </w:rPr>
         <w:br/>
-        <w:t>1.3 Настроить импорты для нового API (mediapipe.tasks.python.vision)</w:t>
-      </w:r>
-      <w:r>
+        <w:t>1.3 Настроить импорты для нового API (</w:t>
+      </w:r>
+      <w:proofErr w:type="spellStart"/>
+      <w:proofErr w:type="gramStart"/>
+      <w:r>
+        <w:rPr>
+          <w:rFonts w:cs="Times New Roman"/>
+          <w:sz w:val="28"/>
+          <w:szCs w:val="28"/>
+        </w:rPr>
+        <w:t>mediapipe.tasks</w:t>
+      </w:r>
+      <w:proofErr w:type="gramEnd"/>
+      <w:r>
+        <w:rPr>
+          <w:rFonts w:cs="Times New Roman"/>
+          <w:sz w:val="28"/>
+          <w:szCs w:val="28"/>
+        </w:rPr>
+        <w:t>.</w:t>
+      </w:r>
+      <w:proofErr w:type="gramStart"/>
+      <w:r>
+        <w:rPr>
+          <w:rFonts w:cs="Times New Roman"/>
+          <w:sz w:val="28"/>
+          <w:szCs w:val="28"/>
+        </w:rPr>
+        <w:t>python.vision</w:t>
+      </w:r>
+      <w:proofErr w:type="spellEnd"/>
+      <w:proofErr w:type="gramEnd"/>
+      <w:r>
+        <w:rPr>
+          <w:rFonts w:cs="Times New Roman"/>
+          <w:sz w:val="28"/>
+          <w:szCs w:val="28"/>
+        </w:rPr>
+        <w:t>)</w:t>
+      </w:r>
+      <w:r>
+        <w:rPr>
+          <w:rFonts w:cs="Times New Roman"/>
+          <w:sz w:val="28"/>
+          <w:szCs w:val="28"/>
+        </w:rPr>
         <w:br/>
         <w:t>ЗАДАЧА 2: Инициализация детектора позы</w:t>
       </w:r>
     </w:p>
     <w:p>
-      <w:r>
+      <w:pPr>
+        <w:rPr>
+          <w:rFonts w:cs="Times New Roman"/>
+          <w:sz w:val="28"/>
+          <w:szCs w:val="28"/>
+        </w:rPr>
+      </w:pPr>
+      <w:r>
+        <w:rPr>
+          <w:rFonts w:cs="Times New Roman"/>
+          <w:sz w:val="28"/>
+          <w:szCs w:val="28"/>
+        </w:rPr>
         <w:t>Подзадачи:</w:t>
       </w:r>
     </w:p>
     <w:p>
-      <w:r>
-        <w:t xml:space="preserve">2.1 Настроить PoseLandmarkerOptions с параметрами confidence </w:t>
-      </w:r>
-      <w:r>
+      <w:pPr>
+        <w:rPr>
+          <w:rFonts w:cs="Times New Roman"/>
+          <w:sz w:val="28"/>
+          <w:szCs w:val="28"/>
+        </w:rPr>
+      </w:pPr>
+      <w:r>
+        <w:rPr>
+          <w:rFonts w:cs="Times New Roman"/>
+          <w:sz w:val="28"/>
+          <w:szCs w:val="28"/>
+        </w:rPr>
+        <w:t>2.1 Настроить </w:t>
+      </w:r>
+      <w:proofErr w:type="spellStart"/>
+      <w:r>
+        <w:rPr>
+          <w:rFonts w:cs="Times New Roman"/>
+          <w:sz w:val="28"/>
+          <w:szCs w:val="28"/>
+        </w:rPr>
+        <w:t>PoseLandmarkerOptions</w:t>
+      </w:r>
+      <w:proofErr w:type="spellEnd"/>
+      <w:r>
+        <w:rPr>
+          <w:rFonts w:cs="Times New Roman"/>
+          <w:sz w:val="28"/>
+          <w:szCs w:val="28"/>
+        </w:rPr>
+        <w:t xml:space="preserve"> с параметрами </w:t>
+      </w:r>
+      <w:proofErr w:type="spellStart"/>
+      <w:r>
+        <w:rPr>
+          <w:rFonts w:cs="Times New Roman"/>
+          <w:sz w:val="28"/>
+          <w:szCs w:val="28"/>
+        </w:rPr>
+        <w:t>confidence</w:t>
+      </w:r>
+      <w:proofErr w:type="spellEnd"/>
+      <w:r>
+        <w:rPr>
+          <w:rFonts w:cs="Times New Roman"/>
+          <w:sz w:val="28"/>
+          <w:szCs w:val="28"/>
+        </w:rPr>
+        <w:t xml:space="preserve"> </w:t>
+      </w:r>
+      <w:r>
+        <w:rPr>
+          <w:rFonts w:cs="Times New Roman"/>
+          <w:sz w:val="28"/>
+          <w:szCs w:val="28"/>
+        </w:rPr>
         <w:br/>
         <w:t>2.2 Указать режим работы IMAGE для фото и VIDEO для веб-камеры</w:t>
       </w:r>
       <w:r>
+        <w:rPr>
+          <w:rFonts w:cs="Times New Roman"/>
+          <w:sz w:val="28"/>
+          <w:szCs w:val="28"/>
+        </w:rPr>
         <w:br/>
-        <w:t>2.</w:t>
-      </w:r>
-      <w:r>
-        <w:t>3</w:t>
-      </w:r>
-      <w:r>
-        <w:t xml:space="preserve"> Создать словарь LANDMARK_NAMES для 33 ключевых точек</w:t>
+        <w:t>2.3 Создать словарь LANDMARK_NAMES для 33 ключевых точек</w:t>
       </w:r>
     </w:p>
     <w:p>
-      <w:r>
+      <w:pPr>
+        <w:rPr>
+          <w:rFonts w:cs="Times New Roman"/>
+          <w:sz w:val="28"/>
+          <w:szCs w:val="28"/>
+        </w:rPr>
+      </w:pPr>
+      <w:r>
+        <w:rPr>
+          <w:rFonts w:cs="Times New Roman"/>
+          <w:sz w:val="28"/>
+          <w:szCs w:val="28"/>
+        </w:rPr>
         <w:t>ЗАДАЧА 3: Обработка статичных изображений (этапы 1-2)</w:t>
       </w:r>
     </w:p>
     <w:p>
-      <w:r>
-        <w:lastRenderedPageBreak/>
+      <w:pPr>
+        <w:rPr>
+          <w:rFonts w:cs="Times New Roman"/>
+          <w:sz w:val="28"/>
+          <w:szCs w:val="28"/>
+        </w:rPr>
+      </w:pPr>
+      <w:r>
+        <w:rPr>
+          <w:rFonts w:cs="Times New Roman"/>
+          <w:sz w:val="28"/>
+          <w:szCs w:val="28"/>
+        </w:rPr>
         <w:t>Подзадачи:</w:t>
       </w:r>
     </w:p>
     <w:p>
-      <w:r>
-        <w:t>3.1 Конвертировать BGR → RGB → mp.Image</w:t>
-      </w:r>
-      <w:r>
+      <w:pPr>
+        <w:rPr>
+          <w:rFonts w:cs="Times New Roman"/>
+          <w:sz w:val="28"/>
+          <w:szCs w:val="28"/>
+        </w:rPr>
+      </w:pPr>
+      <w:r>
+        <w:rPr>
+          <w:rFonts w:cs="Times New Roman"/>
+          <w:sz w:val="28"/>
+          <w:szCs w:val="28"/>
+        </w:rPr>
+        <w:t>3.1 Конвертировать BGR → RGB → </w:t>
+      </w:r>
+      <w:proofErr w:type="spellStart"/>
+      <w:r>
+        <w:rPr>
+          <w:rFonts w:cs="Times New Roman"/>
+          <w:sz w:val="28"/>
+          <w:szCs w:val="28"/>
+        </w:rPr>
+        <w:t>mp.Image</w:t>
+      </w:r>
+      <w:proofErr w:type="spellEnd"/>
+      <w:r>
+        <w:rPr>
+          <w:rFonts w:cs="Times New Roman"/>
+          <w:sz w:val="28"/>
+          <w:szCs w:val="28"/>
+        </w:rPr>
         <w:br/>
-        <w:t>3.2 Получить detection_result.pose_landmarks[0]</w:t>
-      </w:r>
-      <w:r>
+        <w:t>3.2 Получить </w:t>
+      </w:r>
+      <w:proofErr w:type="spellStart"/>
+      <w:r>
+        <w:rPr>
+          <w:rFonts w:cs="Times New Roman"/>
+          <w:sz w:val="28"/>
+          <w:szCs w:val="28"/>
+        </w:rPr>
+        <w:t>detection_</w:t>
+      </w:r>
+      <w:proofErr w:type="gramStart"/>
+      <w:r>
+        <w:rPr>
+          <w:rFonts w:cs="Times New Roman"/>
+          <w:sz w:val="28"/>
+          <w:szCs w:val="28"/>
+        </w:rPr>
+        <w:t>result.pose</w:t>
+      </w:r>
+      <w:proofErr w:type="gramEnd"/>
+      <w:r>
+        <w:rPr>
+          <w:rFonts w:cs="Times New Roman"/>
+          <w:sz w:val="28"/>
+          <w:szCs w:val="28"/>
+        </w:rPr>
+        <w:t>_</w:t>
+      </w:r>
+      <w:proofErr w:type="gramStart"/>
+      <w:r>
+        <w:rPr>
+          <w:rFonts w:cs="Times New Roman"/>
+          <w:sz w:val="28"/>
+          <w:szCs w:val="28"/>
+        </w:rPr>
+        <w:t>landmarks</w:t>
+      </w:r>
+      <w:proofErr w:type="spellEnd"/>
+      <w:r>
+        <w:rPr>
+          <w:rFonts w:cs="Times New Roman"/>
+          <w:sz w:val="28"/>
+          <w:szCs w:val="28"/>
+        </w:rPr>
+        <w:t>[</w:t>
+      </w:r>
+      <w:proofErr w:type="gramEnd"/>
+      <w:r>
+        <w:rPr>
+          <w:rFonts w:cs="Times New Roman"/>
+          <w:sz w:val="28"/>
+          <w:szCs w:val="28"/>
+        </w:rPr>
+        <w:t>0]</w:t>
+      </w:r>
+      <w:r>
+        <w:rPr>
+          <w:rFonts w:cs="Times New Roman"/>
+          <w:sz w:val="28"/>
+          <w:szCs w:val="28"/>
+        </w:rPr>
         <w:br/>
         <w:t>3.3 Вывести таблицу с координатами</w:t>
       </w:r>
       <w:r>
+        <w:rPr>
+          <w:rFonts w:cs="Times New Roman"/>
+          <w:sz w:val="28"/>
+          <w:szCs w:val="28"/>
+        </w:rPr>
         <w:br/>
         <w:t xml:space="preserve">3.4 Нарисовать скелет через ручную отрисовку соединений </w:t>
       </w:r>
       <w:r>
+        <w:rPr>
+          <w:rFonts w:cs="Times New Roman"/>
+          <w:sz w:val="28"/>
+          <w:szCs w:val="28"/>
+        </w:rPr>
         <w:br/>
         <w:t>3.5 Подписать номера точек на кадре</w:t>
       </w:r>
     </w:p>
     <w:p>
-      <w:r>
+      <w:pPr>
+        <w:rPr>
+          <w:rFonts w:cs="Times New Roman"/>
+          <w:sz w:val="28"/>
+          <w:szCs w:val="28"/>
+        </w:rPr>
+      </w:pPr>
+      <w:r>
+        <w:rPr>
+          <w:rFonts w:cs="Times New Roman"/>
+          <w:sz w:val="28"/>
+          <w:szCs w:val="28"/>
+        </w:rPr>
         <w:t>ЗАДАЧА 4: Реализация функции вычисления углов</w:t>
       </w:r>
     </w:p>
     <w:p>
-      <w:r>
+      <w:pPr>
+        <w:rPr>
+          <w:rFonts w:cs="Times New Roman"/>
+          <w:sz w:val="28"/>
+          <w:szCs w:val="28"/>
+        </w:rPr>
+      </w:pPr>
+      <w:r>
+        <w:rPr>
+          <w:rFonts w:cs="Times New Roman"/>
+          <w:sz w:val="28"/>
+          <w:szCs w:val="28"/>
+        </w:rPr>
         <w:t>Подзадачи:</w:t>
       </w:r>
     </w:p>
     <w:p>
       <w:pPr>
         <w:rPr>
-          <w:lang w:val="en-US"/>
-        </w:rPr>
-      </w:pPr>
-      <w:r>
-        <w:t>4.</w:t>
-      </w:r>
-      <w:r>
-        <w:t>1</w:t>
-      </w:r>
-      <w:r>
-        <w:t xml:space="preserve"> Добавить защиту от деления на ноль (np.clip)</w:t>
-      </w:r>
-      <w:r>
+          <w:rFonts w:cs="Times New Roman"/>
+          <w:sz w:val="28"/>
+          <w:szCs w:val="28"/>
+        </w:rPr>
+      </w:pPr>
+      <w:r>
+        <w:rPr>
+          <w:rFonts w:cs="Times New Roman"/>
+          <w:sz w:val="28"/>
+          <w:szCs w:val="28"/>
+        </w:rPr>
+        <w:t>4.1 Добавить защиту от деления на ноль (</w:t>
+      </w:r>
+      <w:proofErr w:type="spellStart"/>
+      <w:proofErr w:type="gramStart"/>
+      <w:r>
+        <w:rPr>
+          <w:rFonts w:cs="Times New Roman"/>
+          <w:sz w:val="28"/>
+          <w:szCs w:val="28"/>
+        </w:rPr>
+        <w:t>np.clip</w:t>
+      </w:r>
+      <w:proofErr w:type="spellEnd"/>
+      <w:proofErr w:type="gramEnd"/>
+      <w:r>
+        <w:rPr>
+          <w:rFonts w:cs="Times New Roman"/>
+          <w:sz w:val="28"/>
+          <w:szCs w:val="28"/>
+        </w:rPr>
+        <w:t>)</w:t>
+      </w:r>
+      <w:r>
+        <w:rPr>
+          <w:rFonts w:cs="Times New Roman"/>
+          <w:sz w:val="28"/>
+          <w:szCs w:val="28"/>
+        </w:rPr>
         <w:br/>
-        <w:t>4.</w:t>
-      </w:r>
-      <w:r>
-        <w:t>2</w:t>
-      </w:r>
-      <w:r>
-        <w:t xml:space="preserve"> Конвертировать радианы в градусы</w:t>
-      </w:r>
-      <w:r>
+        <w:t>4.2 Конвертировать радианы в градусы</w:t>
+      </w:r>
+      <w:r>
+        <w:rPr>
+          <w:rFonts w:cs="Times New Roman"/>
+          <w:sz w:val="28"/>
+          <w:szCs w:val="28"/>
+        </w:rPr>
         <w:br/>
-        <w:t>4.</w:t>
-      </w:r>
-      <w:r>
-        <w:t>3</w:t>
-      </w:r>
-      <w:r>
-        <w:t xml:space="preserve"> Применить для коленей</w:t>
+        <w:t>4.3 Применить для коленей</w:t>
       </w:r>
     </w:p>
     <w:p>
-      <w:r>
+      <w:pPr>
+        <w:rPr>
+          <w:rFonts w:cs="Times New Roman"/>
+          <w:sz w:val="28"/>
+          <w:szCs w:val="28"/>
+        </w:rPr>
+      </w:pPr>
+      <w:r>
+        <w:rPr>
+          <w:rFonts w:cs="Times New Roman"/>
+          <w:sz w:val="28"/>
+          <w:szCs w:val="28"/>
+        </w:rPr>
         <w:t>ЗАДАЧА 5: Работа с веб-камерой в реальном времени</w:t>
       </w:r>
     </w:p>
     <w:p>
-      <w:r>
+      <w:pPr>
+        <w:rPr>
+          <w:rFonts w:cs="Times New Roman"/>
+          <w:sz w:val="28"/>
+          <w:szCs w:val="28"/>
+        </w:rPr>
+      </w:pPr>
+      <w:r>
+        <w:rPr>
+          <w:rFonts w:cs="Times New Roman"/>
+          <w:sz w:val="28"/>
+          <w:szCs w:val="28"/>
+        </w:rPr>
         <w:t>Подзадачи:</w:t>
       </w:r>
     </w:p>
     <w:p>
-      <w:r>
+      <w:pPr>
+        <w:rPr>
+          <w:rFonts w:cs="Times New Roman"/>
+          <w:sz w:val="28"/>
+          <w:szCs w:val="28"/>
+        </w:rPr>
+      </w:pPr>
+      <w:r>
+        <w:rPr>
+          <w:rFonts w:cs="Times New Roman"/>
+          <w:sz w:val="28"/>
+          <w:szCs w:val="28"/>
+        </w:rPr>
         <w:t>5.1 Захват видео через cv2.VideoCapture(0)</w:t>
       </w:r>
       <w:r>
+        <w:rPr>
+          <w:rFonts w:cs="Times New Roman"/>
+          <w:sz w:val="28"/>
+          <w:szCs w:val="28"/>
+        </w:rPr>
         <w:br/>
         <w:t>5.2 Расчёт FPS через разницу времени между кадрами</w:t>
       </w:r>
       <w:r>
+        <w:rPr>
+          <w:rFonts w:cs="Times New Roman"/>
+          <w:sz w:val="28"/>
+          <w:szCs w:val="28"/>
+        </w:rPr>
         <w:br/>
-        <w:t>5.3 Конвертация BGR→RGB→mp.Image на каждом кадре</w:t>
-      </w:r>
-      <w:r>
+        <w:t xml:space="preserve">5.3 Конвертация </w:t>
+      </w:r>
+      <w:proofErr w:type="spellStart"/>
+      <w:r>
+        <w:rPr>
+          <w:rFonts w:cs="Times New Roman"/>
+          <w:sz w:val="28"/>
+          <w:szCs w:val="28"/>
+        </w:rPr>
+        <w:t>BGR→RGB→mp.Image</w:t>
+      </w:r>
+      <w:proofErr w:type="spellEnd"/>
+      <w:r>
+        <w:rPr>
+          <w:rFonts w:cs="Times New Roman"/>
+          <w:sz w:val="28"/>
+          <w:szCs w:val="28"/>
+        </w:rPr>
+        <w:t> на каждом кадре</w:t>
+      </w:r>
+      <w:r>
+        <w:rPr>
+          <w:rFonts w:cs="Times New Roman"/>
+          <w:sz w:val="28"/>
+          <w:szCs w:val="28"/>
+        </w:rPr>
         <w:br/>
         <w:t>5.4 Отрисовка скелета и углов поверх видеопотока</w:t>
       </w:r>
       <w:r>
+        <w:rPr>
+          <w:rFonts w:cs="Times New Roman"/>
+          <w:sz w:val="28"/>
+          <w:szCs w:val="28"/>
+        </w:rPr>
         <w:br/>
         <w:t>5.5 Вывод FPS на экран</w:t>
       </w:r>
     </w:p>
     <w:p>
-      <w:r>
+      <w:pPr>
+        <w:rPr>
+          <w:rFonts w:cs="Times New Roman"/>
+          <w:sz w:val="28"/>
+          <w:szCs w:val="28"/>
+        </w:rPr>
+      </w:pPr>
+      <w:r>
+        <w:rPr>
+          <w:rFonts w:cs="Times New Roman"/>
+          <w:sz w:val="28"/>
+          <w:szCs w:val="28"/>
+        </w:rPr>
         <w:t>ЗАДАЧА 6: Реализация счётчика упражнений (приседаний)</w:t>
       </w:r>
     </w:p>
     <w:p>
-      <w:r>
+      <w:pPr>
+        <w:rPr>
+          <w:rFonts w:cs="Times New Roman"/>
+          <w:sz w:val="28"/>
+          <w:szCs w:val="28"/>
+        </w:rPr>
+      </w:pPr>
+      <w:r>
+        <w:rPr>
+          <w:rFonts w:cs="Times New Roman"/>
+          <w:sz w:val="28"/>
+          <w:szCs w:val="28"/>
+        </w:rPr>
         <w:t>Подзадачи:</w:t>
       </w:r>
     </w:p>
     <w:p>
-      <w:r>
-        <w:t>6.1 Создать класс ExerciseCounter с состояниями 'up' и 'down'</w:t>
-      </w:r>
-      <w:r>
+      <w:pPr>
+        <w:rPr>
+          <w:rFonts w:cs="Times New Roman"/>
+          <w:sz w:val="28"/>
+          <w:szCs w:val="28"/>
+        </w:rPr>
+      </w:pPr>
+      <w:r>
+        <w:rPr>
+          <w:rFonts w:cs="Times New Roman"/>
+          <w:sz w:val="28"/>
+          <w:szCs w:val="28"/>
+        </w:rPr>
+        <w:t>6.1 Создать класс </w:t>
+      </w:r>
+      <w:proofErr w:type="spellStart"/>
+      <w:r>
+        <w:rPr>
+          <w:rFonts w:cs="Times New Roman"/>
+          <w:sz w:val="28"/>
+          <w:szCs w:val="28"/>
+        </w:rPr>
+        <w:t>ExerciseCounter</w:t>
+      </w:r>
+      <w:proofErr w:type="spellEnd"/>
+      <w:r>
+        <w:rPr>
+          <w:rFonts w:cs="Times New Roman"/>
+          <w:sz w:val="28"/>
+          <w:szCs w:val="28"/>
+        </w:rPr>
+        <w:t> с состояниями '</w:t>
+      </w:r>
+      <w:proofErr w:type="spellStart"/>
+      <w:r>
+        <w:rPr>
+          <w:rFonts w:cs="Times New Roman"/>
+          <w:sz w:val="28"/>
+          <w:szCs w:val="28"/>
+        </w:rPr>
+        <w:t>up</w:t>
+      </w:r>
+      <w:proofErr w:type="spellEnd"/>
+      <w:r>
+        <w:rPr>
+          <w:rFonts w:cs="Times New Roman"/>
+          <w:sz w:val="28"/>
+          <w:szCs w:val="28"/>
+        </w:rPr>
+        <w:t>' и '</w:t>
+      </w:r>
+      <w:proofErr w:type="spellStart"/>
+      <w:r>
+        <w:rPr>
+          <w:rFonts w:cs="Times New Roman"/>
+          <w:sz w:val="28"/>
+          <w:szCs w:val="28"/>
+        </w:rPr>
+        <w:t>down</w:t>
+      </w:r>
+      <w:proofErr w:type="spellEnd"/>
+      <w:r>
+        <w:rPr>
+          <w:rFonts w:cs="Times New Roman"/>
+          <w:sz w:val="28"/>
+          <w:szCs w:val="28"/>
+        </w:rPr>
+        <w:t>'</w:t>
+      </w:r>
+      <w:r>
+        <w:rPr>
+          <w:rFonts w:cs="Times New Roman"/>
+          <w:sz w:val="28"/>
+          <w:szCs w:val="28"/>
+        </w:rPr>
         <w:br/>
         <w:t>6.2 Использовать гистерезис (два порога: 90° и 160°) для устранения дребезга</w:t>
       </w:r>
       <w:r>
+        <w:rPr>
+          <w:rFonts w:cs="Times New Roman"/>
+          <w:sz w:val="28"/>
+          <w:szCs w:val="28"/>
+        </w:rPr>
         <w:br/>
-        <w:t>6.3 Увеличивать счётчик при переходе 'down' → 'up'</w:t>
-      </w:r>
-      <w:r>
+      </w:r>
+      <w:r>
+        <w:rPr>
+          <w:rFonts w:cs="Times New Roman"/>
+          <w:sz w:val="28"/>
+          <w:szCs w:val="28"/>
+        </w:rPr>
+        <w:lastRenderedPageBreak/>
+        <w:t>6.3 Увеличивать счётчик при переходе '</w:t>
+      </w:r>
+      <w:proofErr w:type="spellStart"/>
+      <w:r>
+        <w:rPr>
+          <w:rFonts w:cs="Times New Roman"/>
+          <w:sz w:val="28"/>
+          <w:szCs w:val="28"/>
+        </w:rPr>
+        <w:t>down</w:t>
+      </w:r>
+      <w:proofErr w:type="spellEnd"/>
+      <w:r>
+        <w:rPr>
+          <w:rFonts w:cs="Times New Roman"/>
+          <w:sz w:val="28"/>
+          <w:szCs w:val="28"/>
+        </w:rPr>
+        <w:t>' → '</w:t>
+      </w:r>
+      <w:proofErr w:type="spellStart"/>
+      <w:r>
+        <w:rPr>
+          <w:rFonts w:cs="Times New Roman"/>
+          <w:sz w:val="28"/>
+          <w:szCs w:val="28"/>
+        </w:rPr>
+        <w:t>up</w:t>
+      </w:r>
+      <w:proofErr w:type="spellEnd"/>
+      <w:r>
+        <w:rPr>
+          <w:rFonts w:cs="Times New Roman"/>
+          <w:sz w:val="28"/>
+          <w:szCs w:val="28"/>
+        </w:rPr>
+        <w:t>'</w:t>
+      </w:r>
+      <w:r>
+        <w:rPr>
+          <w:rFonts w:cs="Times New Roman"/>
+          <w:sz w:val="28"/>
+          <w:szCs w:val="28"/>
+        </w:rPr>
         <w:br/>
         <w:t>6.4 Выводить текущий счёт и фазу на кадр</w:t>
       </w:r>
     </w:p>
     <w:p>
-      <w:r>
+      <w:pPr>
+        <w:rPr>
+          <w:rFonts w:cs="Times New Roman"/>
+          <w:sz w:val="28"/>
+          <w:szCs w:val="28"/>
+        </w:rPr>
+      </w:pPr>
+      <w:r>
+        <w:rPr>
+          <w:rFonts w:cs="Times New Roman"/>
+          <w:sz w:val="28"/>
+          <w:szCs w:val="28"/>
+        </w:rPr>
         <w:t>ЗАДАЧА 7: Анализ и визуализация метрик</w:t>
       </w:r>
     </w:p>
     <w:p>
-      <w:r>
+      <w:pPr>
+        <w:rPr>
+          <w:rFonts w:cs="Times New Roman"/>
+          <w:sz w:val="28"/>
+          <w:szCs w:val="28"/>
+        </w:rPr>
+      </w:pPr>
+      <w:r>
+        <w:rPr>
+          <w:rFonts w:cs="Times New Roman"/>
+          <w:sz w:val="28"/>
+          <w:szCs w:val="28"/>
+        </w:rPr>
         <w:t>Подзадачи:</w:t>
       </w:r>
     </w:p>
     <w:p>
-      <w:r>
-        <w:t>7.1 Сохранять visibility каждой точки в историю (100-200 кадров)</w:t>
-      </w:r>
-      <w:r>
+      <w:pPr>
+        <w:rPr>
+          <w:rFonts w:cs="Times New Roman"/>
+          <w:sz w:val="28"/>
+          <w:szCs w:val="28"/>
+        </w:rPr>
+      </w:pPr>
+      <w:r>
+        <w:rPr>
+          <w:rFonts w:cs="Times New Roman"/>
+          <w:sz w:val="28"/>
+          <w:szCs w:val="28"/>
+        </w:rPr>
+        <w:t>7.1 Сохранять </w:t>
+      </w:r>
+      <w:proofErr w:type="spellStart"/>
+      <w:r>
+        <w:rPr>
+          <w:rFonts w:cs="Times New Roman"/>
+          <w:sz w:val="28"/>
+          <w:szCs w:val="28"/>
+        </w:rPr>
+        <w:t>visibility</w:t>
+      </w:r>
+      <w:proofErr w:type="spellEnd"/>
+      <w:r>
+        <w:rPr>
+          <w:rFonts w:cs="Times New Roman"/>
+          <w:sz w:val="28"/>
+          <w:szCs w:val="28"/>
+        </w:rPr>
+        <w:t> каждой точки в историю (100-200 кадров)</w:t>
+      </w:r>
+      <w:r>
+        <w:rPr>
+          <w:rFonts w:cs="Times New Roman"/>
+          <w:sz w:val="28"/>
+          <w:szCs w:val="28"/>
+        </w:rPr>
         <w:br/>
-        <w:t>7.2 Построить графики изменения x, y, z, visibility во времени (Matplotlib)</w:t>
-      </w:r>
-      <w:r>
+        <w:t xml:space="preserve">7.2 Построить графики изменения x, y, z, </w:t>
+      </w:r>
+      <w:proofErr w:type="spellStart"/>
+      <w:r>
+        <w:rPr>
+          <w:rFonts w:cs="Times New Roman"/>
+          <w:sz w:val="28"/>
+          <w:szCs w:val="28"/>
+        </w:rPr>
+        <w:t>visibility</w:t>
+      </w:r>
+      <w:proofErr w:type="spellEnd"/>
+      <w:r>
+        <w:rPr>
+          <w:rFonts w:cs="Times New Roman"/>
+          <w:sz w:val="28"/>
+          <w:szCs w:val="28"/>
+        </w:rPr>
+        <w:t xml:space="preserve"> во времени (</w:t>
+      </w:r>
+      <w:proofErr w:type="spellStart"/>
+      <w:r>
+        <w:rPr>
+          <w:rFonts w:cs="Times New Roman"/>
+          <w:sz w:val="28"/>
+          <w:szCs w:val="28"/>
+        </w:rPr>
+        <w:t>Matplotlib</w:t>
+      </w:r>
+      <w:proofErr w:type="spellEnd"/>
+      <w:r>
+        <w:rPr>
+          <w:rFonts w:cs="Times New Roman"/>
+          <w:sz w:val="28"/>
+          <w:szCs w:val="28"/>
+        </w:rPr>
+        <w:t>)</w:t>
+      </w:r>
+      <w:r>
+        <w:rPr>
+          <w:rFonts w:cs="Times New Roman"/>
+          <w:sz w:val="28"/>
+          <w:szCs w:val="28"/>
+        </w:rPr>
         <w:br/>
         <w:t>7.3 Реализовать классификатор позы STANDING/SITTING по расстоянию плечи-бёдра (порог 0.35)</w:t>
       </w:r>
       <w:r>
+        <w:rPr>
+          <w:rFonts w:cs="Times New Roman"/>
+          <w:sz w:val="28"/>
+          <w:szCs w:val="28"/>
+        </w:rPr>
         <w:br/>
         <w:t xml:space="preserve">7.4 Реализовать проверку симметрии </w:t>
       </w:r>
     </w:p>
     <w:p>
       <w:pPr>
+        <w:rPr>
+          <w:rFonts w:cs="Times New Roman"/>
+          <w:sz w:val="28"/>
+          <w:szCs w:val="28"/>
+        </w:rPr>
         <w:sectPr>
           <w:pgSz w:w="11906" w:h="16838"/>
           <w:pgMar w:top="1134" w:right="850" w:bottom="1134" w:left="1701" w:header="708" w:footer="708" w:gutter="0"/>
@@ -722,373 +2900,636 @@
     </w:p>
     <w:p>
       <w:pPr>
+        <w:pStyle w:val="2"/>
         <w:jc w:val="center"/>
         <w:rPr>
+          <w:rFonts w:ascii="Times New Roman" w:hAnsi="Times New Roman" w:cs="Times New Roman"/>
           <w:b/>
           <w:bCs/>
-        </w:rPr>
-      </w:pPr>
-      <w:r>
-        <w:rPr>
+          <w:color w:val="auto"/>
+          <w:sz w:val="28"/>
+          <w:szCs w:val="28"/>
+        </w:rPr>
+      </w:pPr>
+      <w:bookmarkStart w:id="2" w:name="_Toc229592922"/>
+      <w:bookmarkStart w:id="3" w:name="_Toc229593189"/>
+      <w:r>
+        <w:rPr>
+          <w:rFonts w:ascii="Times New Roman" w:hAnsi="Times New Roman" w:cs="Times New Roman"/>
           <w:b/>
           <w:bCs/>
+          <w:color w:val="auto"/>
+          <w:sz w:val="28"/>
+          <w:szCs w:val="28"/>
         </w:rPr>
         <w:lastRenderedPageBreak/>
         <w:t>1. АНАЛИЗ ЗАДАНИЯ ЭКСПЛУАТАЦИОННОЙ ПРАКТИКЕ</w:t>
       </w:r>
+      <w:bookmarkEnd w:id="2"/>
+      <w:bookmarkEnd w:id="3"/>
     </w:p>
     <w:p>
       <w:pPr>
         <w:ind w:firstLine="567"/>
         <w:jc w:val="both"/>
-      </w:pPr>
-      <w:r>
-        <w:t xml:space="preserve">Необходимо разработать программу, которая будет находить позы человека через ключевые точки. </w:t>
-      </w:r>
-      <w:r>
-        <w:t>Human Pose Estimation (HPE) — это способ идентификации и классификации узлов человеческого тела</w:t>
-      </w:r>
-      <w:r>
-        <w:t xml:space="preserve">. </w:t>
-      </w:r>
-      <w:r>
-        <w:t> </w:t>
-      </w:r>
-      <w:r>
+        <w:rPr>
+          <w:rFonts w:cs="Times New Roman"/>
+          <w:sz w:val="28"/>
+          <w:szCs w:val="28"/>
+        </w:rPr>
+      </w:pPr>
+      <w:r>
+        <w:rPr>
+          <w:rFonts w:cs="Times New Roman"/>
+          <w:sz w:val="28"/>
+          <w:szCs w:val="28"/>
+        </w:rPr>
+        <w:t xml:space="preserve">Необходимо разработать программу, которая будет находить позы человека через ключевые точки. Human </w:t>
+      </w:r>
+      <w:proofErr w:type="spellStart"/>
+      <w:r>
+        <w:rPr>
+          <w:rFonts w:cs="Times New Roman"/>
+          <w:sz w:val="28"/>
+          <w:szCs w:val="28"/>
+        </w:rPr>
+        <w:t>Pose</w:t>
+      </w:r>
+      <w:proofErr w:type="spellEnd"/>
+      <w:r>
+        <w:rPr>
+          <w:rFonts w:cs="Times New Roman"/>
+          <w:sz w:val="28"/>
+          <w:szCs w:val="28"/>
+        </w:rPr>
+        <w:t xml:space="preserve"> </w:t>
+      </w:r>
+      <w:proofErr w:type="spellStart"/>
+      <w:r>
+        <w:rPr>
+          <w:rFonts w:cs="Times New Roman"/>
+          <w:sz w:val="28"/>
+          <w:szCs w:val="28"/>
+        </w:rPr>
+        <w:t>Estimation</w:t>
+      </w:r>
+      <w:proofErr w:type="spellEnd"/>
+      <w:r>
+        <w:rPr>
+          <w:rFonts w:cs="Times New Roman"/>
+          <w:sz w:val="28"/>
+          <w:szCs w:val="28"/>
+        </w:rPr>
+        <w:t xml:space="preserve"> (HPE) — это способ идентификации и классификации узлов человеческого тела.  </w:t>
+      </w:r>
+      <w:r>
+        <w:rPr>
+          <w:rFonts w:cs="Times New Roman"/>
+          <w:sz w:val="28"/>
+          <w:szCs w:val="28"/>
+        </w:rPr>
         <w:t>Э</w:t>
       </w:r>
       <w:r>
-        <w:t>то способ определения координат каждого узла (руки, головы, туловища и так далее), называемого</w:t>
-      </w:r>
-      <w:r>
-        <w:t xml:space="preserve"> </w:t>
-      </w:r>
-      <w:r>
-        <w:t>ключевой точкой</w:t>
-      </w:r>
-      <w:r>
-        <w:t xml:space="preserve"> </w:t>
-      </w:r>
-      <w:r>
-        <w:t>и определяющего положение тела человека. Связь между этими точками называется</w:t>
-      </w:r>
-      <w:r>
-        <w:t xml:space="preserve"> </w:t>
-      </w:r>
-      <w:r>
-        <w:t>парой.</w:t>
-      </w:r>
-      <w:r>
-        <w:t xml:space="preserve"> </w:t>
-      </w:r>
-      <w:r>
-        <w:t xml:space="preserve">Образованное между точками соединение должно быть существенным, то есть не все точки могут образовывать пару. Изначально задача HPE заключается в формировании </w:t>
-      </w:r>
-      <w:r>
-        <w:t xml:space="preserve">скелета </w:t>
-      </w:r>
-      <w:r>
-        <w:t>описания человеческого тела с последующей обработкой для конкретных задач</w:t>
+        <w:rPr>
+          <w:rFonts w:cs="Times New Roman"/>
+          <w:sz w:val="28"/>
+          <w:szCs w:val="28"/>
+        </w:rPr>
+        <w:t>то способ определения координат каждого узла (руки, головы, туловища и так далее), называемого ключевой точкой и определяющего положение тела человека. Связь между этими точками называется парой. Образованное между точками соединение должно быть существенным, то есть не все точки могут образовывать пару. Изначально задача HPE заключается в формировании скелета описания человеческого тела с последующей обработкой для конкретных задач</w:t>
+      </w:r>
+      <w:r>
+        <w:rPr>
+          <w:rFonts w:cs="Times New Roman"/>
+          <w:sz w:val="28"/>
+          <w:szCs w:val="28"/>
+        </w:rPr>
+        <w:t>.</w:t>
       </w:r>
     </w:p>
     <w:p>
       <w:pPr>
-        <w:ind w:firstLine="567"/>
-        <w:rPr>
+        <w:pStyle w:val="2"/>
+        <w:rPr>
+          <w:rFonts w:ascii="Times New Roman" w:hAnsi="Times New Roman" w:cs="Times New Roman"/>
           <w:b/>
           <w:bCs/>
-        </w:rPr>
-      </w:pPr>
-      <w:r>
-        <w:rPr>
+          <w:color w:val="auto"/>
+          <w:sz w:val="28"/>
+          <w:szCs w:val="28"/>
+        </w:rPr>
+      </w:pPr>
+      <w:bookmarkStart w:id="4" w:name="_Toc229592923"/>
+      <w:bookmarkStart w:id="5" w:name="_Toc229593190"/>
+      <w:r>
+        <w:rPr>
+          <w:rFonts w:ascii="Times New Roman" w:hAnsi="Times New Roman" w:cs="Times New Roman"/>
           <w:b/>
           <w:bCs/>
+          <w:color w:val="auto"/>
+          <w:sz w:val="28"/>
+          <w:szCs w:val="28"/>
         </w:rPr>
         <w:t>1</w:t>
       </w:r>
       <w:r>
         <w:rPr>
+          <w:rFonts w:ascii="Times New Roman" w:hAnsi="Times New Roman" w:cs="Times New Roman"/>
           <w:b/>
           <w:bCs/>
+          <w:color w:val="auto"/>
+          <w:sz w:val="28"/>
+          <w:szCs w:val="28"/>
         </w:rPr>
         <w:t>.1</w:t>
       </w:r>
       <w:r>
         <w:rPr>
+          <w:rFonts w:ascii="Times New Roman" w:hAnsi="Times New Roman" w:cs="Times New Roman"/>
           <w:b/>
           <w:bCs/>
+          <w:color w:val="auto"/>
+          <w:sz w:val="28"/>
+          <w:szCs w:val="28"/>
         </w:rPr>
         <w:t xml:space="preserve">: </w:t>
       </w:r>
       <w:r>
         <w:rPr>
+          <w:rFonts w:ascii="Times New Roman" w:hAnsi="Times New Roman" w:cs="Times New Roman"/>
           <w:b/>
           <w:bCs/>
+          <w:color w:val="auto"/>
+          <w:sz w:val="28"/>
+          <w:szCs w:val="28"/>
         </w:rPr>
         <w:t>Выбор и обоснования необходимых библиотек</w:t>
       </w:r>
+      <w:bookmarkEnd w:id="4"/>
+      <w:bookmarkEnd w:id="5"/>
     </w:p>
     <w:p>
       <w:pPr>
         <w:ind w:firstLine="567"/>
         <w:jc w:val="both"/>
-      </w:pPr>
-      <w:r>
+        <w:rPr>
+          <w:rFonts w:cs="Times New Roman"/>
+          <w:sz w:val="28"/>
+          <w:szCs w:val="28"/>
+        </w:rPr>
+      </w:pPr>
+      <w:r>
+        <w:rPr>
+          <w:rFonts w:cs="Times New Roman"/>
+          <w:sz w:val="28"/>
+          <w:szCs w:val="28"/>
+        </w:rPr>
         <w:t xml:space="preserve">Для создания программы оценка позы человека необходимо использовать готовые библиотеки и модель. Модель уже была определена по заданию. </w:t>
       </w:r>
       <w:r>
         <w:rPr>
+          <w:rFonts w:cs="Times New Roman"/>
+          <w:sz w:val="28"/>
+          <w:szCs w:val="28"/>
           <w:lang w:val="en-US"/>
         </w:rPr>
         <w:t>MediaPipe</w:t>
       </w:r>
       <w:r>
-        <w:t xml:space="preserve"> – </w:t>
-      </w:r>
-      <w:r>
-        <w:t xml:space="preserve">это модель от </w:t>
-      </w:r>
-      <w:r>
-        <w:rPr>
+        <w:rPr>
+          <w:rFonts w:cs="Times New Roman"/>
+          <w:sz w:val="28"/>
+          <w:szCs w:val="28"/>
+        </w:rPr>
+        <w:t xml:space="preserve"> – это модель от </w:t>
+      </w:r>
+      <w:r>
+        <w:rPr>
+          <w:rFonts w:cs="Times New Roman"/>
+          <w:sz w:val="28"/>
+          <w:szCs w:val="28"/>
           <w:lang w:val="en-US"/>
         </w:rPr>
         <w:t>Google</w:t>
       </w:r>
       <w:r>
+        <w:rPr>
+          <w:rFonts w:cs="Times New Roman"/>
+          <w:sz w:val="28"/>
+          <w:szCs w:val="28"/>
+        </w:rPr>
         <w:t xml:space="preserve">, которая состоит из множества натренированных моделей. На данный момент это единственная модель, которая включает в себя 33 ключевые точки человека, в остальных моделях выбор не так уж велик, предел 17 точек. Библиотека </w:t>
       </w:r>
       <w:r>
         <w:rPr>
+          <w:rFonts w:cs="Times New Roman"/>
+          <w:sz w:val="28"/>
+          <w:szCs w:val="28"/>
           <w:lang w:val="en-US"/>
         </w:rPr>
         <w:t>OpenCV</w:t>
       </w:r>
       <w:r>
-        <w:t xml:space="preserve"> </w:t>
-      </w:r>
-      <w:r>
-        <w:t xml:space="preserve">нужна для того, чтобы читать и записывать изображения, захват видео, обрисовывать точки и линии, а также вывод изображений на экран. </w:t>
-      </w:r>
-      <w:r>
-        <w:rPr>
+        <w:rPr>
+          <w:rFonts w:cs="Times New Roman"/>
+          <w:sz w:val="28"/>
+          <w:szCs w:val="28"/>
+        </w:rPr>
+        <w:t xml:space="preserve"> нужна для того, чтобы читать и записывать изображения, захват видео, обрисовывать точки и линии, а также вывод изображений на экран. </w:t>
+      </w:r>
+      <w:proofErr w:type="spellStart"/>
+      <w:r>
+        <w:rPr>
+          <w:rFonts w:cs="Times New Roman"/>
+          <w:sz w:val="28"/>
+          <w:szCs w:val="28"/>
           <w:lang w:val="en-US"/>
         </w:rPr>
         <w:t>Numpy</w:t>
       </w:r>
-      <w:r>
+      <w:proofErr w:type="spellEnd"/>
+      <w:r>
+        <w:rPr>
+          <w:rFonts w:cs="Times New Roman"/>
+          <w:sz w:val="28"/>
+          <w:szCs w:val="28"/>
+        </w:rPr>
         <w:t xml:space="preserve"> необходим для вычисления углов через скалярные произведения. </w:t>
       </w:r>
       <w:r>
         <w:rPr>
+          <w:rFonts w:cs="Times New Roman"/>
+          <w:sz w:val="28"/>
+          <w:szCs w:val="28"/>
           <w:lang w:val="en-US"/>
         </w:rPr>
         <w:t>Pandas</w:t>
       </w:r>
       <w:r>
-        <w:t xml:space="preserve"> </w:t>
-      </w:r>
-      <w:r>
-        <w:t xml:space="preserve">сохраняет точки в структурированном формате и экспортирует данные в </w:t>
-      </w:r>
-      <w:r>
-        <w:rPr>
+        <w:rPr>
+          <w:rFonts w:cs="Times New Roman"/>
+          <w:sz w:val="28"/>
+          <w:szCs w:val="28"/>
+        </w:rPr>
+        <w:t xml:space="preserve"> сохраняет точки в структурированном формате и экспортирует данные в </w:t>
+      </w:r>
+      <w:r>
+        <w:rPr>
+          <w:rFonts w:cs="Times New Roman"/>
+          <w:sz w:val="28"/>
+          <w:szCs w:val="28"/>
           <w:lang w:val="en-US"/>
         </w:rPr>
         <w:t>CSV</w:t>
       </w:r>
       <w:r>
+        <w:rPr>
+          <w:rFonts w:cs="Times New Roman"/>
+          <w:sz w:val="28"/>
+          <w:szCs w:val="28"/>
+        </w:rPr>
         <w:t xml:space="preserve">-файл. </w:t>
       </w:r>
-      <w:r>
-        <w:rPr>
+      <w:proofErr w:type="spellStart"/>
+      <w:r>
+        <w:rPr>
+          <w:rFonts w:cs="Times New Roman"/>
+          <w:sz w:val="28"/>
+          <w:szCs w:val="28"/>
           <w:lang w:val="en-US"/>
         </w:rPr>
         <w:t>Matplolib</w:t>
       </w:r>
-      <w:r>
+      <w:proofErr w:type="spellEnd"/>
+      <w:r>
+        <w:rPr>
+          <w:rFonts w:cs="Times New Roman"/>
+          <w:sz w:val="28"/>
+          <w:szCs w:val="28"/>
+        </w:rPr>
         <w:t xml:space="preserve"> библиотека, которая позволяет построить графики и сохранить их в </w:t>
       </w:r>
       <w:r>
         <w:rPr>
+          <w:rFonts w:cs="Times New Roman"/>
+          <w:sz w:val="28"/>
+          <w:szCs w:val="28"/>
           <w:lang w:val="en-US"/>
         </w:rPr>
         <w:t>PNG</w:t>
       </w:r>
       <w:r>
+        <w:rPr>
+          <w:rFonts w:cs="Times New Roman"/>
+          <w:sz w:val="28"/>
+          <w:szCs w:val="28"/>
+        </w:rPr>
         <w:t xml:space="preserve"> формате.</w:t>
       </w:r>
       <w:r>
+        <w:rPr>
+          <w:rFonts w:cs="Times New Roman"/>
+          <w:sz w:val="28"/>
+          <w:szCs w:val="28"/>
+        </w:rPr>
         <w:t xml:space="preserve"> </w:t>
       </w:r>
     </w:p>
     <w:p>
       <w:pPr>
-        <w:ind w:firstLine="567"/>
-        <w:rPr>
+        <w:pStyle w:val="2"/>
+        <w:rPr>
+          <w:rFonts w:ascii="Times New Roman" w:hAnsi="Times New Roman" w:cs="Times New Roman"/>
           <w:b/>
           <w:bCs/>
-        </w:rPr>
-      </w:pPr>
-      <w:r>
-        <w:rPr>
+          <w:color w:val="auto"/>
+          <w:sz w:val="28"/>
+          <w:szCs w:val="28"/>
+        </w:rPr>
+      </w:pPr>
+      <w:bookmarkStart w:id="6" w:name="_Toc229592924"/>
+      <w:bookmarkStart w:id="7" w:name="_Toc229593191"/>
+      <w:r>
+        <w:rPr>
+          <w:rFonts w:ascii="Times New Roman" w:hAnsi="Times New Roman" w:cs="Times New Roman"/>
           <w:b/>
           <w:bCs/>
+          <w:color w:val="auto"/>
+          <w:sz w:val="28"/>
+          <w:szCs w:val="28"/>
         </w:rPr>
         <w:t>1.2 Поэтапная декомпозиция задания</w:t>
       </w:r>
+      <w:bookmarkEnd w:id="6"/>
+      <w:bookmarkEnd w:id="7"/>
     </w:p>
     <w:p>
       <w:pPr>
         <w:ind w:firstLine="567"/>
         <w:jc w:val="both"/>
-      </w:pPr>
-      <w:r>
+        <w:rPr>
+          <w:rFonts w:cs="Times New Roman"/>
+          <w:sz w:val="28"/>
+          <w:szCs w:val="28"/>
+        </w:rPr>
+      </w:pPr>
+      <w:r>
+        <w:rPr>
+          <w:rFonts w:cs="Times New Roman"/>
+          <w:sz w:val="28"/>
+          <w:szCs w:val="28"/>
+        </w:rPr>
         <w:t>Первым делом мы устанавливаем модель</w:t>
       </w:r>
       <w:r>
+        <w:rPr>
+          <w:rFonts w:cs="Times New Roman"/>
+          <w:sz w:val="28"/>
+          <w:szCs w:val="28"/>
+        </w:rPr>
         <w:t xml:space="preserve"> и необходимые библиотеки</w:t>
       </w:r>
       <w:r>
+        <w:rPr>
+          <w:rFonts w:cs="Times New Roman"/>
+          <w:sz w:val="28"/>
+          <w:szCs w:val="28"/>
+        </w:rPr>
         <w:t>.</w:t>
       </w:r>
       <w:r>
+        <w:rPr>
+          <w:rFonts w:cs="Times New Roman"/>
+          <w:sz w:val="28"/>
+          <w:szCs w:val="28"/>
+        </w:rPr>
         <w:t xml:space="preserve"> Также разработана функция для тестового изображения, которая показала таблицу с координатами, это было сделано чтобы понять корректно ли работает программа. </w:t>
       </w:r>
       <w:r>
+        <w:rPr>
+          <w:rFonts w:cs="Times New Roman"/>
+          <w:sz w:val="28"/>
+          <w:szCs w:val="28"/>
+        </w:rPr>
         <w:t>Далее</w:t>
       </w:r>
       <w:r>
+        <w:rPr>
+          <w:rFonts w:cs="Times New Roman"/>
+          <w:sz w:val="28"/>
+          <w:szCs w:val="28"/>
+        </w:rPr>
         <w:t>,</w:t>
       </w:r>
       <w:r>
+        <w:rPr>
+          <w:rFonts w:cs="Times New Roman"/>
+          <w:sz w:val="28"/>
+          <w:szCs w:val="28"/>
+        </w:rPr>
         <w:t xml:space="preserve"> детектируем </w:t>
       </w:r>
       <w:r>
+        <w:rPr>
+          <w:rFonts w:cs="Times New Roman"/>
+          <w:sz w:val="28"/>
+          <w:szCs w:val="28"/>
+        </w:rPr>
         <w:t>изображение, а после обрабатываем 5 фотографий людей в разных</w:t>
       </w:r>
       <w:r>
+        <w:rPr>
+          <w:rFonts w:cs="Times New Roman"/>
+          <w:sz w:val="28"/>
+          <w:szCs w:val="28"/>
+        </w:rPr>
         <w:t xml:space="preserve"> позах. Все пять изображений были обработаны и был отрисован скелет человека. После подключаем камеру и каждый кадр обрабатываем детектором позы. Также каждый кадр обрабатывается и конвертируется в </w:t>
       </w:r>
       <w:r>
         <w:rPr>
+          <w:rFonts w:cs="Times New Roman"/>
+          <w:sz w:val="28"/>
+          <w:szCs w:val="28"/>
           <w:lang w:val="en-US"/>
         </w:rPr>
         <w:t>RGB</w:t>
       </w:r>
       <w:r>
+        <w:rPr>
+          <w:rFonts w:cs="Times New Roman"/>
+          <w:sz w:val="28"/>
+          <w:szCs w:val="28"/>
+        </w:rPr>
         <w:t xml:space="preserve">, только такой формат воспринимает библиотека </w:t>
       </w:r>
       <w:r>
         <w:rPr>
+          <w:rFonts w:cs="Times New Roman"/>
+          <w:sz w:val="28"/>
+          <w:szCs w:val="28"/>
           <w:lang w:val="en-US"/>
         </w:rPr>
         <w:t>MediaPipe</w:t>
       </w:r>
       <w:r>
+        <w:rPr>
+          <w:rFonts w:cs="Times New Roman"/>
+          <w:sz w:val="28"/>
+          <w:szCs w:val="28"/>
+        </w:rPr>
         <w:t xml:space="preserve">. Для вычисления угла разработана функция </w:t>
       </w:r>
       <w:r>
         <w:rPr>
+          <w:rFonts w:cs="Times New Roman"/>
+          <w:sz w:val="28"/>
+          <w:szCs w:val="28"/>
           <w:lang w:val="en-US"/>
         </w:rPr>
         <w:t>calc</w:t>
       </w:r>
       <w:r>
+        <w:rPr>
+          <w:rFonts w:cs="Times New Roman"/>
+          <w:sz w:val="28"/>
+          <w:szCs w:val="28"/>
+        </w:rPr>
         <w:t>_</w:t>
       </w:r>
       <w:r>
         <w:rPr>
+          <w:rFonts w:cs="Times New Roman"/>
+          <w:sz w:val="28"/>
+          <w:szCs w:val="28"/>
           <w:lang w:val="en-US"/>
         </w:rPr>
         <w:t>angle</w:t>
       </w:r>
       <w:r>
+        <w:rPr>
+          <w:rFonts w:cs="Times New Roman"/>
+          <w:sz w:val="28"/>
+          <w:szCs w:val="28"/>
+        </w:rPr>
         <w:t>, она то и принимает три точки и после возвращает угол градусов в средней точке</w:t>
       </w:r>
       <w:r>
+        <w:rPr>
+          <w:rFonts w:cs="Times New Roman"/>
+          <w:sz w:val="28"/>
+          <w:szCs w:val="28"/>
+        </w:rPr>
         <w:t>. Вычисляется по формуле косинуса угла.</w:t>
       </w:r>
     </w:p>
     <w:p>
       <w:pPr>
-        <w:ind w:firstLine="567"/>
-        <w:rPr>
+        <w:pStyle w:val="2"/>
+        <w:rPr>
+          <w:rFonts w:ascii="Times New Roman" w:hAnsi="Times New Roman" w:cs="Times New Roman"/>
           <w:b/>
           <w:bCs/>
-        </w:rPr>
-      </w:pPr>
-      <w:r>
-        <w:rPr>
+          <w:color w:val="auto"/>
+          <w:sz w:val="28"/>
+          <w:szCs w:val="28"/>
+        </w:rPr>
+      </w:pPr>
+      <w:bookmarkStart w:id="8" w:name="_Toc229592925"/>
+      <w:bookmarkStart w:id="9" w:name="_Toc229593192"/>
+      <w:r>
+        <w:rPr>
+          <w:rFonts w:ascii="Times New Roman" w:hAnsi="Times New Roman" w:cs="Times New Roman"/>
           <w:b/>
           <w:bCs/>
-        </w:rPr>
-        <w:t>1.3</w:t>
-      </w:r>
-      <w:r>
-        <w:t xml:space="preserve"> </w:t>
-      </w:r>
-      <w:r>
-        <w:rPr>
+          <w:color w:val="auto"/>
+          <w:sz w:val="28"/>
+          <w:szCs w:val="28"/>
+        </w:rPr>
+        <w:lastRenderedPageBreak/>
+        <w:t xml:space="preserve">1.3 Анализ </w:t>
+      </w:r>
+      <w:r>
+        <w:rPr>
+          <w:rFonts w:ascii="Times New Roman" w:hAnsi="Times New Roman" w:cs="Times New Roman"/>
           <w:b/>
           <w:bCs/>
-        </w:rPr>
-        <w:t xml:space="preserve">Анализ </w:t>
-      </w:r>
-      <w:r>
-        <w:rPr>
+          <w:color w:val="auto"/>
+          <w:sz w:val="28"/>
+          <w:szCs w:val="28"/>
+          <w:lang w:val="en-US"/>
+        </w:rPr>
+        <w:t>data</w:t>
+      </w:r>
+      <w:r>
+        <w:rPr>
+          <w:rFonts w:ascii="Times New Roman" w:hAnsi="Times New Roman" w:cs="Times New Roman"/>
           <w:b/>
           <w:bCs/>
+          <w:color w:val="auto"/>
+          <w:sz w:val="28"/>
+          <w:szCs w:val="28"/>
+        </w:rPr>
+        <w:t>_</w:t>
+      </w:r>
+      <w:r>
+        <w:rPr>
+          <w:rFonts w:ascii="Times New Roman" w:hAnsi="Times New Roman" w:cs="Times New Roman"/>
+          <w:b/>
+          <w:bCs/>
+          <w:color w:val="auto"/>
+          <w:sz w:val="28"/>
+          <w:szCs w:val="28"/>
           <w:lang w:val="en-US"/>
         </w:rPr>
-        <w:t>data_set</w:t>
-      </w:r>
+        <w:t>set</w:t>
+      </w:r>
+      <w:bookmarkEnd w:id="8"/>
+      <w:bookmarkEnd w:id="9"/>
     </w:p>
     <w:p>
       <w:pPr>
         <w:ind w:firstLine="567"/>
-      </w:pPr>
-      <w:r>
-        <w:t xml:space="preserve">В </w:t>
-      </w:r>
-      <w:r>
-        <w:rPr>
-          <w:lang w:val="en-US"/>
-        </w:rPr>
-        <w:t>data</w:t>
-      </w:r>
-      <w:r>
-        <w:t>_</w:t>
-      </w:r>
-      <w:r>
-        <w:rPr>
-          <w:lang w:val="en-US"/>
-        </w:rPr>
-        <w:t>set</w:t>
-      </w:r>
-      <w:r>
-        <w:t xml:space="preserve"> 100 изображений людей, которые все находятся в разных позах и имеют разную внешность. </w:t>
-      </w:r>
-      <w:r>
-        <w:t xml:space="preserve"> Анализ результатов обработки показал, что модель наилучшим образом справляется с детекцией на изображениях, где человек находится в полный рост, все конечности видны полностью и нет перекрытий — в таких случаях все 33 точки имели visibility выше 0.8. На сидячей позе качество детекции несколько снижалось, особенно в области коленей и ступней, где visibility опускался до 0.4-0.6 из-за частичного перекрытия тела ног. Наиболее сложным для модели оказалось изображение с перекрытием тела, где некоторые точки (например, левое запястье при скрещенных руках) имели visibility ниже 0.3, и модель «дорисовывала» их в неверных позициях. Спортивная поза с глубоким приседанием показала хорошие результаты для бёдер и туловища, но ступни иногда </w:t>
-      </w:r>
-      <w:r>
-        <w:lastRenderedPageBreak/>
-        <w:t>терялись из-за ракурса съёмки. На основе этого был сделан вывод, что для стабильной работы программы в реальном времени необходимо поддерживать хорошее освещение и ставить камеру таким образом, чтобы человек полностью помещался в кадр и его конечности не перекрывали друг друга.</w:t>
+        <w:jc w:val="both"/>
+        <w:rPr>
+          <w:rFonts w:cs="Times New Roman"/>
+          <w:sz w:val="28"/>
+          <w:szCs w:val="28"/>
+        </w:rPr>
+      </w:pPr>
+      <w:r>
+        <w:rPr>
+          <w:rFonts w:cs="Times New Roman"/>
+          <w:sz w:val="28"/>
+          <w:szCs w:val="28"/>
+        </w:rPr>
+        <w:t xml:space="preserve">Тест модели состоял из </w:t>
+      </w:r>
+      <w:r>
+        <w:rPr>
+          <w:rFonts w:cs="Times New Roman"/>
+          <w:sz w:val="28"/>
+          <w:szCs w:val="28"/>
+        </w:rPr>
+        <w:t>100 фотографиях людей в самых разных позах и с разной внешностью. Оказалось, что лучше всего модель справляется, когда человек стоит в полный рост, его ноги и руки видны целиком, и ничего не перекрывает. В таких случаях мы уверены в положении всех 33 точек на 80% и выше. Когда человек сидит, модель работает уже не так хорошо, особенно с коленями и ступнями – они могут быть видны только на 40-60%, потому что их частично закрывает тело. Самые большие проблемы возникают, когда человек сильно перекрывает сам себя, например, скрестив руки. Тогда некоторые точки, как запястье, видны меньше чем на 30%, и модель начинает их "придумывать" в неправильных местах. Спортивные позы, вроде глубоких приседаний, хорошо определяются для верхней части тела, но ступни иногда теряются из-за того, как снято фото. Поэтому, чтобы программа работала стабильно в реальном времени, важно, чтобы было хорошее освещение, а камеру нужно ставить так, чтобы человек помещался в кадр целиком, и его руки-ноги не закрывали друг друга.</w:t>
+      </w:r>
+      <w:r>
+        <w:rPr>
+          <w:rFonts w:cs="Times New Roman"/>
+          <w:sz w:val="28"/>
+          <w:szCs w:val="28"/>
+        </w:rPr>
+        <w:br/>
       </w:r>
     </w:p>
     <w:p>
       <w:pPr>
         <w:ind w:firstLine="567"/>
         <w:jc w:val="both"/>
-      </w:pPr>
-      <w:r>
-        <w:t xml:space="preserve"> </w:t>
-      </w:r>
-    </w:p>
-    <w:p>
-      <w:pPr>
-        <w:ind w:firstLine="567"/>
-        <w:jc w:val="both"/>
+        <w:rPr>
+          <w:rFonts w:cs="Times New Roman"/>
+          <w:sz w:val="28"/>
+          <w:szCs w:val="28"/>
+        </w:rPr>
         <w:sectPr>
           <w:pgSz w:w="11906" w:h="16838"/>
           <w:pgMar w:top="1134" w:right="850" w:bottom="1134" w:left="1701" w:header="708" w:footer="708" w:gutter="0"/>
@@ -1099,250 +3540,601 @@
     </w:p>
     <w:p>
       <w:pPr>
+        <w:pStyle w:val="3"/>
         <w:jc w:val="center"/>
         <w:rPr>
+          <w:rFonts w:cs="Times New Roman"/>
           <w:b/>
           <w:bCs/>
-        </w:rPr>
-      </w:pPr>
-      <w:r>
-        <w:rPr>
+          <w:color w:val="auto"/>
+        </w:rPr>
+      </w:pPr>
+      <w:bookmarkStart w:id="10" w:name="_Toc229592926"/>
+      <w:bookmarkStart w:id="11" w:name="_Toc229593193"/>
+      <w:r>
+        <w:rPr>
+          <w:rFonts w:cs="Times New Roman"/>
           <w:b/>
           <w:bCs/>
+          <w:color w:val="auto"/>
         </w:rPr>
         <w:lastRenderedPageBreak/>
         <w:t>Глава 2. Установка и настройка программного обеспечения</w:t>
       </w:r>
+      <w:bookmarkEnd w:id="10"/>
+      <w:bookmarkEnd w:id="11"/>
     </w:p>
     <w:p>
       <w:pPr>
+        <w:pStyle w:val="3"/>
+        <w:rPr>
+          <w:rFonts w:cs="Times New Roman"/>
+          <w:b/>
+          <w:bCs/>
+          <w:color w:val="auto"/>
+        </w:rPr>
+      </w:pPr>
+      <w:bookmarkStart w:id="12" w:name="_Toc229592927"/>
+      <w:bookmarkStart w:id="13" w:name="_Toc229593194"/>
+      <w:r>
+        <w:rPr>
+          <w:rFonts w:cs="Times New Roman"/>
+          <w:b/>
+          <w:bCs/>
+          <w:color w:val="auto"/>
+        </w:rPr>
+        <w:t>2.1 Установка библиотек и создание среды</w:t>
+      </w:r>
+      <w:bookmarkEnd w:id="12"/>
+      <w:bookmarkEnd w:id="13"/>
+    </w:p>
+    <w:p>
+      <w:pPr>
         <w:ind w:firstLine="567"/>
         <w:jc w:val="both"/>
         <w:rPr>
+          <w:rFonts w:cs="Times New Roman"/>
+          <w:sz w:val="28"/>
+          <w:szCs w:val="28"/>
+        </w:rPr>
+      </w:pPr>
+      <w:r>
+        <w:rPr>
+          <w:rFonts w:cs="Times New Roman"/>
+          <w:sz w:val="28"/>
+          <w:szCs w:val="28"/>
+        </w:rPr>
+        <w:t xml:space="preserve">Для начала создали виртуальную </w:t>
+      </w:r>
+      <w:proofErr w:type="gramStart"/>
+      <w:r>
+        <w:rPr>
+          <w:rFonts w:cs="Times New Roman"/>
+          <w:sz w:val="28"/>
+          <w:szCs w:val="28"/>
+        </w:rPr>
+        <w:t>среду .</w:t>
+      </w:r>
+      <w:proofErr w:type="spellStart"/>
+      <w:r>
+        <w:rPr>
+          <w:rFonts w:cs="Times New Roman"/>
+          <w:sz w:val="28"/>
+          <w:szCs w:val="28"/>
+          <w:lang w:val="en-US"/>
+        </w:rPr>
+        <w:t>venv</w:t>
+      </w:r>
+      <w:proofErr w:type="spellEnd"/>
+      <w:proofErr w:type="gramEnd"/>
+      <w:r>
+        <w:rPr>
+          <w:rFonts w:cs="Times New Roman"/>
+          <w:sz w:val="28"/>
+          <w:szCs w:val="28"/>
+        </w:rPr>
+        <w:t xml:space="preserve">. Для это открыли терминал и вписали такую команду </w:t>
+      </w:r>
+      <w:r>
+        <w:rPr>
+          <w:rFonts w:cs="Times New Roman"/>
+          <w:color w:val="FFFF00"/>
+          <w:sz w:val="28"/>
+          <w:szCs w:val="28"/>
+          <w:highlight w:val="black"/>
+          <w:lang w:val="en-US"/>
+        </w:rPr>
+        <w:t>python</w:t>
+      </w:r>
+      <w:r>
+        <w:rPr>
+          <w:rFonts w:cs="Times New Roman"/>
+          <w:color w:val="FFFF00"/>
+          <w:sz w:val="28"/>
+          <w:szCs w:val="28"/>
+          <w:highlight w:val="black"/>
+        </w:rPr>
+        <w:t xml:space="preserve">3 </w:t>
+      </w:r>
+      <w:r>
+        <w:rPr>
+          <w:rFonts w:cs="Times New Roman"/>
+          <w:color w:val="FFFFFF" w:themeColor="background1"/>
+          <w:sz w:val="28"/>
+          <w:szCs w:val="28"/>
+          <w:highlight w:val="black"/>
+        </w:rPr>
+        <w:t>-</w:t>
+      </w:r>
+      <w:r>
+        <w:rPr>
+          <w:rFonts w:cs="Times New Roman"/>
+          <w:color w:val="FFFFFF" w:themeColor="background1"/>
+          <w:sz w:val="28"/>
+          <w:szCs w:val="28"/>
+          <w:highlight w:val="black"/>
+          <w:lang w:val="en-US"/>
+        </w:rPr>
+        <w:t>m</w:t>
+      </w:r>
+      <w:r>
+        <w:rPr>
+          <w:rFonts w:cs="Times New Roman"/>
+          <w:color w:val="FFFFFF" w:themeColor="background1"/>
+          <w:sz w:val="28"/>
+          <w:szCs w:val="28"/>
+          <w:highlight w:val="black"/>
+        </w:rPr>
+        <w:t xml:space="preserve"> </w:t>
+      </w:r>
+      <w:proofErr w:type="spellStart"/>
+      <w:r>
+        <w:rPr>
+          <w:rFonts w:cs="Times New Roman"/>
+          <w:color w:val="FFFFFF" w:themeColor="background1"/>
+          <w:sz w:val="28"/>
+          <w:szCs w:val="28"/>
+          <w:highlight w:val="black"/>
+          <w:lang w:val="en-US"/>
+        </w:rPr>
+        <w:t>venv</w:t>
+      </w:r>
+      <w:proofErr w:type="spellEnd"/>
+      <w:r>
+        <w:rPr>
+          <w:rFonts w:cs="Times New Roman"/>
+          <w:color w:val="FFFFFF" w:themeColor="background1"/>
+          <w:sz w:val="28"/>
+          <w:szCs w:val="28"/>
+        </w:rPr>
+        <w:t xml:space="preserve"> </w:t>
+      </w:r>
+      <w:r>
+        <w:rPr>
+          <w:rFonts w:cs="Times New Roman"/>
+          <w:sz w:val="28"/>
+          <w:szCs w:val="28"/>
+        </w:rPr>
+        <w:t xml:space="preserve">и туда же установили библиотеку </w:t>
+      </w:r>
+      <w:r>
+        <w:rPr>
+          <w:rFonts w:cs="Times New Roman"/>
+          <w:sz w:val="28"/>
+          <w:szCs w:val="28"/>
+          <w:lang w:val="en-US"/>
+        </w:rPr>
+        <w:t>MediaPipe</w:t>
+      </w:r>
+      <w:r>
+        <w:rPr>
+          <w:rFonts w:cs="Times New Roman"/>
+          <w:sz w:val="28"/>
+          <w:szCs w:val="28"/>
+        </w:rPr>
+        <w:t xml:space="preserve"> и все последующие библиотеки</w:t>
+      </w:r>
+      <w:r>
+        <w:rPr>
+          <w:rFonts w:cs="Times New Roman"/>
+          <w:sz w:val="28"/>
+          <w:szCs w:val="28"/>
+        </w:rPr>
+        <w:t xml:space="preserve"> с помощью команды через терминал </w:t>
+      </w:r>
+      <w:proofErr w:type="spellStart"/>
+      <w:r>
+        <w:rPr>
+          <w:rFonts w:cs="Times New Roman"/>
+          <w:color w:val="FFFF00"/>
+          <w:sz w:val="28"/>
+          <w:szCs w:val="28"/>
+          <w:highlight w:val="black"/>
+        </w:rPr>
+        <w:t>pip</w:t>
+      </w:r>
+      <w:proofErr w:type="spellEnd"/>
+      <w:r>
+        <w:rPr>
+          <w:rFonts w:cs="Times New Roman"/>
+          <w:color w:val="FFFFFF" w:themeColor="background1"/>
+          <w:sz w:val="28"/>
+          <w:szCs w:val="28"/>
+          <w:highlight w:val="black"/>
+        </w:rPr>
+        <w:t xml:space="preserve"> </w:t>
+      </w:r>
+      <w:proofErr w:type="spellStart"/>
+      <w:r>
+        <w:rPr>
+          <w:rFonts w:cs="Times New Roman"/>
+          <w:color w:val="FFFFFF" w:themeColor="background1"/>
+          <w:sz w:val="28"/>
+          <w:szCs w:val="28"/>
+          <w:highlight w:val="black"/>
+        </w:rPr>
+        <w:t>install</w:t>
+      </w:r>
+      <w:proofErr w:type="spellEnd"/>
+      <w:r>
+        <w:rPr>
+          <w:rFonts w:cs="Times New Roman"/>
+          <w:color w:val="FFFFFF" w:themeColor="background1"/>
+          <w:sz w:val="28"/>
+          <w:szCs w:val="28"/>
+          <w:highlight w:val="black"/>
+        </w:rPr>
+        <w:t xml:space="preserve"> </w:t>
+      </w:r>
+      <w:proofErr w:type="spellStart"/>
+      <w:r>
+        <w:rPr>
+          <w:rFonts w:cs="Times New Roman"/>
+          <w:color w:val="FFFFFF" w:themeColor="background1"/>
+          <w:sz w:val="28"/>
+          <w:szCs w:val="28"/>
+          <w:highlight w:val="black"/>
+        </w:rPr>
+        <w:t>mediapipe</w:t>
+      </w:r>
+      <w:proofErr w:type="spellEnd"/>
+      <w:r>
+        <w:rPr>
+          <w:rFonts w:cs="Times New Roman"/>
+          <w:color w:val="FFFFFF" w:themeColor="background1"/>
+          <w:sz w:val="28"/>
+          <w:szCs w:val="28"/>
+          <w:highlight w:val="black"/>
+        </w:rPr>
+        <w:t xml:space="preserve"> </w:t>
+      </w:r>
+      <w:proofErr w:type="spellStart"/>
+      <w:r>
+        <w:rPr>
+          <w:rFonts w:cs="Times New Roman"/>
+          <w:color w:val="FFFFFF" w:themeColor="background1"/>
+          <w:sz w:val="28"/>
+          <w:szCs w:val="28"/>
+          <w:highlight w:val="black"/>
+        </w:rPr>
+        <w:t>opencv-python</w:t>
+      </w:r>
+      <w:proofErr w:type="spellEnd"/>
+      <w:r>
+        <w:rPr>
+          <w:rFonts w:cs="Times New Roman"/>
+          <w:color w:val="FFFFFF" w:themeColor="background1"/>
+          <w:sz w:val="28"/>
+          <w:szCs w:val="28"/>
+          <w:highlight w:val="black"/>
+        </w:rPr>
+        <w:t xml:space="preserve"> </w:t>
+      </w:r>
+      <w:proofErr w:type="spellStart"/>
+      <w:r>
+        <w:rPr>
+          <w:rFonts w:cs="Times New Roman"/>
+          <w:color w:val="FFFFFF" w:themeColor="background1"/>
+          <w:sz w:val="28"/>
+          <w:szCs w:val="28"/>
+          <w:highlight w:val="black"/>
+        </w:rPr>
+        <w:t>numpy</w:t>
+      </w:r>
+      <w:proofErr w:type="spellEnd"/>
+      <w:r>
+        <w:rPr>
+          <w:rFonts w:cs="Times New Roman"/>
+          <w:color w:val="FFFFFF" w:themeColor="background1"/>
+          <w:sz w:val="28"/>
+          <w:szCs w:val="28"/>
+          <w:highlight w:val="black"/>
+        </w:rPr>
+        <w:t xml:space="preserve"> </w:t>
+      </w:r>
+      <w:proofErr w:type="spellStart"/>
+      <w:r>
+        <w:rPr>
+          <w:rFonts w:cs="Times New Roman"/>
+          <w:color w:val="FFFFFF" w:themeColor="background1"/>
+          <w:sz w:val="28"/>
+          <w:szCs w:val="28"/>
+          <w:highlight w:val="black"/>
+        </w:rPr>
+        <w:t>pandas</w:t>
+      </w:r>
+      <w:proofErr w:type="spellEnd"/>
+      <w:r>
+        <w:rPr>
+          <w:rFonts w:cs="Times New Roman"/>
+          <w:color w:val="FFFFFF" w:themeColor="background1"/>
+          <w:sz w:val="28"/>
+          <w:szCs w:val="28"/>
+          <w:highlight w:val="black"/>
+        </w:rPr>
+        <w:t xml:space="preserve"> </w:t>
+      </w:r>
+      <w:proofErr w:type="spellStart"/>
+      <w:r>
+        <w:rPr>
+          <w:rFonts w:cs="Times New Roman"/>
+          <w:color w:val="FFFFFF" w:themeColor="background1"/>
+          <w:sz w:val="28"/>
+          <w:szCs w:val="28"/>
+          <w:highlight w:val="black"/>
+        </w:rPr>
+        <w:t>matplotlib</w:t>
+      </w:r>
+      <w:proofErr w:type="spellEnd"/>
+      <w:r>
+        <w:rPr>
+          <w:rFonts w:cs="Times New Roman"/>
+          <w:sz w:val="28"/>
+          <w:szCs w:val="28"/>
+        </w:rPr>
+        <w:t xml:space="preserve">. После того, как была готова половина от задания, то есть тестовый запуск программы для определения точек на изображении, программа выдала ошибку. Ошибка заключалась в том, что он не находил модуль </w:t>
+      </w:r>
+      <w:r>
+        <w:rPr>
+          <w:rFonts w:cs="Times New Roman"/>
+          <w:sz w:val="28"/>
+          <w:szCs w:val="28"/>
+          <w:lang w:val="en-US"/>
+        </w:rPr>
+        <w:t>solutions</w:t>
+      </w:r>
+      <w:r>
+        <w:rPr>
+          <w:rFonts w:cs="Times New Roman"/>
+          <w:sz w:val="28"/>
+          <w:szCs w:val="28"/>
+        </w:rPr>
+        <w:t xml:space="preserve">, который должен был входить автоматически в </w:t>
+      </w:r>
+      <w:r>
+        <w:rPr>
+          <w:rFonts w:cs="Times New Roman"/>
+          <w:sz w:val="28"/>
+          <w:szCs w:val="28"/>
+          <w:lang w:val="en-US"/>
+        </w:rPr>
+        <w:t>MediaPipe</w:t>
+      </w:r>
+      <w:r>
+        <w:rPr>
+          <w:rFonts w:cs="Times New Roman"/>
+          <w:sz w:val="28"/>
+          <w:szCs w:val="28"/>
+        </w:rPr>
+        <w:t xml:space="preserve">. Оказалось, что в новой версии </w:t>
+      </w:r>
+      <w:r>
+        <w:rPr>
+          <w:rFonts w:cs="Times New Roman"/>
+          <w:sz w:val="28"/>
+          <w:szCs w:val="28"/>
+          <w:lang w:val="en-US"/>
+        </w:rPr>
+        <w:t>MediaPipe</w:t>
+      </w:r>
+      <w:r>
+        <w:rPr>
+          <w:rFonts w:cs="Times New Roman"/>
+          <w:sz w:val="28"/>
+          <w:szCs w:val="28"/>
+        </w:rPr>
+        <w:t xml:space="preserve"> удалили данный модуль. Чтобы решить эту ошибку, пришлось перейти на новый </w:t>
+      </w:r>
+      <w:r>
+        <w:rPr>
+          <w:rFonts w:cs="Times New Roman"/>
+          <w:sz w:val="28"/>
+          <w:szCs w:val="28"/>
+          <w:lang w:val="en-US"/>
+        </w:rPr>
+        <w:t>API</w:t>
+      </w:r>
+      <w:r>
+        <w:rPr>
+          <w:rFonts w:cs="Times New Roman"/>
+          <w:sz w:val="28"/>
+          <w:szCs w:val="28"/>
+        </w:rPr>
+        <w:t xml:space="preserve"> </w:t>
+      </w:r>
+      <w:r>
+        <w:rPr>
+          <w:rFonts w:cs="Times New Roman"/>
+          <w:sz w:val="28"/>
+          <w:szCs w:val="28"/>
+          <w:lang w:val="en-US"/>
+        </w:rPr>
+        <w:t>Tasks</w:t>
+      </w:r>
+      <w:r>
+        <w:rPr>
+          <w:rFonts w:cs="Times New Roman"/>
+          <w:sz w:val="28"/>
+          <w:szCs w:val="28"/>
+        </w:rPr>
+        <w:t xml:space="preserve">, но и это не совсем помогло, необходимо было скачать модель напрямую </w:t>
+      </w:r>
+      <w:r>
+        <w:rPr>
+          <w:rFonts w:cs="Times New Roman"/>
+          <w:sz w:val="28"/>
+          <w:szCs w:val="28"/>
+        </w:rPr>
+        <w:t xml:space="preserve">только после этого перестало выдавать ошибку. </w:t>
+      </w:r>
+    </w:p>
+    <w:p>
+      <w:pPr>
+        <w:pStyle w:val="3"/>
+        <w:rPr>
+          <w:rFonts w:cs="Times New Roman"/>
           <w:b/>
           <w:bCs/>
-        </w:rPr>
-      </w:pPr>
-      <w:r>
-        <w:rPr>
+          <w:color w:val="auto"/>
+        </w:rPr>
+      </w:pPr>
+      <w:bookmarkStart w:id="14" w:name="_Toc229592928"/>
+      <w:bookmarkStart w:id="15" w:name="_Toc229593195"/>
+      <w:r>
+        <w:rPr>
+          <w:rFonts w:cs="Times New Roman"/>
           <w:b/>
           <w:bCs/>
-        </w:rPr>
-        <w:t>2.1 Установка библиотек и создание среды</w:t>
-      </w:r>
+          <w:color w:val="auto"/>
+        </w:rPr>
+        <w:t>2.2 Инициализация модели детекции позы</w:t>
+      </w:r>
+      <w:bookmarkEnd w:id="14"/>
+      <w:bookmarkEnd w:id="15"/>
     </w:p>
     <w:p>
       <w:pPr>
         <w:ind w:firstLine="567"/>
         <w:jc w:val="both"/>
-      </w:pPr>
-      <w:r>
-        <w:t>Для начала создали виртуальную среду .</w:t>
-      </w:r>
-      <w:r>
-        <w:rPr>
+        <w:rPr>
+          <w:rFonts w:cs="Times New Roman"/>
+          <w:sz w:val="28"/>
+          <w:szCs w:val="28"/>
+        </w:rPr>
+      </w:pPr>
+      <w:r>
+        <w:rPr>
+          <w:rFonts w:cs="Times New Roman"/>
+          <w:sz w:val="28"/>
+          <w:szCs w:val="28"/>
+        </w:rPr>
+        <w:t xml:space="preserve">Сначала написали функцию, которая автоматически загружала </w:t>
+      </w:r>
+      <w:proofErr w:type="spellStart"/>
+      <w:r>
+        <w:rPr>
+          <w:rFonts w:cs="Times New Roman"/>
+          <w:sz w:val="28"/>
+          <w:szCs w:val="28"/>
+        </w:rPr>
+        <w:t>предобучение</w:t>
+      </w:r>
+      <w:proofErr w:type="spellEnd"/>
+      <w:r>
+        <w:rPr>
+          <w:rFonts w:cs="Times New Roman"/>
+          <w:sz w:val="28"/>
+          <w:szCs w:val="28"/>
+        </w:rPr>
+        <w:t xml:space="preserve"> модели из официального репозитория </w:t>
+      </w:r>
+      <w:r>
+        <w:rPr>
+          <w:rFonts w:cs="Times New Roman"/>
+          <w:sz w:val="28"/>
+          <w:szCs w:val="28"/>
           <w:lang w:val="en-US"/>
         </w:rPr>
-        <w:t>venv</w:t>
-      </w:r>
-      <w:r>
-        <w:t xml:space="preserve">. Для это открыли терминал и вписали такую команду </w:t>
-      </w:r>
-      <w:r>
-        <w:rPr>
-          <w:color w:val="FFFF00"/>
-          <w:highlight w:val="black"/>
-          <w:lang w:val="en-US"/>
-        </w:rPr>
-        <w:t>python</w:t>
-      </w:r>
-      <w:r>
-        <w:rPr>
-          <w:color w:val="FFFF00"/>
-          <w:highlight w:val="black"/>
-        </w:rPr>
-        <w:t xml:space="preserve">3 </w:t>
-      </w:r>
-      <w:r>
-        <w:rPr>
-          <w:color w:val="FFFFFF" w:themeColor="background1"/>
-          <w:highlight w:val="black"/>
-        </w:rPr>
-        <w:t>-</w:t>
-      </w:r>
-      <w:r>
-        <w:rPr>
-          <w:color w:val="FFFFFF" w:themeColor="background1"/>
-          <w:highlight w:val="black"/>
-          <w:lang w:val="en-US"/>
-        </w:rPr>
-        <w:t>m</w:t>
-      </w:r>
-      <w:r>
-        <w:rPr>
-          <w:color w:val="FFFFFF" w:themeColor="background1"/>
-          <w:highlight w:val="black"/>
-        </w:rPr>
-        <w:t xml:space="preserve"> </w:t>
-      </w:r>
-      <w:r>
-        <w:rPr>
-          <w:color w:val="FFFFFF" w:themeColor="background1"/>
-          <w:highlight w:val="black"/>
-          <w:lang w:val="en-US"/>
-        </w:rPr>
-        <w:t>venv</w:t>
-      </w:r>
-      <w:r>
-        <w:rPr>
-          <w:color w:val="FFFFFF" w:themeColor="background1"/>
-        </w:rPr>
-        <w:t xml:space="preserve"> </w:t>
-      </w:r>
-      <w:r>
-        <w:t xml:space="preserve">и туда же установили библиотеку </w:t>
-      </w:r>
-      <w:r>
-        <w:rPr>
-          <w:lang w:val="en-US"/>
-        </w:rPr>
         <w:t>MediaPipe</w:t>
       </w:r>
       <w:r>
-        <w:t xml:space="preserve"> и все последующие библиотеки</w:t>
-      </w:r>
-      <w:r>
-        <w:t xml:space="preserve"> с помощью команды через терминал </w:t>
-      </w:r>
-      <w:r>
-        <w:rPr>
-          <w:color w:val="FFFF00"/>
-          <w:highlight w:val="black"/>
-        </w:rPr>
-        <w:t>pip</w:t>
-      </w:r>
-      <w:r>
-        <w:rPr>
-          <w:color w:val="FFFFFF" w:themeColor="background1"/>
-          <w:highlight w:val="black"/>
-        </w:rPr>
-        <w:t xml:space="preserve"> install mediapipe opencv-python numpy pandas matplotlib</w:t>
-      </w:r>
-      <w:r>
-        <w:t xml:space="preserve">. После того, как была готова половина от задания, то есть тестовый запуск программы для определения точек на изображении, программа выдала ошибку. Ошибка заключалась в том, что он не находил модуль </w:t>
-      </w:r>
-      <w:r>
-        <w:rPr>
-          <w:lang w:val="en-US"/>
-        </w:rPr>
-        <w:t>solutions</w:t>
-      </w:r>
-      <w:r>
-        <w:t xml:space="preserve">, который должен был входить автоматически в </w:t>
-      </w:r>
-      <w:r>
-        <w:rPr>
-          <w:lang w:val="en-US"/>
-        </w:rPr>
-        <w:t>MediaPipe</w:t>
-      </w:r>
-      <w:r>
-        <w:t xml:space="preserve">. Оказалось, что в новой версии </w:t>
-      </w:r>
-      <w:r>
-        <w:rPr>
-          <w:lang w:val="en-US"/>
-        </w:rPr>
-        <w:t>MediaPipe</w:t>
-      </w:r>
-      <w:r>
-        <w:t xml:space="preserve"> удалили данный модуль. Чтобы решить эту ошибку, пришлось перейти на новый </w:t>
-      </w:r>
-      <w:r>
-        <w:rPr>
-          <w:lang w:val="en-US"/>
-        </w:rPr>
-        <w:t>API</w:t>
-      </w:r>
-      <w:r>
-        <w:t xml:space="preserve"> </w:t>
-      </w:r>
-      <w:r>
-        <w:rPr>
-          <w:lang w:val="en-US"/>
-        </w:rPr>
-        <w:t>Tasks</w:t>
-      </w:r>
-      <w:r>
-        <w:t xml:space="preserve">, но и это не совсем помогло, необходимо было скачать модель напрямую </w:t>
-      </w:r>
-      <w:r>
-        <w:t xml:space="preserve">только после этого перестало выдавать ошибку. </w:t>
+        <w:rPr>
+          <w:rFonts w:cs="Times New Roman"/>
+          <w:sz w:val="28"/>
+          <w:szCs w:val="28"/>
+        </w:rPr>
+        <w:t xml:space="preserve">. Потом создали базовые настройки и указали путь к модели. Настроили параметры детектора с помощью </w:t>
+      </w:r>
+      <w:proofErr w:type="spellStart"/>
+      <w:r>
+        <w:rPr>
+          <w:rFonts w:cs="Times New Roman"/>
+          <w:sz w:val="28"/>
+          <w:szCs w:val="28"/>
+        </w:rPr>
+        <w:t>PoseLandmarkerOptions</w:t>
+      </w:r>
+      <w:proofErr w:type="spellEnd"/>
+      <w:r>
+        <w:rPr>
+          <w:rFonts w:cs="Times New Roman"/>
+          <w:sz w:val="28"/>
+          <w:szCs w:val="28"/>
+        </w:rPr>
+        <w:t xml:space="preserve">, а именно указали режим выполнения, задали максимальное число обнаружений и поставили пороговые значения. После уже детектор создавался через метод </w:t>
+      </w:r>
+      <w:proofErr w:type="spellStart"/>
+      <w:r>
+        <w:rPr>
+          <w:rFonts w:cs="Times New Roman"/>
+          <w:sz w:val="28"/>
+          <w:szCs w:val="28"/>
+        </w:rPr>
+        <w:t>create_from_options</w:t>
+      </w:r>
+      <w:proofErr w:type="spellEnd"/>
+      <w:r>
+        <w:rPr>
+          <w:rFonts w:cs="Times New Roman"/>
+          <w:sz w:val="28"/>
+          <w:szCs w:val="28"/>
+        </w:rPr>
+        <w:t xml:space="preserve"> и только потом было можно обрабатывать изображения и видеокадры.</w:t>
       </w:r>
     </w:p>
     <w:p>
       <w:pPr>
-        <w:ind w:firstLine="567"/>
-      </w:pPr>
-      <w:r>
-        <w:rPr>
+        <w:pStyle w:val="3"/>
+        <w:rPr>
+          <w:rFonts w:cs="Times New Roman"/>
           <w:b/>
           <w:bCs/>
-        </w:rPr>
-        <w:t>2.2 Инициализация модели детекции позы</w:t>
-      </w:r>
+          <w:color w:val="auto"/>
+        </w:rPr>
+      </w:pPr>
+      <w:bookmarkStart w:id="16" w:name="_Toc229592929"/>
+      <w:bookmarkStart w:id="17" w:name="_Toc229593196"/>
+      <w:r>
+        <w:rPr>
+          <w:rFonts w:cs="Times New Roman"/>
+          <w:b/>
+          <w:bCs/>
+          <w:color w:val="auto"/>
+        </w:rPr>
+        <w:t>2.3. Детектирование позы на статичных изображениях</w:t>
+      </w:r>
+      <w:bookmarkEnd w:id="16"/>
+      <w:bookmarkEnd w:id="17"/>
     </w:p>
     <w:p>
       <w:pPr>
         <w:ind w:firstLine="567"/>
-      </w:pPr>
-      <w:r>
-        <w:t>Сначала</w:t>
-      </w:r>
-      <w:r>
-        <w:t xml:space="preserve"> написали функцию, которая автоматически загружала предобучение модели из официального репозитория </w:t>
-      </w:r>
-      <w:r>
-        <w:rPr>
-          <w:lang w:val="en-US"/>
-        </w:rPr>
-        <w:t>MediaPipe</w:t>
-      </w:r>
-      <w:r>
-        <w:t xml:space="preserve">. Потом создали базовые настройки и указали путь к модели. Настроили параметры детектора с помощью </w:t>
-      </w:r>
-      <w:r>
-        <w:t>PoseLandmarkerOptions</w:t>
-      </w:r>
-      <w:r>
-        <w:t xml:space="preserve">, а именно указали режим выполнения, задали максимальное число обнаружений и поставили пороговые значения. После уже детектор создавался через метод </w:t>
-      </w:r>
-      <w:r>
-        <w:t>create_from_options</w:t>
-      </w:r>
-      <w:r>
-        <w:t xml:space="preserve"> и только потом было можно обрабатывать изображения и видеокадры.</w:t>
-      </w:r>
-    </w:p>
-    <w:p>
-      <w:pPr>
-        <w:ind w:firstLine="567"/>
-        <w:rPr>
-          <w:b/>
-          <w:bCs/>
-        </w:rPr>
-      </w:pPr>
-      <w:r>
-        <w:rPr>
-          <w:b/>
-          <w:bCs/>
-        </w:rPr>
-        <w:t>2.3. Детектирование позы на статичных изображениях</w:t>
-      </w:r>
-    </w:p>
-    <w:p>
-      <w:pPr>
-        <w:ind w:firstLine="567"/>
+        <w:jc w:val="both"/>
+        <w:rPr>
+          <w:rFonts w:cs="Times New Roman"/>
+          <w:sz w:val="28"/>
+          <w:szCs w:val="28"/>
+        </w:rPr>
         <w:sectPr>
           <w:pgSz w:w="11906" w:h="16838"/>
           <w:pgMar w:top="1134" w:right="850" w:bottom="1134" w:left="1701" w:header="708" w:footer="708" w:gutter="0"/>
@@ -1351,145 +4143,1681 @@
         </w:sectPr>
       </w:pPr>
       <w:r>
+        <w:rPr>
+          <w:rFonts w:cs="Times New Roman"/>
+          <w:sz w:val="28"/>
+          <w:szCs w:val="28"/>
+        </w:rPr>
         <w:t xml:space="preserve">Детектирование поз человека на статичных изображениях указывали путь к самому файлу с изображением, а потом загружали его с помощью библиотеки </w:t>
       </w:r>
       <w:r>
         <w:rPr>
+          <w:rFonts w:cs="Times New Roman"/>
+          <w:sz w:val="28"/>
+          <w:szCs w:val="28"/>
           <w:lang w:val="en-US"/>
         </w:rPr>
         <w:t>OpenCV</w:t>
       </w:r>
       <w:r>
+        <w:rPr>
+          <w:rFonts w:cs="Times New Roman"/>
+          <w:sz w:val="28"/>
+          <w:szCs w:val="28"/>
+        </w:rPr>
         <w:t xml:space="preserve">, программа конвертировала из </w:t>
       </w:r>
       <w:r>
         <w:rPr>
+          <w:rFonts w:cs="Times New Roman"/>
+          <w:sz w:val="28"/>
+          <w:szCs w:val="28"/>
           <w:lang w:val="en-US"/>
         </w:rPr>
         <w:t>BRG</w:t>
       </w:r>
       <w:r>
+        <w:rPr>
+          <w:rFonts w:cs="Times New Roman"/>
+          <w:sz w:val="28"/>
+          <w:szCs w:val="28"/>
+        </w:rPr>
         <w:t xml:space="preserve"> в </w:t>
       </w:r>
       <w:r>
         <w:rPr>
+          <w:rFonts w:cs="Times New Roman"/>
+          <w:sz w:val="28"/>
+          <w:szCs w:val="28"/>
           <w:lang w:val="en-US"/>
         </w:rPr>
         <w:t>RGB</w:t>
       </w:r>
       <w:r>
+        <w:rPr>
+          <w:rFonts w:cs="Times New Roman"/>
+          <w:sz w:val="28"/>
+          <w:szCs w:val="28"/>
+        </w:rPr>
         <w:t xml:space="preserve">, потому что модель </w:t>
       </w:r>
       <w:r>
         <w:rPr>
+          <w:rFonts w:cs="Times New Roman"/>
+          <w:sz w:val="28"/>
+          <w:szCs w:val="28"/>
           <w:lang w:val="en-US"/>
         </w:rPr>
         <w:t>MediaPipe</w:t>
       </w:r>
       <w:r>
+        <w:rPr>
+          <w:rFonts w:cs="Times New Roman"/>
+          <w:sz w:val="28"/>
+          <w:szCs w:val="28"/>
+        </w:rPr>
         <w:t xml:space="preserve"> только такой формат и принимает. </w:t>
       </w:r>
       <w:r>
         <w:rPr>
+          <w:rFonts w:cs="Times New Roman"/>
+          <w:sz w:val="28"/>
+          <w:szCs w:val="28"/>
           <w:lang w:val="en-US"/>
         </w:rPr>
         <w:t>RGB</w:t>
       </w:r>
       <w:r>
+        <w:rPr>
+          <w:rFonts w:cs="Times New Roman"/>
+          <w:sz w:val="28"/>
+          <w:szCs w:val="28"/>
+        </w:rPr>
         <w:t xml:space="preserve"> преобразуется в специальный объект </w:t>
       </w:r>
-      <w:r>
-        <w:rPr>
+      <w:proofErr w:type="spellStart"/>
+      <w:proofErr w:type="gramStart"/>
+      <w:r>
+        <w:rPr>
+          <w:rFonts w:cs="Times New Roman"/>
+          <w:sz w:val="28"/>
+          <w:szCs w:val="28"/>
           <w:lang w:val="en-US"/>
         </w:rPr>
         <w:t>mp</w:t>
       </w:r>
-      <w:r>
+      <w:proofErr w:type="spellEnd"/>
+      <w:r>
+        <w:rPr>
+          <w:rFonts w:cs="Times New Roman"/>
+          <w:sz w:val="28"/>
+          <w:szCs w:val="28"/>
+        </w:rPr>
         <w:t>.</w:t>
       </w:r>
       <w:r>
         <w:rPr>
+          <w:rFonts w:cs="Times New Roman"/>
+          <w:sz w:val="28"/>
+          <w:szCs w:val="28"/>
           <w:lang w:val="en-US"/>
         </w:rPr>
         <w:t>Image</w:t>
       </w:r>
-      <w:r>
+      <w:proofErr w:type="gramEnd"/>
+      <w:r>
+        <w:rPr>
+          <w:rFonts w:cs="Times New Roman"/>
+          <w:sz w:val="28"/>
+          <w:szCs w:val="28"/>
+        </w:rPr>
         <w:t xml:space="preserve">, так как он является универсальным форматом для изображений. Потом изображения передавались в метод </w:t>
       </w:r>
       <w:r>
         <w:rPr>
+          <w:rFonts w:cs="Times New Roman"/>
+          <w:sz w:val="28"/>
+          <w:szCs w:val="28"/>
           <w:lang w:val="en-US"/>
         </w:rPr>
         <w:t>detect</w:t>
       </w:r>
       <w:r>
+        <w:rPr>
+          <w:rFonts w:cs="Times New Roman"/>
+          <w:sz w:val="28"/>
+          <w:szCs w:val="28"/>
+        </w:rPr>
         <w:t>, он возвращает результат, который содержит список точек. Если же все прошло успешно</w:t>
       </w:r>
       <w:r>
+        <w:rPr>
+          <w:rFonts w:cs="Times New Roman"/>
+          <w:sz w:val="28"/>
+          <w:szCs w:val="28"/>
+        </w:rPr>
         <w:t>,</w:t>
       </w:r>
       <w:r>
+        <w:rPr>
+          <w:rFonts w:cs="Times New Roman"/>
+          <w:sz w:val="28"/>
+          <w:szCs w:val="28"/>
+        </w:rPr>
         <w:t xml:space="preserve"> и он определил точки, то результат извлекается из массива</w:t>
       </w:r>
       <w:r>
+        <w:rPr>
+          <w:rFonts w:cs="Times New Roman"/>
+          <w:sz w:val="28"/>
+          <w:szCs w:val="28"/>
+        </w:rPr>
         <w:t>.</w:t>
       </w:r>
       <w:r>
+        <w:rPr>
+          <w:rFonts w:cs="Times New Roman"/>
+          <w:sz w:val="28"/>
+          <w:szCs w:val="28"/>
+        </w:rPr>
         <w:t xml:space="preserve"> </w:t>
       </w:r>
       <w:r>
+        <w:rPr>
+          <w:rFonts w:cs="Times New Roman"/>
+          <w:sz w:val="28"/>
+          <w:szCs w:val="28"/>
+        </w:rPr>
         <w:t>После</w:t>
       </w:r>
       <w:r>
+        <w:rPr>
+          <w:rFonts w:cs="Times New Roman"/>
+          <w:sz w:val="28"/>
+          <w:szCs w:val="28"/>
+        </w:rPr>
         <w:t xml:space="preserve"> </w:t>
       </w:r>
       <w:r>
+        <w:rPr>
+          <w:rFonts w:cs="Times New Roman"/>
+          <w:sz w:val="28"/>
+          <w:szCs w:val="28"/>
+        </w:rPr>
         <w:t xml:space="preserve">того, как получили координаты, то на изображении ставились ключевые точки и в последующем линии, которые соединяли точки. Если же изображение имеет плохое качество, то точки будут отображаться красным цветом, это сделано для того, чтобы мы могли оценить качество детекции. </w:t>
       </w:r>
     </w:p>
     <w:p>
       <w:pPr>
+        <w:pStyle w:val="4"/>
         <w:jc w:val="center"/>
         <w:rPr>
+          <w:rFonts w:cs="Times New Roman"/>
           <w:b/>
           <w:bCs/>
-        </w:rPr>
-      </w:pPr>
-      <w:r>
-        <w:rPr>
+          <w:i w:val="0"/>
+          <w:iCs w:val="0"/>
+          <w:color w:val="auto"/>
+          <w:sz w:val="28"/>
+          <w:szCs w:val="28"/>
+        </w:rPr>
+      </w:pPr>
+      <w:bookmarkStart w:id="18" w:name="_Toc229593197"/>
+      <w:r>
+        <w:rPr>
+          <w:rFonts w:cs="Times New Roman"/>
           <w:b/>
           <w:bCs/>
+          <w:i w:val="0"/>
+          <w:iCs w:val="0"/>
+          <w:color w:val="auto"/>
+          <w:sz w:val="28"/>
+          <w:szCs w:val="28"/>
         </w:rPr>
         <w:lastRenderedPageBreak/>
-        <w:t xml:space="preserve">Глава </w:t>
-      </w:r>
-      <w:r>
-        <w:rPr>
+        <w:t>Глава 3. Обработка видеопотока в реальном времени</w:t>
+      </w:r>
+      <w:bookmarkEnd w:id="18"/>
+    </w:p>
+    <w:p>
+      <w:pPr>
+        <w:pStyle w:val="4"/>
+        <w:rPr>
+          <w:rFonts w:cs="Times New Roman"/>
           <w:b/>
           <w:bCs/>
-        </w:rPr>
-        <w:t>3</w:t>
-      </w:r>
-      <w:r>
-        <w:rPr>
+          <w:i w:val="0"/>
+          <w:iCs w:val="0"/>
+          <w:color w:val="auto"/>
+          <w:sz w:val="28"/>
+          <w:szCs w:val="28"/>
+        </w:rPr>
+      </w:pPr>
+      <w:bookmarkStart w:id="19" w:name="_Toc229593198"/>
+      <w:r>
+        <w:rPr>
+          <w:rFonts w:cs="Times New Roman"/>
           <w:b/>
           <w:bCs/>
-        </w:rPr>
-        <w:t>. Обработка видеопотока в реальном времени</w:t>
-      </w:r>
+          <w:i w:val="0"/>
+          <w:iCs w:val="0"/>
+          <w:color w:val="auto"/>
+          <w:sz w:val="28"/>
+          <w:szCs w:val="28"/>
+        </w:rPr>
+        <w:t>3.1 Подключение и обработка кадров с веб-камеры</w:t>
+      </w:r>
+      <w:bookmarkEnd w:id="19"/>
     </w:p>
     <w:p>
       <w:pPr>
         <w:ind w:firstLine="567"/>
-      </w:pPr>
-      <w:r>
-        <w:t>3.1 Подключение и обработка кадров с веб-камеры</w:t>
+        <w:jc w:val="both"/>
+        <w:rPr>
+          <w:rFonts w:cs="Times New Roman"/>
+          <w:sz w:val="28"/>
+          <w:szCs w:val="28"/>
+        </w:rPr>
+      </w:pPr>
+      <w:r>
+        <w:rPr>
+          <w:rFonts w:cs="Times New Roman"/>
+          <w:sz w:val="28"/>
+          <w:szCs w:val="28"/>
+        </w:rPr>
+        <w:t xml:space="preserve">В рамках функции </w:t>
+      </w:r>
+      <w:proofErr w:type="spellStart"/>
+      <w:r>
+        <w:rPr>
+          <w:rFonts w:cs="Times New Roman"/>
+          <w:sz w:val="28"/>
+          <w:szCs w:val="28"/>
+        </w:rPr>
+        <w:t>main_</w:t>
+      </w:r>
+      <w:proofErr w:type="gramStart"/>
+      <w:r>
+        <w:rPr>
+          <w:rFonts w:cs="Times New Roman"/>
+          <w:sz w:val="28"/>
+          <w:szCs w:val="28"/>
+        </w:rPr>
+        <w:t>webcam</w:t>
+      </w:r>
+      <w:proofErr w:type="spellEnd"/>
+      <w:r>
+        <w:rPr>
+          <w:rFonts w:cs="Times New Roman"/>
+          <w:sz w:val="28"/>
+          <w:szCs w:val="28"/>
+        </w:rPr>
+        <w:t>(</w:t>
+      </w:r>
+      <w:proofErr w:type="gramEnd"/>
+      <w:r>
+        <w:rPr>
+          <w:rFonts w:cs="Times New Roman"/>
+          <w:sz w:val="28"/>
+          <w:szCs w:val="28"/>
+        </w:rPr>
+        <w:t xml:space="preserve">) реализован механизм для работы с видеопотоком от веб-камеры в режиме реального времени. Первым шагом является настройка захвата видео с использованием cv2.VideoCapture(0), где число 0 указывает на стандартную, подключенную к компьютеру веб-камеру. После успешного установления соединения с камерой, программа переходит в бесконечный цикл. На каждой итерации этого цикла происходит считывание нового кадра с помощью метода </w:t>
+      </w:r>
+      <w:proofErr w:type="spellStart"/>
+      <w:proofErr w:type="gramStart"/>
+      <w:r>
+        <w:rPr>
+          <w:rFonts w:cs="Times New Roman"/>
+          <w:sz w:val="28"/>
+          <w:szCs w:val="28"/>
+        </w:rPr>
+        <w:t>cap.read</w:t>
+      </w:r>
+      <w:proofErr w:type="spellEnd"/>
+      <w:proofErr w:type="gramEnd"/>
+      <w:r>
+        <w:rPr>
+          <w:rFonts w:cs="Times New Roman"/>
+          <w:sz w:val="28"/>
+          <w:szCs w:val="28"/>
+        </w:rPr>
+        <w:t>(). Этот метод возвращает два значения: индикатор успешности операции и само изображение. Поскольку модель MediaPipe требует входные данные в цветовом пространстве RGB, каждый полученный кадр (изначально в формате BGR) конвертируется с помощью cv2.cvtColor(</w:t>
+      </w:r>
+      <w:proofErr w:type="spellStart"/>
+      <w:r>
+        <w:rPr>
+          <w:rFonts w:cs="Times New Roman"/>
+          <w:sz w:val="28"/>
+          <w:szCs w:val="28"/>
+        </w:rPr>
+        <w:t>frame</w:t>
+      </w:r>
+      <w:proofErr w:type="spellEnd"/>
+      <w:r>
+        <w:rPr>
+          <w:rFonts w:cs="Times New Roman"/>
+          <w:sz w:val="28"/>
+          <w:szCs w:val="28"/>
+        </w:rPr>
+        <w:t xml:space="preserve">, cv2.COLOR_BGR2RGB). Далее, это RGB-изображение преобразуется в специальный объект </w:t>
+      </w:r>
+      <w:proofErr w:type="spellStart"/>
+      <w:r>
+        <w:rPr>
+          <w:rFonts w:cs="Times New Roman"/>
+          <w:sz w:val="28"/>
+          <w:szCs w:val="28"/>
+        </w:rPr>
+        <w:t>mp.Image</w:t>
+      </w:r>
+      <w:proofErr w:type="spellEnd"/>
+      <w:r>
+        <w:rPr>
+          <w:rFonts w:cs="Times New Roman"/>
+          <w:sz w:val="28"/>
+          <w:szCs w:val="28"/>
+        </w:rPr>
+        <w:t xml:space="preserve">, который является стандартным форматом для нового API MediaPipe </w:t>
+      </w:r>
+      <w:proofErr w:type="spellStart"/>
+      <w:r>
+        <w:rPr>
+          <w:rFonts w:cs="Times New Roman"/>
+          <w:sz w:val="28"/>
+          <w:szCs w:val="28"/>
+        </w:rPr>
+        <w:t>Tasks</w:t>
+      </w:r>
+      <w:proofErr w:type="spellEnd"/>
+      <w:r>
+        <w:rPr>
+          <w:rFonts w:cs="Times New Roman"/>
+          <w:sz w:val="28"/>
+          <w:szCs w:val="28"/>
+        </w:rPr>
+        <w:t xml:space="preserve">. Подготовленный кадр затем передается детектору позы через метод </w:t>
+      </w:r>
+      <w:proofErr w:type="spellStart"/>
+      <w:r>
+        <w:rPr>
+          <w:rFonts w:cs="Times New Roman"/>
+          <w:sz w:val="28"/>
+          <w:szCs w:val="28"/>
+        </w:rPr>
+        <w:t>detect</w:t>
+      </w:r>
+      <w:proofErr w:type="spellEnd"/>
+      <w:r>
+        <w:rPr>
+          <w:rFonts w:cs="Times New Roman"/>
+          <w:sz w:val="28"/>
+          <w:szCs w:val="28"/>
+        </w:rPr>
+        <w:t>. Если в кадре обнаружен человек, детектор возвращает координаты всех 33 ключевых точек его тела. На основе этих координат далее производятся расчеты: вычисляются углы в суставах, обновляется счетчик выполненных упражнений, проводится анализ симметрии движений и определяется, стоит человек или сидит. После завершения всех вычислений, на исходный BGR-кадр наносятся различные визуальные элементы: скелет человека (представленный кружками и линиями), текстовые данные о текущем количестве кадров в секунду (FPS), значения углов в суставах, счетчик</w:t>
+      </w:r>
+      <w:r>
+        <w:rPr>
+          <w:rFonts w:cs="Times New Roman"/>
+          <w:sz w:val="28"/>
+          <w:szCs w:val="28"/>
+        </w:rPr>
+        <w:t>.</w:t>
       </w:r>
     </w:p>
     <w:p>
       <w:pPr>
+        <w:pStyle w:val="4"/>
+        <w:rPr>
+          <w:rFonts w:cs="Times New Roman"/>
+          <w:b/>
+          <w:bCs/>
+          <w:i w:val="0"/>
+          <w:iCs w:val="0"/>
+          <w:color w:val="auto"/>
+          <w:sz w:val="28"/>
+          <w:szCs w:val="28"/>
+        </w:rPr>
+      </w:pPr>
+      <w:r>
+        <w:rPr>
+          <w:rFonts w:cs="Times New Roman"/>
+          <w:b/>
+          <w:bCs/>
+          <w:i w:val="0"/>
+          <w:iCs w:val="0"/>
+          <w:color w:val="auto"/>
+          <w:sz w:val="28"/>
+          <w:szCs w:val="28"/>
+        </w:rPr>
+        <w:t xml:space="preserve"> </w:t>
+      </w:r>
+      <w:bookmarkStart w:id="20" w:name="_Toc229593199"/>
+      <w:r>
+        <w:rPr>
+          <w:rFonts w:cs="Times New Roman"/>
+          <w:b/>
+          <w:bCs/>
+          <w:i w:val="0"/>
+          <w:iCs w:val="0"/>
+          <w:color w:val="auto"/>
+          <w:sz w:val="28"/>
+          <w:szCs w:val="28"/>
+        </w:rPr>
+        <w:t>3.2 Визуализация скелета в реальном времени</w:t>
+      </w:r>
+      <w:bookmarkEnd w:id="20"/>
+    </w:p>
+    <w:p>
+      <w:pPr>
         <w:ind w:firstLine="567"/>
-      </w:pPr>
+        <w:jc w:val="both"/>
+        <w:rPr>
+          <w:rFonts w:cs="Times New Roman"/>
+          <w:sz w:val="28"/>
+          <w:szCs w:val="28"/>
+        </w:rPr>
+        <w:sectPr>
+          <w:pgSz w:w="11906" w:h="16838"/>
+          <w:pgMar w:top="1134" w:right="850" w:bottom="1134" w:left="1701" w:header="708" w:footer="708" w:gutter="0"/>
+          <w:cols w:space="708"/>
+          <w:docGrid w:linePitch="360"/>
+        </w:sectPr>
+      </w:pPr>
+      <w:r>
+        <w:rPr>
+          <w:rFonts w:cs="Times New Roman"/>
+          <w:sz w:val="28"/>
+          <w:szCs w:val="28"/>
+        </w:rPr>
+        <w:t xml:space="preserve">Реализация визуализации скелета в реальном времени осуществляется в рамках основного цикла обработки кадров веб-камеры, после получения 33 ключевых точек от детектора MediaPipe. Поскольку новый </w:t>
+      </w:r>
+      <w:proofErr w:type="spellStart"/>
+      <w:r>
+        <w:rPr>
+          <w:rFonts w:cs="Times New Roman"/>
+          <w:sz w:val="28"/>
+          <w:szCs w:val="28"/>
+        </w:rPr>
+        <w:t>Tasks</w:t>
+      </w:r>
+      <w:proofErr w:type="spellEnd"/>
+      <w:r>
+        <w:rPr>
+          <w:rFonts w:cs="Times New Roman"/>
+          <w:sz w:val="28"/>
+          <w:szCs w:val="28"/>
+        </w:rPr>
+        <w:t xml:space="preserve"> API не поддерживает утилиту </w:t>
+      </w:r>
+      <w:proofErr w:type="spellStart"/>
+      <w:proofErr w:type="gramStart"/>
+      <w:r>
+        <w:rPr>
+          <w:rFonts w:cs="Times New Roman"/>
+          <w:sz w:val="28"/>
+          <w:szCs w:val="28"/>
+        </w:rPr>
+        <w:t>mp.solutions</w:t>
+      </w:r>
+      <w:proofErr w:type="gramEnd"/>
+      <w:r>
+        <w:rPr>
+          <w:rFonts w:cs="Times New Roman"/>
+          <w:sz w:val="28"/>
+          <w:szCs w:val="28"/>
+        </w:rPr>
+        <w:t>.drawing_utils</w:t>
+      </w:r>
+      <w:proofErr w:type="spellEnd"/>
+      <w:r>
+        <w:rPr>
+          <w:rFonts w:cs="Times New Roman"/>
+          <w:sz w:val="28"/>
+          <w:szCs w:val="28"/>
+        </w:rPr>
+        <w:t xml:space="preserve"> из предыдущих версий, отрисовка скелета была реализована вручную с использованием функционала </w:t>
+      </w:r>
+      <w:proofErr w:type="spellStart"/>
+      <w:r>
+        <w:rPr>
+          <w:rFonts w:cs="Times New Roman"/>
+          <w:sz w:val="28"/>
+          <w:szCs w:val="28"/>
+        </w:rPr>
+        <w:t>OpenCV</w:t>
+      </w:r>
+      <w:proofErr w:type="spellEnd"/>
+      <w:r>
+        <w:rPr>
+          <w:rFonts w:cs="Times New Roman"/>
+          <w:sz w:val="28"/>
+          <w:szCs w:val="28"/>
+        </w:rPr>
+        <w:t xml:space="preserve">. Процесс включает вычисление пиксельных координат для каждой из 33 точек путём масштабирования нормализованных значений x и y на ширину и высоту текущего кадра. Затем, на изображении отображаются зелёные кружки радиусом 3 пикселя. Для оценки надёжности детекции, точки с атрибутом </w:t>
+      </w:r>
+      <w:proofErr w:type="spellStart"/>
+      <w:r>
+        <w:rPr>
+          <w:rFonts w:cs="Times New Roman"/>
+          <w:sz w:val="28"/>
+          <w:szCs w:val="28"/>
+        </w:rPr>
+        <w:t>visibility</w:t>
+      </w:r>
+      <w:proofErr w:type="spellEnd"/>
+      <w:r>
+        <w:rPr>
+          <w:rFonts w:cs="Times New Roman"/>
+          <w:sz w:val="28"/>
+          <w:szCs w:val="28"/>
+        </w:rPr>
+        <w:t xml:space="preserve"> ниже 0.5 визуализируются красным цветом. Далее, на кадр наносятся линии, соединяющие точки согласно анатомическим связям (например, пары плечо-локоть-запястье, бедро-колено-ступня). Эти соединения отрисовываются зелёными линиями толщиной 2 пикселя, создавая </w:t>
+      </w:r>
+      <w:r>
+        <w:rPr>
+          <w:rFonts w:cs="Times New Roman"/>
+          <w:sz w:val="28"/>
+          <w:szCs w:val="28"/>
+        </w:rPr>
+        <w:lastRenderedPageBreak/>
+        <w:t>эффект наложенного скелета. Дополнительно, для повышения наглядности, на суставах отображаются подписи с текущими значениями углов в градусах. Такая визуализация позволяет в реальном времени отслеживать динамику позы, оценивать точность работы модели и осуществлять визуальный контроль за корректностью выполнения упражнений. Цветовое кодирование точек (зелёный – высокая надёжность, красный – низкая надёжность) обеспечивает мгновенную обратную связь о качестве детекции, способствуя корректировке положения пользователя или улучшению условий освещения для повышения точности модели.</w:t>
+      </w:r>
+    </w:p>
+    <w:p>
+      <w:pPr>
+        <w:pStyle w:val="5"/>
+        <w:jc w:val="center"/>
+        <w:rPr>
+          <w:rFonts w:cs="Times New Roman"/>
+          <w:b/>
+          <w:bCs/>
+          <w:sz w:val="28"/>
+          <w:szCs w:val="28"/>
+        </w:rPr>
+      </w:pPr>
+      <w:bookmarkStart w:id="21" w:name="_Toc229593200"/>
+      <w:r>
+        <w:rPr>
+          <w:rFonts w:cs="Times New Roman"/>
+          <w:b/>
+          <w:bCs/>
+          <w:sz w:val="28"/>
+          <w:szCs w:val="28"/>
+        </w:rPr>
+        <w:lastRenderedPageBreak/>
+        <w:t>Глава 4. Математическая обработка координат</w:t>
+      </w:r>
+      <w:bookmarkEnd w:id="21"/>
+    </w:p>
+    <w:p>
+      <w:pPr>
+        <w:pStyle w:val="5"/>
+        <w:ind w:firstLine="567"/>
+        <w:rPr>
+          <w:rFonts w:cs="Times New Roman"/>
+          <w:b/>
+          <w:bCs/>
+          <w:color w:val="auto"/>
+          <w:sz w:val="28"/>
+          <w:szCs w:val="28"/>
+        </w:rPr>
+      </w:pPr>
+      <w:bookmarkStart w:id="22" w:name="_Toc229593201"/>
+      <w:r>
+        <w:rPr>
+          <w:rFonts w:cs="Times New Roman"/>
+          <w:b/>
+          <w:bCs/>
+          <w:color w:val="auto"/>
+          <w:sz w:val="28"/>
+          <w:szCs w:val="28"/>
+        </w:rPr>
+        <w:t>4.1 Вычисление углов в суставах</w:t>
+      </w:r>
+      <w:bookmarkEnd w:id="22"/>
+    </w:p>
+    <w:p>
+      <w:pPr>
+        <w:ind w:firstLine="567"/>
+        <w:jc w:val="both"/>
+        <w:rPr>
+          <w:rFonts w:cs="Times New Roman"/>
+          <w:noProof/>
+          <w:sz w:val="28"/>
+          <w:szCs w:val="28"/>
+        </w:rPr>
+      </w:pPr>
+      <w:r>
+        <w:rPr>
+          <w:rFonts w:cs="Times New Roman"/>
+          <w:sz w:val="28"/>
+          <w:szCs w:val="28"/>
+        </w:rPr>
+        <w:t xml:space="preserve">Расчёт углов в суставах является фундаментальным математическим инструментом для изучения биомеханики движений человека. Эта операция инкапсулирована в функцию </w:t>
+      </w:r>
+      <w:proofErr w:type="spellStart"/>
+      <w:r>
+        <w:rPr>
+          <w:rFonts w:cs="Times New Roman"/>
+          <w:sz w:val="28"/>
+          <w:szCs w:val="28"/>
+        </w:rPr>
+        <w:t>calc_angle</w:t>
+      </w:r>
+      <w:proofErr w:type="spellEnd"/>
+      <w:r>
+        <w:rPr>
+          <w:rFonts w:cs="Times New Roman"/>
+          <w:sz w:val="28"/>
+          <w:szCs w:val="28"/>
+        </w:rPr>
+        <w:t xml:space="preserve"> </w:t>
+      </w:r>
+      <w:r>
+        <w:rPr>
+          <w:rFonts w:cs="Times New Roman"/>
+          <w:sz w:val="28"/>
+          <w:szCs w:val="28"/>
+        </w:rPr>
+        <w:t xml:space="preserve">(A, B, C), которая принимает три точки в формате (x, y) и возвращает величину угла в градусах, вершиной которого является средняя точка B. Алгоритм базируется на векторной алгебре: сначала создаются векторы BA (от B к A) и BC (от B к C), затем вычисляются их скалярное произведение и нормы (длины). Косинус искомого угла определяется как частное от деления скалярного произведения на произведение норм векторов. Далее, путём применения арккосинуса и преобразования </w:t>
+      </w:r>
+      <w:r>
+        <w:rPr>
+          <w:rFonts w:cs="Times New Roman"/>
+          <w:sz w:val="28"/>
+          <w:szCs w:val="28"/>
+        </w:rPr>
+        <w:t>из радиана</w:t>
+      </w:r>
+      <w:r>
+        <w:rPr>
+          <w:rFonts w:cs="Times New Roman"/>
+          <w:sz w:val="28"/>
+          <w:szCs w:val="28"/>
+        </w:rPr>
+        <w:t xml:space="preserve"> в градусы (умножением на 180/π), получается конечный угол. Для обеспечения устойчивости к ошибкам округления, значение косинуса перед вычислением арккосинуса нормализуется в пределах [-1, 1] с помощью функции </w:t>
+      </w:r>
+      <w:proofErr w:type="spellStart"/>
+      <w:proofErr w:type="gramStart"/>
+      <w:r>
+        <w:rPr>
+          <w:rFonts w:cs="Times New Roman"/>
+          <w:sz w:val="28"/>
+          <w:szCs w:val="28"/>
+        </w:rPr>
+        <w:t>np.clip</w:t>
+      </w:r>
+      <w:proofErr w:type="spellEnd"/>
+      <w:proofErr w:type="gramEnd"/>
+      <w:r>
+        <w:rPr>
+          <w:rFonts w:cs="Times New Roman"/>
+          <w:sz w:val="28"/>
+          <w:szCs w:val="28"/>
+        </w:rPr>
+        <w:t>. В контексте программы, данная функция применяется для анализа четырёх суставов: левого и правого локтей (используя точки плечо-локоть-запястье) и левого и правого коленей (используя точки бедро-колено-ступня). Результаты вычислений визуализируются на видео, используются для определения фаз движения в счётчике приседаний и для оценки симметрии движений путём сопоставления углов в парных суставах.</w:t>
+      </w:r>
+      <w:r>
+        <w:rPr>
+          <w:rFonts w:cs="Times New Roman"/>
+          <w:noProof/>
+          <w:sz w:val="28"/>
+          <w:szCs w:val="28"/>
+        </w:rPr>
+        <w:t xml:space="preserve"> </w:t>
+      </w:r>
+    </w:p>
+    <w:p>
+      <w:pPr>
+        <w:pStyle w:val="5"/>
+        <w:ind w:firstLine="567"/>
+        <w:rPr>
+          <w:rFonts w:cs="Times New Roman"/>
+          <w:b/>
+          <w:bCs/>
+          <w:sz w:val="28"/>
+          <w:szCs w:val="28"/>
+        </w:rPr>
+      </w:pPr>
+      <w:bookmarkStart w:id="23" w:name="_Toc229593202"/>
+      <w:r>
+        <w:rPr>
+          <w:rFonts w:cs="Times New Roman"/>
+          <w:b/>
+          <w:bCs/>
+          <w:sz w:val="28"/>
+          <w:szCs w:val="28"/>
+        </w:rPr>
+        <w:t>4.2 Расчёт биомеханических параметров</w:t>
+      </w:r>
+      <w:bookmarkEnd w:id="23"/>
+    </w:p>
+    <w:p>
+      <w:pPr>
+        <w:ind w:firstLine="567"/>
+        <w:jc w:val="both"/>
+        <w:rPr>
+          <w:rFonts w:cs="Times New Roman"/>
+          <w:sz w:val="28"/>
+          <w:szCs w:val="28"/>
+        </w:rPr>
+      </w:pPr>
+      <w:r>
+        <w:rPr>
+          <w:rFonts w:cs="Times New Roman"/>
+          <w:sz w:val="28"/>
+          <w:szCs w:val="28"/>
+        </w:rPr>
+        <w:t xml:space="preserve">На основе вычисленных углов в суставах программа рассчитывает ряд биомеханических параметров, позволяющих оценить качество движений человека и выявить возможные нарушения. К таким параметрам относятся средний угол сгибания коленей, который вычисляется как арифметическое среднее между углами левого и правого колена, и используется в счётчике приседаний для определения текущей фазы движения (опускание или подъём). Также </w:t>
+      </w:r>
+      <w:r>
+        <w:rPr>
+          <w:rFonts w:cs="Times New Roman"/>
+          <w:sz w:val="28"/>
+          <w:szCs w:val="28"/>
+        </w:rPr>
+        <w:t xml:space="preserve">проводится анализ </w:t>
+      </w:r>
+      <w:r>
+        <w:rPr>
+          <w:rFonts w:cs="Times New Roman"/>
+          <w:sz w:val="28"/>
+          <w:szCs w:val="28"/>
+        </w:rPr>
+        <w:t>разниц</w:t>
+      </w:r>
+      <w:r>
+        <w:rPr>
+          <w:rFonts w:cs="Times New Roman"/>
+          <w:sz w:val="28"/>
+          <w:szCs w:val="28"/>
+        </w:rPr>
+        <w:t>ы</w:t>
+      </w:r>
+      <w:r>
+        <w:rPr>
+          <w:rFonts w:cs="Times New Roman"/>
+          <w:sz w:val="28"/>
+          <w:szCs w:val="28"/>
+        </w:rPr>
+        <w:t xml:space="preserve"> между углами левого и правого колена</w:t>
+      </w:r>
+      <w:r>
+        <w:rPr>
+          <w:rFonts w:cs="Times New Roman"/>
+          <w:sz w:val="28"/>
+          <w:szCs w:val="28"/>
+        </w:rPr>
+        <w:t xml:space="preserve"> и</w:t>
+      </w:r>
+      <w:r>
+        <w:rPr>
+          <w:rFonts w:cs="Times New Roman"/>
+          <w:sz w:val="28"/>
+          <w:szCs w:val="28"/>
+        </w:rPr>
+        <w:t xml:space="preserve"> левого и правого локтя — если </w:t>
+      </w:r>
+      <w:r>
+        <w:rPr>
+          <w:rFonts w:cs="Times New Roman"/>
+          <w:sz w:val="28"/>
+          <w:szCs w:val="28"/>
+        </w:rPr>
+        <w:t>же</w:t>
+      </w:r>
+      <w:r>
+        <w:rPr>
+          <w:rFonts w:cs="Times New Roman"/>
+          <w:sz w:val="28"/>
+          <w:szCs w:val="28"/>
+        </w:rPr>
+        <w:t xml:space="preserve"> разница </w:t>
+      </w:r>
+      <w:r>
+        <w:rPr>
+          <w:rFonts w:cs="Times New Roman"/>
+          <w:sz w:val="28"/>
+          <w:szCs w:val="28"/>
+        </w:rPr>
+        <w:t>выходит за</w:t>
+      </w:r>
+      <w:r>
+        <w:rPr>
+          <w:rFonts w:cs="Times New Roman"/>
+          <w:sz w:val="28"/>
+          <w:szCs w:val="28"/>
+        </w:rPr>
+        <w:t xml:space="preserve"> пороговое значение в 15 градусов, </w:t>
+      </w:r>
+      <w:r>
+        <w:rPr>
+          <w:rFonts w:cs="Times New Roman"/>
+          <w:sz w:val="28"/>
+          <w:szCs w:val="28"/>
+        </w:rPr>
+        <w:t xml:space="preserve">то </w:t>
+      </w:r>
+      <w:r>
+        <w:rPr>
+          <w:rFonts w:cs="Times New Roman"/>
+          <w:sz w:val="28"/>
+          <w:szCs w:val="28"/>
+        </w:rPr>
+        <w:t xml:space="preserve">программа выводит предупреждение о </w:t>
+      </w:r>
+      <w:r>
+        <w:rPr>
+          <w:rFonts w:cs="Times New Roman"/>
+          <w:sz w:val="28"/>
+          <w:szCs w:val="28"/>
+        </w:rPr>
+        <w:t xml:space="preserve">том, что поза </w:t>
+      </w:r>
+      <w:r>
+        <w:rPr>
+          <w:rFonts w:cs="Times New Roman"/>
+          <w:sz w:val="28"/>
+          <w:szCs w:val="28"/>
+        </w:rPr>
+        <w:t>несимметрич</w:t>
+      </w:r>
+      <w:r>
+        <w:rPr>
+          <w:rFonts w:cs="Times New Roman"/>
+          <w:sz w:val="28"/>
+          <w:szCs w:val="28"/>
+        </w:rPr>
+        <w:t xml:space="preserve">на, а это </w:t>
+      </w:r>
+      <w:r>
+        <w:rPr>
+          <w:rFonts w:cs="Times New Roman"/>
+          <w:sz w:val="28"/>
+          <w:szCs w:val="28"/>
+        </w:rPr>
+        <w:t xml:space="preserve">важно </w:t>
+      </w:r>
+      <w:r>
+        <w:rPr>
+          <w:rFonts w:cs="Times New Roman"/>
+          <w:sz w:val="28"/>
+          <w:szCs w:val="28"/>
+        </w:rPr>
+        <w:t xml:space="preserve">учитывать </w:t>
+      </w:r>
+      <w:r>
+        <w:rPr>
+          <w:rFonts w:cs="Times New Roman"/>
+          <w:sz w:val="28"/>
+          <w:szCs w:val="28"/>
+        </w:rPr>
+        <w:t xml:space="preserve">для физиотерапии и контроля правильности выполнения упражнений. Для классификации позы стоя или сидя вычисляется вертикальное расстояние между средними координатами плеч и бёдер по оси Y (в нормализованных значениях от 0 до 1), если это расстояние </w:t>
+      </w:r>
+      <w:r>
+        <w:rPr>
+          <w:rFonts w:cs="Times New Roman"/>
+          <w:sz w:val="28"/>
+          <w:szCs w:val="28"/>
+        </w:rPr>
+        <w:t xml:space="preserve">выходит за </w:t>
+      </w:r>
+      <w:r>
+        <w:rPr>
+          <w:rFonts w:cs="Times New Roman"/>
+          <w:sz w:val="28"/>
+          <w:szCs w:val="28"/>
+        </w:rPr>
+        <w:t xml:space="preserve">0.35, </w:t>
+      </w:r>
+      <w:r>
+        <w:rPr>
+          <w:rFonts w:cs="Times New Roman"/>
+          <w:sz w:val="28"/>
+          <w:szCs w:val="28"/>
+        </w:rPr>
+        <w:t xml:space="preserve">то </w:t>
+      </w:r>
+      <w:r>
+        <w:rPr>
+          <w:rFonts w:cs="Times New Roman"/>
+          <w:sz w:val="28"/>
+          <w:szCs w:val="28"/>
+        </w:rPr>
+        <w:t xml:space="preserve">делается вывод о том, что человек находится в положении стоя, в противном случае — сидя. Дополнительно анализируется относительная глубина (координата z) для каждой точки, где отрицательные </w:t>
+      </w:r>
+      <w:r>
+        <w:rPr>
+          <w:rFonts w:cs="Times New Roman"/>
+          <w:sz w:val="28"/>
+          <w:szCs w:val="28"/>
+        </w:rPr>
+        <w:lastRenderedPageBreak/>
+        <w:t>значения указывают на приближение части тела к камере, а положительные — на удаление, что позволяет оценивать движения в трёхмерном пространстве, хотя в данной работе этот параметр используется в основном для информационных целей. Все рассчитанные биомеханические параметры в реальном времени выводятся на видеокадр, предоставляя пользователю наглядную обратную связь о его движениях и осанке.</w:t>
+      </w:r>
+    </w:p>
+    <w:p>
+      <w:pPr>
+        <w:pStyle w:val="5"/>
+        <w:ind w:firstLine="567"/>
+        <w:rPr>
+          <w:rFonts w:cs="Times New Roman"/>
+          <w:b/>
+          <w:bCs/>
+          <w:color w:val="auto"/>
+          <w:sz w:val="28"/>
+          <w:szCs w:val="28"/>
+        </w:rPr>
+      </w:pPr>
+      <w:bookmarkStart w:id="24" w:name="_Toc229593203"/>
+      <w:r>
+        <w:rPr>
+          <w:rFonts w:cs="Times New Roman"/>
+          <w:b/>
+          <w:bCs/>
+          <w:color w:val="auto"/>
+          <w:sz w:val="28"/>
+          <w:szCs w:val="28"/>
+        </w:rPr>
+        <w:t>4.3Анализ временных рядов и запись координат</w:t>
+      </w:r>
+      <w:bookmarkEnd w:id="24"/>
+    </w:p>
+    <w:p>
+      <w:pPr>
+        <w:ind w:firstLine="567"/>
+        <w:jc w:val="both"/>
+        <w:rPr>
+          <w:rFonts w:cs="Times New Roman"/>
+          <w:sz w:val="28"/>
+          <w:szCs w:val="28"/>
+        </w:rPr>
+      </w:pPr>
+      <w:r>
+        <w:rPr>
+          <w:rFonts w:cs="Times New Roman"/>
+          <w:sz w:val="28"/>
+          <w:szCs w:val="28"/>
+        </w:rPr>
+        <w:t xml:space="preserve">В программе, есть отдельная функция, которая </w:t>
+      </w:r>
+      <w:proofErr w:type="spellStart"/>
+      <w:r>
+        <w:rPr>
+          <w:rFonts w:cs="Times New Roman"/>
+          <w:sz w:val="28"/>
+          <w:szCs w:val="28"/>
+        </w:rPr>
+        <w:t>предназначенна</w:t>
+      </w:r>
+      <w:proofErr w:type="spellEnd"/>
+      <w:r>
+        <w:rPr>
+          <w:rFonts w:cs="Times New Roman"/>
+          <w:sz w:val="28"/>
+          <w:szCs w:val="28"/>
+        </w:rPr>
+        <w:t xml:space="preserve"> для сбора статистических данных о движениях человека и последующей визуализации изменений позы во времени, реализованы функции анализа временных рядов и записи координат. Во время обработки видеопотока для каждого кадра фиксируются нормализованные координаты x, y, z и показатель видимости (</w:t>
+      </w:r>
+      <w:proofErr w:type="spellStart"/>
+      <w:r>
+        <w:rPr>
+          <w:rFonts w:cs="Times New Roman"/>
+          <w:sz w:val="28"/>
+          <w:szCs w:val="28"/>
+        </w:rPr>
+        <w:t>visibility</w:t>
+      </w:r>
+      <w:proofErr w:type="spellEnd"/>
+      <w:r>
+        <w:rPr>
+          <w:rFonts w:cs="Times New Roman"/>
+          <w:sz w:val="28"/>
+          <w:szCs w:val="28"/>
+        </w:rPr>
+        <w:t xml:space="preserve">) восьми ключевых точек: левого и правого плеча, локтей, коленей и ступней. Данные сохраняются в циклический буфер, который накапливает информацию до 200 кадров, после чего автоматически создаются графики и формируется CSV-файл. Для каждой ключевой точки формируется словарь, где в списках хранятся её координаты с привязкой к номеру кадра. По окончании сбора данных вызывается функция </w:t>
+      </w:r>
+      <w:proofErr w:type="spellStart"/>
+      <w:r>
+        <w:rPr>
+          <w:rFonts w:cs="Times New Roman"/>
+          <w:sz w:val="28"/>
+          <w:szCs w:val="28"/>
+        </w:rPr>
+        <w:t>plot_coordinates_history</w:t>
+      </w:r>
+      <w:proofErr w:type="spellEnd"/>
+      <w:r>
+        <w:rPr>
+          <w:rFonts w:cs="Times New Roman"/>
+          <w:sz w:val="28"/>
+          <w:szCs w:val="28"/>
+        </w:rPr>
+        <w:t xml:space="preserve">, строящая четыре </w:t>
+      </w:r>
+      <w:proofErr w:type="spellStart"/>
+      <w:r>
+        <w:rPr>
+          <w:rFonts w:cs="Times New Roman"/>
+          <w:sz w:val="28"/>
+          <w:szCs w:val="28"/>
+        </w:rPr>
+        <w:t>подграфика</w:t>
+      </w:r>
+      <w:proofErr w:type="spellEnd"/>
+      <w:r>
+        <w:rPr>
+          <w:rFonts w:cs="Times New Roman"/>
+          <w:sz w:val="28"/>
+          <w:szCs w:val="28"/>
+        </w:rPr>
+        <w:t xml:space="preserve"> — изменения координат X, Y, Z (глубина) и метрики видимости во времени, отражающей надёжность обнаружения точки на протяжении всего периода записи. Одновременно функция </w:t>
+      </w:r>
+      <w:proofErr w:type="spellStart"/>
+      <w:r>
+        <w:rPr>
+          <w:rFonts w:cs="Times New Roman"/>
+          <w:sz w:val="28"/>
+          <w:szCs w:val="28"/>
+        </w:rPr>
+        <w:t>save_coordinates_csv</w:t>
+      </w:r>
+      <w:proofErr w:type="spellEnd"/>
+      <w:r>
+        <w:rPr>
+          <w:rFonts w:cs="Times New Roman"/>
+          <w:sz w:val="28"/>
+          <w:szCs w:val="28"/>
+        </w:rPr>
+        <w:t xml:space="preserve"> экспортирует все данные в CSV-файл, где каждая строка содержит номер кадра, название точки и её координаты с показателем видимости. Такой подход позволяет не только визуально отслеживать динамику движений через графики, но и выполнять дальнейший статистический анализ в сторонних программах, например, в Excel или специализированных научных пакетах. Анализ временных рядов особенно полезен для выявления закономерностей движений, оценки стабильности выполнения упражнений и обнаружения отклонений в позе на протяжении длительного времени.</w:t>
+      </w:r>
+    </w:p>
+    <w:p>
+      <w:pPr>
+        <w:ind w:firstLine="567"/>
+        <w:rPr>
+          <w:rFonts w:cs="Times New Roman"/>
+          <w:sz w:val="28"/>
+          <w:szCs w:val="28"/>
+        </w:rPr>
+      </w:pPr>
+    </w:p>
+    <w:p>
+      <w:pPr>
+        <w:ind w:firstLine="567"/>
+        <w:rPr>
+          <w:rFonts w:cs="Times New Roman"/>
+          <w:sz w:val="28"/>
+          <w:szCs w:val="28"/>
+        </w:rPr>
+        <w:sectPr>
+          <w:pgSz w:w="11906" w:h="16838"/>
+          <w:pgMar w:top="1134" w:right="850" w:bottom="1134" w:left="1701" w:header="708" w:footer="708" w:gutter="0"/>
+          <w:cols w:space="708"/>
+          <w:docGrid w:linePitch="360"/>
+        </w:sectPr>
+      </w:pPr>
+    </w:p>
+    <w:p>
+      <w:pPr>
+        <w:pStyle w:val="6"/>
+        <w:jc w:val="center"/>
+        <w:rPr>
+          <w:rFonts w:cs="Times New Roman"/>
+          <w:b/>
+          <w:bCs/>
+          <w:i w:val="0"/>
+          <w:iCs w:val="0"/>
+          <w:color w:val="auto"/>
+          <w:sz w:val="28"/>
+          <w:szCs w:val="28"/>
+        </w:rPr>
+      </w:pPr>
+      <w:bookmarkStart w:id="25" w:name="_Toc229593204"/>
+      <w:r>
+        <w:rPr>
+          <w:rFonts w:cs="Times New Roman"/>
+          <w:b/>
+          <w:bCs/>
+          <w:i w:val="0"/>
+          <w:iCs w:val="0"/>
+          <w:color w:val="auto"/>
+          <w:sz w:val="28"/>
+          <w:szCs w:val="28"/>
+        </w:rPr>
+        <w:lastRenderedPageBreak/>
+        <w:t>Вывод по эксплуатационной практике</w:t>
+      </w:r>
+      <w:bookmarkEnd w:id="25"/>
+    </w:p>
+    <w:p>
+      <w:pPr>
+        <w:ind w:firstLine="567"/>
+        <w:jc w:val="both"/>
+        <w:rPr>
+          <w:rFonts w:cs="Times New Roman"/>
+          <w:sz w:val="28"/>
+          <w:szCs w:val="28"/>
+        </w:rPr>
+        <w:sectPr>
+          <w:pgSz w:w="11906" w:h="16838"/>
+          <w:pgMar w:top="1134" w:right="850" w:bottom="1134" w:left="1701" w:header="708" w:footer="708" w:gutter="0"/>
+          <w:cols w:space="708"/>
+          <w:docGrid w:linePitch="360"/>
+        </w:sectPr>
+      </w:pPr>
+      <w:r>
+        <w:rPr>
+          <w:rFonts w:cs="Times New Roman"/>
+          <w:sz w:val="28"/>
+          <w:szCs w:val="28"/>
+        </w:rPr>
+        <w:t xml:space="preserve">В ходе выполнения задания по эксплуатационной практике были сделаны выводы. Во-первых, оказалось, что </w:t>
+      </w:r>
+      <w:proofErr w:type="spellStart"/>
+      <w:r>
+        <w:rPr>
+          <w:rFonts w:cs="Times New Roman"/>
+          <w:sz w:val="28"/>
+          <w:szCs w:val="28"/>
+        </w:rPr>
+        <w:t>Pose</w:t>
+      </w:r>
+      <w:proofErr w:type="spellEnd"/>
+      <w:r>
+        <w:rPr>
+          <w:rFonts w:cs="Times New Roman"/>
+          <w:sz w:val="28"/>
+          <w:szCs w:val="28"/>
+        </w:rPr>
+        <w:t xml:space="preserve"> </w:t>
+      </w:r>
+      <w:proofErr w:type="spellStart"/>
+      <w:r>
+        <w:rPr>
+          <w:rFonts w:cs="Times New Roman"/>
+          <w:sz w:val="28"/>
+          <w:szCs w:val="28"/>
+        </w:rPr>
+        <w:t>Estimation</w:t>
+      </w:r>
+      <w:proofErr w:type="spellEnd"/>
+      <w:r>
+        <w:rPr>
+          <w:rFonts w:cs="Times New Roman"/>
+          <w:sz w:val="28"/>
+          <w:szCs w:val="28"/>
+        </w:rPr>
+        <w:t xml:space="preserve"> возвращает не «силуэт», а конкретные координаты ключевых</w:t>
+      </w:r>
+      <w:r>
+        <w:rPr>
+          <w:rFonts w:cs="Times New Roman"/>
+          <w:sz w:val="28"/>
+          <w:szCs w:val="28"/>
+        </w:rPr>
+        <w:t xml:space="preserve"> 33</w:t>
+      </w:r>
+      <w:r>
+        <w:rPr>
+          <w:rFonts w:cs="Times New Roman"/>
+          <w:sz w:val="28"/>
+          <w:szCs w:val="28"/>
+        </w:rPr>
+        <w:t xml:space="preserve"> точ</w:t>
+      </w:r>
+      <w:r>
+        <w:rPr>
+          <w:rFonts w:cs="Times New Roman"/>
+          <w:sz w:val="28"/>
+          <w:szCs w:val="28"/>
+        </w:rPr>
+        <w:t xml:space="preserve">ки, которые были представлены в значениях </w:t>
+      </w:r>
+      <w:r>
+        <w:rPr>
+          <w:rFonts w:cs="Times New Roman"/>
+          <w:sz w:val="28"/>
+          <w:szCs w:val="28"/>
+          <w:lang w:val="en-US"/>
+        </w:rPr>
+        <w:t>x</w:t>
+      </w:r>
+      <w:r>
+        <w:rPr>
+          <w:rFonts w:cs="Times New Roman"/>
+          <w:sz w:val="28"/>
+          <w:szCs w:val="28"/>
+        </w:rPr>
+        <w:t xml:space="preserve">, </w:t>
+      </w:r>
+      <w:r>
+        <w:rPr>
+          <w:rFonts w:cs="Times New Roman"/>
+          <w:sz w:val="28"/>
+          <w:szCs w:val="28"/>
+          <w:lang w:val="en-US"/>
+        </w:rPr>
+        <w:t>y</w:t>
+      </w:r>
+      <w:r>
+        <w:rPr>
+          <w:rFonts w:cs="Times New Roman"/>
+          <w:sz w:val="28"/>
+          <w:szCs w:val="28"/>
+        </w:rPr>
+        <w:t xml:space="preserve">, </w:t>
+      </w:r>
+      <w:r>
+        <w:rPr>
+          <w:rFonts w:cs="Times New Roman"/>
+          <w:sz w:val="28"/>
+          <w:szCs w:val="28"/>
+          <w:lang w:val="en-US"/>
+        </w:rPr>
+        <w:t>z</w:t>
+      </w:r>
+      <w:r>
+        <w:rPr>
+          <w:rFonts w:cs="Times New Roman"/>
+          <w:sz w:val="28"/>
+          <w:szCs w:val="28"/>
+        </w:rPr>
+        <w:t xml:space="preserve"> </w:t>
+      </w:r>
+      <w:proofErr w:type="spellStart"/>
+      <w:r>
+        <w:rPr>
+          <w:rFonts w:cs="Times New Roman"/>
+          <w:sz w:val="28"/>
+          <w:szCs w:val="28"/>
+        </w:rPr>
+        <w:t>visibility</w:t>
+      </w:r>
+      <w:proofErr w:type="spellEnd"/>
+      <w:r>
+        <w:rPr>
+          <w:rFonts w:cs="Times New Roman"/>
+          <w:sz w:val="28"/>
+          <w:szCs w:val="28"/>
+        </w:rPr>
+        <w:t xml:space="preserve">, где х, у – нормализованные координаты, а </w:t>
+      </w:r>
+      <w:r>
+        <w:rPr>
+          <w:rFonts w:cs="Times New Roman"/>
+          <w:sz w:val="28"/>
+          <w:szCs w:val="28"/>
+          <w:lang w:val="en-US"/>
+        </w:rPr>
+        <w:t>z</w:t>
+      </w:r>
+      <w:r>
+        <w:rPr>
+          <w:rFonts w:cs="Times New Roman"/>
+          <w:sz w:val="28"/>
+          <w:szCs w:val="28"/>
+        </w:rPr>
+        <w:t>- относительная глубина</w:t>
+      </w:r>
+      <w:r>
+        <w:rPr>
+          <w:rFonts w:cs="Times New Roman"/>
+          <w:sz w:val="28"/>
+          <w:szCs w:val="28"/>
+        </w:rPr>
+        <w:t xml:space="preserve"> </w:t>
+      </w:r>
+      <w:r>
+        <w:rPr>
+          <w:rFonts w:cs="Times New Roman"/>
+          <w:sz w:val="28"/>
+          <w:szCs w:val="28"/>
+        </w:rPr>
+        <w:t>(насколько близко/далеко находится объект)</w:t>
+      </w:r>
+      <w:r>
+        <w:rPr>
+          <w:rFonts w:cs="Times New Roman"/>
+          <w:sz w:val="28"/>
+          <w:szCs w:val="28"/>
+        </w:rPr>
+        <w:t xml:space="preserve">, а </w:t>
+      </w:r>
+      <w:proofErr w:type="spellStart"/>
+      <w:r>
+        <w:rPr>
+          <w:rFonts w:cs="Times New Roman"/>
+          <w:sz w:val="28"/>
+          <w:szCs w:val="28"/>
+        </w:rPr>
+        <w:t>visibility</w:t>
+      </w:r>
+      <w:proofErr w:type="spellEnd"/>
+      <w:r>
+        <w:rPr>
+          <w:rFonts w:cs="Times New Roman"/>
+          <w:sz w:val="28"/>
+          <w:szCs w:val="28"/>
+        </w:rPr>
+        <w:t xml:space="preserve"> показывает надёжность нахождения каждой </w:t>
+      </w:r>
+      <w:proofErr w:type="gramStart"/>
+      <w:r>
+        <w:rPr>
+          <w:rFonts w:cs="Times New Roman"/>
+          <w:sz w:val="28"/>
+          <w:szCs w:val="28"/>
+        </w:rPr>
+        <w:t>точки(</w:t>
+      </w:r>
+      <w:proofErr w:type="gramEnd"/>
+      <w:r>
+        <w:rPr>
+          <w:rFonts w:cs="Times New Roman"/>
+          <w:sz w:val="28"/>
+          <w:szCs w:val="28"/>
+        </w:rPr>
+        <w:t>от 0 до 1)</w:t>
+      </w:r>
+      <w:r>
+        <w:rPr>
+          <w:rFonts w:cs="Times New Roman"/>
+          <w:sz w:val="28"/>
+          <w:szCs w:val="28"/>
+        </w:rPr>
+        <w:t>.</w:t>
+      </w:r>
+      <w:r>
+        <w:rPr>
+          <w:rFonts w:cs="Times New Roman"/>
+          <w:sz w:val="28"/>
+          <w:szCs w:val="28"/>
+        </w:rPr>
+        <w:t xml:space="preserve"> Во-вторых, поняли как из координат получить </w:t>
+      </w:r>
+      <w:r>
+        <w:rPr>
+          <w:rFonts w:cs="Times New Roman"/>
+          <w:sz w:val="28"/>
+          <w:szCs w:val="28"/>
+        </w:rPr>
+        <w:t>геометрические признаки: углы, расстояния, симметрию</w:t>
+      </w:r>
+      <w:r>
+        <w:rPr>
+          <w:rFonts w:cs="Times New Roman"/>
+          <w:sz w:val="28"/>
+          <w:szCs w:val="28"/>
+        </w:rPr>
+        <w:t>. Для этого реализовали вычисления через формулу косинуса угла между векторами, произвели расчет расстояния между плечами и бедрами для классификации позы и сравнили анализ симметрии с помощью вычислений между парными суставами. В-третьих,</w:t>
+      </w:r>
+      <w:r>
+        <w:rPr>
+          <w:rFonts w:cs="Times New Roman"/>
+          <w:sz w:val="28"/>
+          <w:szCs w:val="28"/>
+        </w:rPr>
+        <w:t xml:space="preserve"> </w:t>
+      </w:r>
+      <w:r>
+        <w:rPr>
+          <w:rFonts w:cs="Times New Roman"/>
+          <w:sz w:val="28"/>
+          <w:szCs w:val="28"/>
+        </w:rPr>
+        <w:t xml:space="preserve">реализовали </w:t>
+      </w:r>
+      <w:r>
+        <w:rPr>
+          <w:rFonts w:cs="Times New Roman"/>
+          <w:sz w:val="28"/>
+          <w:szCs w:val="28"/>
+        </w:rPr>
+        <w:t>счётчик повторений упражнений, где был применён принцип машины состояний (</w:t>
+      </w:r>
+      <w:proofErr w:type="spellStart"/>
+      <w:r>
+        <w:rPr>
+          <w:rFonts w:cs="Times New Roman"/>
+          <w:sz w:val="28"/>
+          <w:szCs w:val="28"/>
+        </w:rPr>
+        <w:t>state</w:t>
+      </w:r>
+      <w:proofErr w:type="spellEnd"/>
+      <w:r>
+        <w:rPr>
+          <w:rFonts w:cs="Times New Roman"/>
+          <w:sz w:val="28"/>
+          <w:szCs w:val="28"/>
+        </w:rPr>
+        <w:t xml:space="preserve"> </w:t>
+      </w:r>
+      <w:proofErr w:type="spellStart"/>
+      <w:r>
+        <w:rPr>
+          <w:rFonts w:cs="Times New Roman"/>
+          <w:sz w:val="28"/>
+          <w:szCs w:val="28"/>
+        </w:rPr>
+        <w:t>machine</w:t>
+      </w:r>
+      <w:proofErr w:type="spellEnd"/>
+      <w:r>
+        <w:rPr>
+          <w:rFonts w:cs="Times New Roman"/>
+          <w:sz w:val="28"/>
+          <w:szCs w:val="28"/>
+        </w:rPr>
+        <w:t>) с двумя фазами '</w:t>
+      </w:r>
+      <w:proofErr w:type="spellStart"/>
+      <w:r>
+        <w:rPr>
+          <w:rFonts w:cs="Times New Roman"/>
+          <w:sz w:val="28"/>
+          <w:szCs w:val="28"/>
+        </w:rPr>
+        <w:t>up</w:t>
+      </w:r>
+      <w:proofErr w:type="spellEnd"/>
+      <w:r>
+        <w:rPr>
+          <w:rFonts w:cs="Times New Roman"/>
+          <w:sz w:val="28"/>
+          <w:szCs w:val="28"/>
+        </w:rPr>
+        <w:t>' и '</w:t>
+      </w:r>
+      <w:proofErr w:type="spellStart"/>
+      <w:r>
+        <w:rPr>
+          <w:rFonts w:cs="Times New Roman"/>
+          <w:sz w:val="28"/>
+          <w:szCs w:val="28"/>
+        </w:rPr>
+        <w:t>down</w:t>
+      </w:r>
+      <w:proofErr w:type="spellEnd"/>
+      <w:r>
+        <w:rPr>
+          <w:rFonts w:cs="Times New Roman"/>
+          <w:sz w:val="28"/>
+          <w:szCs w:val="28"/>
+        </w:rPr>
+        <w:t xml:space="preserve">', а ключевым элементом стал гистерезис — </w:t>
+      </w:r>
+      <w:r>
+        <w:rPr>
+          <w:rFonts w:cs="Times New Roman"/>
+          <w:sz w:val="28"/>
+          <w:szCs w:val="28"/>
+        </w:rPr>
+        <w:t xml:space="preserve">это </w:t>
+      </w:r>
+      <w:r>
+        <w:rPr>
+          <w:rFonts w:cs="Times New Roman"/>
+          <w:sz w:val="28"/>
+          <w:szCs w:val="28"/>
+        </w:rPr>
+        <w:t>использование двух разных порогов угла (90° для перехода в фазу '</w:t>
+      </w:r>
+      <w:proofErr w:type="spellStart"/>
+      <w:r>
+        <w:rPr>
+          <w:rFonts w:cs="Times New Roman"/>
+          <w:sz w:val="28"/>
+          <w:szCs w:val="28"/>
+        </w:rPr>
+        <w:t>down</w:t>
+      </w:r>
+      <w:proofErr w:type="spellEnd"/>
+      <w:r>
+        <w:rPr>
+          <w:rFonts w:cs="Times New Roman"/>
+          <w:sz w:val="28"/>
+          <w:szCs w:val="28"/>
+        </w:rPr>
+        <w:t>' и 160° для возврата в '</w:t>
+      </w:r>
+      <w:proofErr w:type="spellStart"/>
+      <w:r>
+        <w:rPr>
+          <w:rFonts w:cs="Times New Roman"/>
+          <w:sz w:val="28"/>
+          <w:szCs w:val="28"/>
+        </w:rPr>
+        <w:t>up</w:t>
+      </w:r>
+      <w:proofErr w:type="spellEnd"/>
+      <w:r>
+        <w:rPr>
+          <w:rFonts w:cs="Times New Roman"/>
+          <w:sz w:val="28"/>
+          <w:szCs w:val="28"/>
+        </w:rPr>
+        <w:t xml:space="preserve">'), что </w:t>
+      </w:r>
+      <w:r>
+        <w:rPr>
+          <w:rFonts w:cs="Times New Roman"/>
+          <w:sz w:val="28"/>
+          <w:szCs w:val="28"/>
+        </w:rPr>
+        <w:t xml:space="preserve">помогло повысить устойчивость к шумам, то есть </w:t>
+      </w:r>
+      <w:r>
+        <w:rPr>
+          <w:rFonts w:cs="Times New Roman"/>
+          <w:sz w:val="28"/>
+          <w:szCs w:val="28"/>
+        </w:rPr>
+        <w:t>срабатывания при колебаниях угла вокруг граничного значения</w:t>
+      </w:r>
+      <w:r>
+        <w:rPr>
+          <w:rFonts w:cs="Times New Roman"/>
+          <w:sz w:val="28"/>
+          <w:szCs w:val="28"/>
+        </w:rPr>
+        <w:t>- считались ложными</w:t>
+      </w:r>
+      <w:r>
+        <w:rPr>
+          <w:rFonts w:cs="Times New Roman"/>
+          <w:sz w:val="28"/>
+          <w:szCs w:val="28"/>
+        </w:rPr>
+        <w:t xml:space="preserve">. </w:t>
+      </w:r>
+      <w:r>
+        <w:rPr>
+          <w:rFonts w:cs="Times New Roman"/>
+          <w:sz w:val="28"/>
+          <w:szCs w:val="28"/>
+        </w:rPr>
+        <w:t>Г</w:t>
+      </w:r>
+      <w:r>
+        <w:rPr>
+          <w:rFonts w:cs="Times New Roman"/>
+          <w:sz w:val="28"/>
+          <w:szCs w:val="28"/>
+        </w:rPr>
+        <w:t xml:space="preserve">отовая модель MediaPipe </w:t>
+      </w:r>
+      <w:proofErr w:type="spellStart"/>
+      <w:r>
+        <w:rPr>
+          <w:rFonts w:cs="Times New Roman"/>
+          <w:sz w:val="28"/>
+          <w:szCs w:val="28"/>
+        </w:rPr>
+        <w:t>Pose</w:t>
+      </w:r>
+      <w:proofErr w:type="spellEnd"/>
+      <w:r>
+        <w:rPr>
+          <w:rFonts w:cs="Times New Roman"/>
+          <w:sz w:val="28"/>
+          <w:szCs w:val="28"/>
+        </w:rPr>
+        <w:t xml:space="preserve"> является законченным инструментом, который не требует обучения или тонкой настройки, а основная задача</w:t>
+      </w:r>
+      <w:r>
+        <w:rPr>
+          <w:rFonts w:cs="Times New Roman"/>
+          <w:sz w:val="28"/>
+          <w:szCs w:val="28"/>
+        </w:rPr>
+        <w:t xml:space="preserve"> программиста </w:t>
+      </w:r>
+      <w:r>
+        <w:rPr>
+          <w:rFonts w:cs="Times New Roman"/>
+          <w:sz w:val="28"/>
+          <w:szCs w:val="28"/>
+        </w:rPr>
+        <w:t>— это создание «логики поверх неё», то есть извлечение, интерпретация и применение выходных данных модели для решения конкретных прикладных задач — от спортивной аналитики до физиотерапии и контроля осанки.</w:t>
+      </w:r>
+      <w:r>
+        <w:rPr>
+          <w:rFonts w:cs="Times New Roman"/>
+          <w:sz w:val="28"/>
+          <w:szCs w:val="28"/>
+        </w:rPr>
+        <w:t xml:space="preserve">  </w:t>
+      </w:r>
+    </w:p>
+    <w:p>
+      <w:pPr>
+        <w:pStyle w:val="7"/>
+        <w:jc w:val="center"/>
+        <w:rPr>
+          <w:rFonts w:cs="Times New Roman"/>
+          <w:b/>
+          <w:bCs/>
+          <w:color w:val="auto"/>
+          <w:sz w:val="28"/>
+          <w:szCs w:val="28"/>
+        </w:rPr>
+      </w:pPr>
+      <w:bookmarkStart w:id="26" w:name="_Toc229593205"/>
+      <w:r>
+        <w:rPr>
+          <w:rFonts w:cs="Times New Roman"/>
+          <w:b/>
+          <w:bCs/>
+          <w:color w:val="auto"/>
+          <w:sz w:val="28"/>
+          <w:szCs w:val="28"/>
+        </w:rPr>
+        <w:lastRenderedPageBreak/>
+        <w:t>СПИСОК ЛИТЕРАТУРЫ</w:t>
+      </w:r>
+      <w:bookmarkEnd w:id="26"/>
     </w:p>
     <w:sectPr>
       <w:pgSz w:w="11906" w:h="16838"/>
@@ -5218,7 +9546,6 @@
     <w:next w:val="a"/>
     <w:link w:val="20"/>
     <w:uiPriority w:val="9"/>
-    <w:semiHidden/>
     <w:unhideWhenUsed/>
     <w:qFormat/>
     <w:rsid w:val="004F1DF1"/>
@@ -5241,7 +9568,6 @@
     <w:next w:val="a"/>
     <w:link w:val="30"/>
     <w:uiPriority w:val="9"/>
-    <w:semiHidden/>
     <w:unhideWhenUsed/>
     <w:qFormat/>
     <w:rsid w:val="004F1DF1"/>
@@ -5264,7 +9590,6 @@
     <w:next w:val="a"/>
     <w:link w:val="40"/>
     <w:uiPriority w:val="9"/>
-    <w:semiHidden/>
     <w:unhideWhenUsed/>
     <w:qFormat/>
     <w:rsid w:val="004F1DF1"/>
@@ -5284,13 +9609,11 @@
   <w:style w:type="paragraph" w:styleId="5">
     <w:name w:val="heading 5"/>
     <w:basedOn w:val="a"/>
-    <w:next w:val="a"/>
     <w:link w:val="50"/>
     <w:uiPriority w:val="9"/>
-    <w:semiHidden/>
     <w:unhideWhenUsed/>
     <w:qFormat/>
-    <w:rsid w:val="004F1DF1"/>
+    <w:rsid w:val="002018C0"/>
     <w:pPr>
       <w:keepNext/>
       <w:keepLines/>
@@ -5299,7 +9622,7 @@
     </w:pPr>
     <w:rPr>
       <w:rFonts w:eastAsiaTheme="majorEastAsia" w:cstheme="majorBidi"/>
-      <w:color w:val="2F5496" w:themeColor="accent1" w:themeShade="BF"/>
+      <w:color w:val="000000" w:themeColor="text1"/>
     </w:rPr>
   </w:style>
   <w:style w:type="paragraph" w:styleId="6">
@@ -5308,7 +9631,6 @@
     <w:next w:val="a"/>
     <w:link w:val="60"/>
     <w:uiPriority w:val="9"/>
-    <w:semiHidden/>
     <w:unhideWhenUsed/>
     <w:qFormat/>
     <w:rsid w:val="004F1DF1"/>
@@ -5331,7 +9653,6 @@
     <w:next w:val="a"/>
     <w:link w:val="70"/>
     <w:uiPriority w:val="9"/>
-    <w:semiHidden/>
     <w:unhideWhenUsed/>
     <w:qFormat/>
     <w:rsid w:val="004F1DF1"/>
@@ -5434,7 +9755,6 @@
     <w:basedOn w:val="a0"/>
     <w:link w:val="2"/>
     <w:uiPriority w:val="9"/>
-    <w:semiHidden/>
     <w:rsid w:val="004F1DF1"/>
     <w:rPr>
       <w:rFonts w:asciiTheme="majorHAnsi" w:eastAsiaTheme="majorEastAsia" w:hAnsiTheme="majorHAnsi" w:cstheme="majorBidi"/>
@@ -5448,7 +9768,6 @@
     <w:basedOn w:val="a0"/>
     <w:link w:val="3"/>
     <w:uiPriority w:val="9"/>
-    <w:semiHidden/>
     <w:rsid w:val="004F1DF1"/>
     <w:rPr>
       <w:rFonts w:eastAsiaTheme="majorEastAsia" w:cstheme="majorBidi"/>
@@ -5462,7 +9781,6 @@
     <w:basedOn w:val="a0"/>
     <w:link w:val="4"/>
     <w:uiPriority w:val="9"/>
-    <w:semiHidden/>
     <w:rsid w:val="004F1DF1"/>
     <w:rPr>
       <w:rFonts w:eastAsiaTheme="majorEastAsia" w:cstheme="majorBidi"/>
@@ -5476,11 +9794,10 @@
     <w:basedOn w:val="a0"/>
     <w:link w:val="5"/>
     <w:uiPriority w:val="9"/>
-    <w:semiHidden/>
-    <w:rsid w:val="004F1DF1"/>
+    <w:rsid w:val="002018C0"/>
     <w:rPr>
       <w:rFonts w:eastAsiaTheme="majorEastAsia" w:cstheme="majorBidi"/>
-      <w:color w:val="2F5496" w:themeColor="accent1" w:themeShade="BF"/>
+      <w:color w:val="000000" w:themeColor="text1"/>
     </w:rPr>
   </w:style>
   <w:style w:type="character" w:customStyle="1" w:styleId="60">
@@ -5488,7 +9805,6 @@
     <w:basedOn w:val="a0"/>
     <w:link w:val="6"/>
     <w:uiPriority w:val="9"/>
-    <w:semiHidden/>
     <w:rsid w:val="004F1DF1"/>
     <w:rPr>
       <w:rFonts w:eastAsiaTheme="majorEastAsia" w:cstheme="majorBidi"/>
@@ -5502,7 +9818,6 @@
     <w:basedOn w:val="a0"/>
     <w:link w:val="7"/>
     <w:uiPriority w:val="9"/>
-    <w:semiHidden/>
     <w:rsid w:val="004F1DF1"/>
     <w:rPr>
       <w:rFonts w:eastAsiaTheme="majorEastAsia" w:cstheme="majorBidi"/>
@@ -5802,6 +10117,130 @@
       <w:color w:val="605E5C"/>
       <w:shd w:val="clear" w:color="auto" w:fill="E1DFDD"/>
     </w:rPr>
+  </w:style>
+  <w:style w:type="paragraph" w:styleId="af2">
+    <w:name w:val="TOC Heading"/>
+    <w:basedOn w:val="1"/>
+    <w:next w:val="a"/>
+    <w:uiPriority w:val="39"/>
+    <w:unhideWhenUsed/>
+    <w:qFormat/>
+    <w:rsid w:val="002018C0"/>
+    <w:pPr>
+      <w:spacing w:before="240" w:after="0" w:line="259" w:lineRule="auto"/>
+      <w:outlineLvl w:val="9"/>
+    </w:pPr>
+    <w:rPr>
+      <w:kern w:val="0"/>
+      <w:sz w:val="32"/>
+      <w:szCs w:val="32"/>
+      <w:lang w:eastAsia="ru-RU"/>
+      <w14:ligatures w14:val="none"/>
+    </w:rPr>
+  </w:style>
+  <w:style w:type="paragraph" w:styleId="11">
+    <w:name w:val="toc 1"/>
+    <w:basedOn w:val="a"/>
+    <w:next w:val="a"/>
+    <w:autoRedefine/>
+    <w:uiPriority w:val="39"/>
+    <w:unhideWhenUsed/>
+    <w:rsid w:val="002018C0"/>
+    <w:pPr>
+      <w:spacing w:after="100"/>
+    </w:pPr>
+  </w:style>
+  <w:style w:type="paragraph" w:styleId="23">
+    <w:name w:val="toc 2"/>
+    <w:basedOn w:val="a"/>
+    <w:next w:val="a"/>
+    <w:autoRedefine/>
+    <w:uiPriority w:val="39"/>
+    <w:unhideWhenUsed/>
+    <w:rsid w:val="002018C0"/>
+    <w:pPr>
+      <w:spacing w:after="100"/>
+      <w:ind w:left="240"/>
+    </w:pPr>
+  </w:style>
+  <w:style w:type="paragraph" w:styleId="31">
+    <w:name w:val="toc 3"/>
+    <w:basedOn w:val="a"/>
+    <w:next w:val="a"/>
+    <w:autoRedefine/>
+    <w:uiPriority w:val="39"/>
+    <w:unhideWhenUsed/>
+    <w:rsid w:val="002018C0"/>
+    <w:pPr>
+      <w:spacing w:after="100"/>
+      <w:ind w:left="480"/>
+    </w:pPr>
+  </w:style>
+  <w:style w:type="paragraph" w:styleId="41">
+    <w:name w:val="toc 4"/>
+    <w:basedOn w:val="a"/>
+    <w:next w:val="a"/>
+    <w:autoRedefine/>
+    <w:uiPriority w:val="39"/>
+    <w:unhideWhenUsed/>
+    <w:rsid w:val="002018C0"/>
+    <w:pPr>
+      <w:spacing w:after="100"/>
+      <w:ind w:left="720"/>
+    </w:pPr>
+  </w:style>
+  <w:style w:type="paragraph" w:styleId="51">
+    <w:name w:val="toc 5"/>
+    <w:basedOn w:val="a"/>
+    <w:next w:val="a"/>
+    <w:autoRedefine/>
+    <w:uiPriority w:val="39"/>
+    <w:unhideWhenUsed/>
+    <w:rsid w:val="002018C0"/>
+    <w:pPr>
+      <w:spacing w:after="100"/>
+      <w:ind w:left="960"/>
+    </w:pPr>
+  </w:style>
+  <w:style w:type="paragraph" w:styleId="61">
+    <w:name w:val="toc 6"/>
+    <w:basedOn w:val="a"/>
+    <w:next w:val="a"/>
+    <w:autoRedefine/>
+    <w:uiPriority w:val="39"/>
+    <w:unhideWhenUsed/>
+    <w:rsid w:val="002018C0"/>
+    <w:pPr>
+      <w:spacing w:after="100"/>
+      <w:ind w:left="1200"/>
+    </w:pPr>
+  </w:style>
+  <w:style w:type="paragraph" w:styleId="71">
+    <w:name w:val="toc 7"/>
+    <w:basedOn w:val="a"/>
+    <w:next w:val="a"/>
+    <w:autoRedefine/>
+    <w:uiPriority w:val="39"/>
+    <w:unhideWhenUsed/>
+    <w:rsid w:val="002018C0"/>
+    <w:pPr>
+      <w:spacing w:after="100"/>
+      <w:ind w:left="1440"/>
+    </w:pPr>
+  </w:style>
+  <w:style w:type="paragraph" w:styleId="91">
+    <w:name w:val="toc 9"/>
+    <w:basedOn w:val="a"/>
+    <w:next w:val="a"/>
+    <w:autoRedefine/>
+    <w:uiPriority w:val="39"/>
+    <w:semiHidden/>
+    <w:unhideWhenUsed/>
+    <w:rsid w:val="002018C0"/>
+    <w:pPr>
+      <w:spacing w:after="100"/>
+      <w:ind w:left="1920"/>
+    </w:pPr>
   </w:style>
 </w:styles>
 </file>
